--- a/flow/20230914_vu_template/drafts/2024-08-u/14-СР-Теодозія-передсвяття_Успення.docx
+++ b/flow/20230914_vu_template/drafts/2024-08-u/14-СР-Теодозія-передсвяття_Успення.docx
@@ -120,18 +120,45 @@
       </w:pPr>
       <w:r>
         <w:rPr>
-          <w:rFonts w:ascii="Times New Roman" w:hAnsi="Times New Roman" w:cs="Times New Roman"/>
-          <w:i/>
-          <w:color w:val="FF0000"/>
-          <w:sz w:val="24"/>
-          <w:szCs w:val="24"/>
+          <w:rFonts w:ascii="Times New Roman" w:hAnsi="Times New Roman"/>
+          <w:i/>
+          <w:color w:val="FF4400"/>
+          <w:sz w:val="24"/>
         </w:rPr>
         <w:t>Священик:</w:t>
       </w:r>
       <w:r>
         <w:rPr>
-          <w:rFonts w:ascii="Times New Roman" w:hAnsi="Times New Roman" w:cs="Times New Roman"/>
-          <w:color w:val="000000"/>
+          <w:rFonts w:ascii="Times New Roman" w:hAnsi="Times New Roman"/>
+          <w:sz w:val="24"/>
+        </w:rPr>
+        <w:t xml:space="preserve"> Благословенний Бог наш завжди, нині і повсякчас, і на віки віків.</w:t>
+      </w:r>
+    </w:p>
+    <w:p>
+      <w:pPr>
+        <w:spacing w:after="120"/>
+        <w:jc w:val="both"/>
+        <w:rPr>
+          <w:rFonts w:ascii="Times New Roman" w:hAnsi="Times New Roman" w:cs="Times New Roman"/>
+          <w:sz w:val="24"/>
+          <w:szCs w:val="24"/>
+        </w:rPr>
+      </w:pPr>
+      <w:r>
+        <w:rPr>
+          <w:rFonts w:ascii="Times New Roman" w:hAnsi="Times New Roman" w:cs="Times New Roman"/>
+          <w:i/>
+          <w:color w:val="FF0000"/>
+          <w:sz w:val="24"/>
+          <w:szCs w:val="24"/>
+        </w:rPr>
+        <w:t>Вірні:</w:t>
+      </w:r>
+      <w:r>
+        <w:rPr>
+          <w:rFonts w:ascii="Times New Roman" w:hAnsi="Times New Roman" w:cs="Times New Roman"/>
+          <w:color w:val="FF0000"/>
           <w:sz w:val="24"/>
           <w:szCs w:val="24"/>
         </w:rPr>
@@ -143,7 +170,218 @@
           <w:sz w:val="24"/>
           <w:szCs w:val="24"/>
         </w:rPr>
-        <w:t>Благословенний Бог наш завжди, нині і повсякчас, і на віки віків.</w:t>
+        <w:t>Амінь. Слава тобі, Боже наш, слава тобі.</w:t>
+      </w:r>
+    </w:p>
+    <w:p>
+      <w:pPr>
+        <w:spacing w:after="120"/>
+        <w:rPr>
+          <w:rFonts w:ascii="Times New Roman" w:hAnsi="Times New Roman" w:cs="Times New Roman"/>
+        </w:rPr>
+      </w:pPr>
+      <w:r>
+        <w:rPr>
+          <w:rFonts w:ascii="Times New Roman" w:hAnsi="Times New Roman" w:cs="Times New Roman"/>
+          <w:sz w:val="24"/>
+          <w:szCs w:val="24"/>
+        </w:rPr>
+        <w:t>Ца́рю небе́сний, утіши́телю, Ду́ше íстини,* що всю́ди єси́ і все наповня́єш,* скарбни́це благ і життя́ пода́телю,* прийди́, і всели́ся в нас,*</w:t>
+      </w:r>
+      <w:r>
+        <w:rPr>
+          <w:rFonts w:ascii="Times New Roman" w:hAnsi="Times New Roman" w:cs="Times New Roman"/>
+          <w:sz w:val="24"/>
+          <w:szCs w:val="24"/>
+        </w:rPr>
+        <w:t xml:space="preserve"> і очи́сти нас від уся́кої скве́рни,* і спаси́, благи́й, ду́ші на́ші.</w:t>
+      </w:r>
+    </w:p>
+    <w:p>
+      <w:pPr>
+        <w:pStyle w:val="a"/>
+        <w:spacing w:after="120"/>
+      </w:pPr>
+      <w:r>
+        <w:rPr>
+          <w:rFonts w:ascii="Times New Roman" w:hAnsi="Times New Roman"/>
+          <w:sz w:val="24"/>
+        </w:rPr>
+        <w:t xml:space="preserve">Святий Боже, святий Кріпкий, святий Безсмертний, помилуй нас. </w:t>
+      </w:r>
+      <w:r>
+        <w:rPr>
+          <w:rFonts w:ascii="Times New Roman" w:hAnsi="Times New Roman"/>
+          <w:i/>
+          <w:color w:val="FF0000"/>
+          <w:sz w:val="24"/>
+        </w:rPr>
+        <w:t>(3 р.)</w:t>
+      </w:r>
+    </w:p>
+    <w:p>
+      <w:pPr>
+        <w:pStyle w:val="a"/>
+        <w:spacing w:after="120"/>
+      </w:pPr>
+      <w:r>
+        <w:rPr>
+          <w:rFonts w:ascii="Times New Roman" w:hAnsi="Times New Roman"/>
+          <w:sz w:val="24"/>
+        </w:rPr>
+        <w:t>Слава Отцю, і Сину, і Святому Духові,* і нині і повсякчас, і на віки віків. Амінь.</w:t>
+      </w:r>
+    </w:p>
+    <w:p>
+      <w:pPr>
+        <w:spacing w:after="120"/>
+        <w:jc w:val="both"/>
+        <w:rPr>
+          <w:rFonts w:ascii="Times New Roman" w:hAnsi="Times New Roman" w:cs="Times New Roman"/>
+          <w:sz w:val="24"/>
+          <w:szCs w:val="24"/>
+        </w:rPr>
+      </w:pPr>
+      <w:r>
+        <w:rPr>
+          <w:rFonts w:ascii="Times New Roman" w:hAnsi="Times New Roman" w:cs="Times New Roman"/>
+          <w:sz w:val="24"/>
+          <w:szCs w:val="24"/>
+        </w:rPr>
+        <w:t>Пресвята Тройце, помилуй нас;* Гос</w:t>
+      </w:r>
+      <w:r>
+        <w:rPr>
+          <w:rFonts w:ascii="Times New Roman" w:hAnsi="Times New Roman" w:cs="Times New Roman"/>
+          <w:sz w:val="24"/>
+          <w:szCs w:val="24"/>
+        </w:rPr>
+        <w:t>поди, очисти гріхи наші;* Владико, прости беззаконня наші;* Святий, завітай і зціли немочі наші імени твого ради.</w:t>
+      </w:r>
+    </w:p>
+    <w:p>
+      <w:pPr>
+        <w:pStyle w:val="a"/>
+        <w:spacing w:after="120"/>
+      </w:pPr>
+      <w:r>
+        <w:rPr>
+          <w:rFonts w:ascii="Times New Roman" w:hAnsi="Times New Roman"/>
+          <w:sz w:val="24"/>
+        </w:rPr>
+        <w:t>Господи, помилуй</w:t>
+      </w:r>
+      <w:r>
+        <w:rPr>
+          <w:rFonts w:ascii="Times New Roman" w:hAnsi="Times New Roman"/>
+          <w:sz w:val="24"/>
+        </w:rPr>
+        <w:t>.</w:t>
+      </w:r>
+      <w:r>
+        <w:rPr>
+          <w:rFonts w:ascii="Times New Roman" w:hAnsi="Times New Roman"/>
+          <w:sz w:val="24"/>
+        </w:rPr>
+        <w:t xml:space="preserve"> </w:t>
+      </w:r>
+      <w:r>
+        <w:rPr>
+          <w:rFonts w:ascii="Times New Roman" w:hAnsi="Times New Roman"/>
+          <w:i/>
+          <w:color w:val="FF0000"/>
+          <w:sz w:val="24"/>
+        </w:rPr>
+        <w:t>(3 р.)</w:t>
+      </w:r>
+    </w:p>
+    <w:p>
+      <w:pPr>
+        <w:spacing w:after="120"/>
+        <w:jc w:val="both"/>
+        <w:rPr>
+          <w:rFonts w:ascii="Times New Roman" w:hAnsi="Times New Roman" w:cs="Times New Roman"/>
+          <w:sz w:val="24"/>
+          <w:szCs w:val="24"/>
+        </w:rPr>
+      </w:pPr>
+      <w:r>
+        <w:rPr>
+          <w:rFonts w:ascii="Times New Roman" w:hAnsi="Times New Roman" w:cs="Times New Roman"/>
+          <w:sz w:val="24"/>
+          <w:szCs w:val="24"/>
+        </w:rPr>
+        <w:t>Слава Отцю, і Сину, і Святому Духові. І</w:t>
+      </w:r>
+      <w:r>
+        <w:rPr>
+          <w:rFonts w:ascii="Times New Roman" w:hAnsi="Times New Roman" w:cs="Times New Roman"/>
+          <w:b/>
+          <w:sz w:val="24"/>
+          <w:szCs w:val="24"/>
+        </w:rPr>
+        <w:t xml:space="preserve"> </w:t>
+      </w:r>
+      <w:r>
+        <w:rPr>
+          <w:rFonts w:ascii="Times New Roman" w:hAnsi="Times New Roman" w:cs="Times New Roman"/>
+          <w:sz w:val="24"/>
+          <w:szCs w:val="24"/>
+        </w:rPr>
+        <w:t>нині і повсякчас, і на віки віків. Амінь.</w:t>
+      </w:r>
+    </w:p>
+    <w:p>
+      <w:pPr>
+        <w:spacing w:after="120"/>
+        <w:jc w:val="both"/>
+        <w:rPr>
+          <w:rFonts w:ascii="Times New Roman" w:hAnsi="Times New Roman" w:cs="Times New Roman"/>
+          <w:sz w:val="24"/>
+          <w:szCs w:val="24"/>
+        </w:rPr>
+      </w:pPr>
+      <w:r>
+        <w:rPr>
+          <w:rFonts w:ascii="Times New Roman" w:hAnsi="Times New Roman" w:cs="Times New Roman"/>
+          <w:sz w:val="24"/>
+          <w:szCs w:val="24"/>
+        </w:rPr>
+        <w:t>Отче наш, що єси на небесах,* нехай святиться ім’я твоє,* нехай прийде царство твоє,* нехай буде воля твоя, як на небі, так і на землі.* Хліб наш насущний дай нам сьогодні,* і прости нам провини наші,* як і ми прощаємо винуватцям нашим,* і не введи нас у с</w:t>
+      </w:r>
+      <w:r>
+        <w:rPr>
+          <w:rFonts w:ascii="Times New Roman" w:hAnsi="Times New Roman" w:cs="Times New Roman"/>
+          <w:sz w:val="24"/>
+          <w:szCs w:val="24"/>
+        </w:rPr>
+        <w:t>покусу,* але визволи нас від лукавого.</w:t>
+      </w:r>
+    </w:p>
+    <w:p>
+      <w:pPr>
+        <w:spacing w:after="120"/>
+        <w:rPr>
+          <w:rFonts w:ascii="Times New Roman" w:hAnsi="Times New Roman" w:cs="Times New Roman"/>
+        </w:rPr>
+      </w:pPr>
+      <w:r>
+        <w:rPr>
+          <w:rFonts w:ascii="Times New Roman" w:hAnsi="Times New Roman" w:cs="Times New Roman"/>
+          <w:i/>
+          <w:color w:val="FF0000"/>
+          <w:sz w:val="24"/>
+          <w:szCs w:val="24"/>
+        </w:rPr>
+        <w:t>Священник:</w:t>
+      </w:r>
+      <w:r>
+        <w:rPr>
+          <w:rFonts w:ascii="Times New Roman" w:hAnsi="Times New Roman" w:cs="Times New Roman"/>
+          <w:sz w:val="24"/>
+          <w:szCs w:val="24"/>
+        </w:rPr>
+        <w:t xml:space="preserve"> Бо Твоє є царство, і сила, і слава, Отця, і Сина, і Святого Духа, нині, і повсякчас, і на віки віків.</w:t>
       </w:r>
     </w:p>
     <w:p>
@@ -181,280 +419,6 @@
           <w:sz w:val="24"/>
           <w:szCs w:val="24"/>
         </w:rPr>
-        <w:t>Амінь. Слава тобі, Боже наш, слава тобі.</w:t>
-      </w:r>
-    </w:p>
-    <w:p>
-      <w:pPr>
-        <w:spacing w:after="120"/>
-        <w:rPr>
-          <w:rFonts w:ascii="Times New Roman" w:hAnsi="Times New Roman" w:cs="Times New Roman"/>
-        </w:rPr>
-      </w:pPr>
-      <w:r>
-        <w:rPr>
-          <w:rFonts w:ascii="Times New Roman" w:hAnsi="Times New Roman" w:cs="Times New Roman"/>
-          <w:sz w:val="24"/>
-          <w:szCs w:val="24"/>
-        </w:rPr>
-        <w:t>Ца́рю небе́сний, утіши́телю, Ду́ше íстини,* що всю́ди єси́ і все наповня́єш,* скарбни́це благ і життя́ пода́телю,* прийди́, і всели́ся в нас,*</w:t>
-      </w:r>
-      <w:r>
-        <w:rPr>
-          <w:rFonts w:ascii="Times New Roman" w:hAnsi="Times New Roman" w:cs="Times New Roman"/>
-          <w:sz w:val="24"/>
-          <w:szCs w:val="24"/>
-        </w:rPr>
-        <w:t xml:space="preserve"> і очи́сти нас від уся́кої скве́рни,* і спаси́, благи́й, ду́ші на́ші.</w:t>
-      </w:r>
-    </w:p>
-    <w:p>
-      <w:pPr>
-        <w:spacing w:after="120"/>
-        <w:jc w:val="both"/>
-        <w:rPr>
-          <w:rFonts w:ascii="Times New Roman" w:hAnsi="Times New Roman" w:cs="Times New Roman"/>
-          <w:sz w:val="24"/>
-          <w:szCs w:val="24"/>
-        </w:rPr>
-      </w:pPr>
-      <w:r>
-        <w:rPr>
-          <w:rFonts w:ascii="Times New Roman" w:hAnsi="Times New Roman" w:cs="Times New Roman"/>
-          <w:sz w:val="24"/>
-          <w:szCs w:val="24"/>
-        </w:rPr>
-        <w:t xml:space="preserve">Святий Боже, святий Кріпкий, святий Безсмертний, помилуй нас </w:t>
-      </w:r>
-      <w:r>
-        <w:rPr>
-          <w:rFonts w:ascii="Times New Roman" w:hAnsi="Times New Roman" w:cs="Times New Roman"/>
-          <w:i/>
-          <w:color w:val="FF0000"/>
-          <w:sz w:val="24"/>
-          <w:szCs w:val="24"/>
-        </w:rPr>
-        <w:t>(3 р.)</w:t>
-      </w:r>
-      <w:r>
-        <w:rPr>
-          <w:rFonts w:ascii="Times New Roman" w:hAnsi="Times New Roman" w:cs="Times New Roman"/>
-          <w:i/>
-          <w:sz w:val="24"/>
-          <w:szCs w:val="24"/>
-        </w:rPr>
-        <w:t>.</w:t>
-      </w:r>
-    </w:p>
-    <w:p>
-      <w:pPr>
-        <w:spacing w:after="120"/>
-        <w:jc w:val="both"/>
-        <w:rPr>
-          <w:rFonts w:ascii="Times New Roman" w:hAnsi="Times New Roman" w:cs="Times New Roman"/>
-          <w:sz w:val="24"/>
-          <w:szCs w:val="24"/>
-        </w:rPr>
-      </w:pPr>
-      <w:r>
-        <w:rPr>
-          <w:rFonts w:ascii="Times New Roman" w:hAnsi="Times New Roman" w:cs="Times New Roman"/>
-          <w:sz w:val="24"/>
-          <w:szCs w:val="24"/>
-        </w:rPr>
-        <w:t>Слава Отцю, і Сину, і Святому Духові,* і нині і повсякчас, і на віки віків. Амінь.</w:t>
-      </w:r>
-    </w:p>
-    <w:p>
-      <w:pPr>
-        <w:spacing w:after="120"/>
-        <w:jc w:val="both"/>
-        <w:rPr>
-          <w:rFonts w:ascii="Times New Roman" w:hAnsi="Times New Roman" w:cs="Times New Roman"/>
-          <w:sz w:val="24"/>
-          <w:szCs w:val="24"/>
-        </w:rPr>
-      </w:pPr>
-      <w:r>
-        <w:rPr>
-          <w:rFonts w:ascii="Times New Roman" w:hAnsi="Times New Roman" w:cs="Times New Roman"/>
-          <w:sz w:val="24"/>
-          <w:szCs w:val="24"/>
-        </w:rPr>
-        <w:t>Пресвята Тройце, помилуй нас;* Гос</w:t>
-      </w:r>
-      <w:r>
-        <w:rPr>
-          <w:rFonts w:ascii="Times New Roman" w:hAnsi="Times New Roman" w:cs="Times New Roman"/>
-          <w:sz w:val="24"/>
-          <w:szCs w:val="24"/>
-        </w:rPr>
-        <w:t>поди, очисти гріхи наші;* Владико, прости беззаконня наші;* Святий, завітай і зціли немочі наші імени твого ради.</w:t>
-      </w:r>
-    </w:p>
-    <w:p>
-      <w:pPr>
-        <w:spacing w:after="120"/>
-        <w:jc w:val="both"/>
-        <w:rPr>
-          <w:rFonts w:ascii="Times New Roman" w:hAnsi="Times New Roman" w:cs="Times New Roman"/>
-          <w:i/>
-          <w:sz w:val="24"/>
-          <w:szCs w:val="24"/>
-        </w:rPr>
-      </w:pPr>
-      <w:r>
-        <w:rPr>
-          <w:rFonts w:ascii="Times New Roman" w:hAnsi="Times New Roman" w:cs="Times New Roman"/>
-          <w:sz w:val="24"/>
-          <w:szCs w:val="24"/>
-        </w:rPr>
-        <w:t xml:space="preserve">Господи, помилуй </w:t>
-      </w:r>
-      <w:r>
-        <w:rPr>
-          <w:rFonts w:ascii="Times New Roman" w:hAnsi="Times New Roman" w:cs="Times New Roman"/>
-          <w:i/>
-          <w:color w:val="FF0000"/>
-          <w:sz w:val="24"/>
-          <w:szCs w:val="24"/>
-        </w:rPr>
-        <w:t>(3 р.)</w:t>
-      </w:r>
-      <w:r>
-        <w:rPr>
-          <w:rFonts w:ascii="Times New Roman" w:hAnsi="Times New Roman" w:cs="Times New Roman"/>
-          <w:i/>
-          <w:sz w:val="24"/>
-          <w:szCs w:val="24"/>
-        </w:rPr>
-        <w:t>.</w:t>
-      </w:r>
-    </w:p>
-    <w:p>
-      <w:pPr>
-        <w:spacing w:after="120"/>
-        <w:jc w:val="both"/>
-        <w:rPr>
-          <w:rFonts w:ascii="Times New Roman" w:hAnsi="Times New Roman" w:cs="Times New Roman"/>
-          <w:sz w:val="24"/>
-          <w:szCs w:val="24"/>
-        </w:rPr>
-      </w:pPr>
-      <w:r>
-        <w:rPr>
-          <w:rFonts w:ascii="Times New Roman" w:hAnsi="Times New Roman" w:cs="Times New Roman"/>
-          <w:sz w:val="24"/>
-          <w:szCs w:val="24"/>
-        </w:rPr>
-        <w:t>Слава Отцю, і Сину, і Святому Духові. І</w:t>
-      </w:r>
-      <w:r>
-        <w:rPr>
-          <w:rFonts w:ascii="Times New Roman" w:hAnsi="Times New Roman" w:cs="Times New Roman"/>
-          <w:b/>
-          <w:sz w:val="24"/>
-          <w:szCs w:val="24"/>
-        </w:rPr>
-        <w:t xml:space="preserve"> </w:t>
-      </w:r>
-      <w:r>
-        <w:rPr>
-          <w:rFonts w:ascii="Times New Roman" w:hAnsi="Times New Roman" w:cs="Times New Roman"/>
-          <w:sz w:val="24"/>
-          <w:szCs w:val="24"/>
-        </w:rPr>
-        <w:t>нині і повсякчас, і на віки віків. Амінь.</w:t>
-      </w:r>
-    </w:p>
-    <w:p>
-      <w:pPr>
-        <w:spacing w:after="120"/>
-        <w:jc w:val="both"/>
-        <w:rPr>
-          <w:rFonts w:ascii="Times New Roman" w:hAnsi="Times New Roman" w:cs="Times New Roman"/>
-          <w:sz w:val="24"/>
-          <w:szCs w:val="24"/>
-        </w:rPr>
-      </w:pPr>
-      <w:r>
-        <w:rPr>
-          <w:rFonts w:ascii="Times New Roman" w:hAnsi="Times New Roman" w:cs="Times New Roman"/>
-          <w:sz w:val="24"/>
-          <w:szCs w:val="24"/>
-        </w:rPr>
-        <w:t>Отче наш, що єси на небесах,* нехай святиться ім’я твоє,* нехай прийде царство твоє,* нехай буде воля твоя, як на небі, так і на землі.* Хліб наш насущний дай нам сьогодні,* і прости нам провини наші,* як і ми прощаємо винуватцям нашим,* і не введи нас у с</w:t>
-      </w:r>
-      <w:r>
-        <w:rPr>
-          <w:rFonts w:ascii="Times New Roman" w:hAnsi="Times New Roman" w:cs="Times New Roman"/>
-          <w:sz w:val="24"/>
-          <w:szCs w:val="24"/>
-        </w:rPr>
-        <w:t>покусу,* але визволи нас від лукавого.</w:t>
-      </w:r>
-    </w:p>
-    <w:p>
-      <w:pPr>
-        <w:spacing w:after="120"/>
-        <w:rPr>
-          <w:rFonts w:ascii="Times New Roman" w:hAnsi="Times New Roman" w:cs="Times New Roman"/>
-        </w:rPr>
-      </w:pPr>
-      <w:r>
-        <w:rPr>
-          <w:rFonts w:ascii="Times New Roman" w:hAnsi="Times New Roman" w:cs="Times New Roman"/>
-          <w:i/>
-          <w:color w:val="FF0000"/>
-          <w:sz w:val="24"/>
-          <w:szCs w:val="24"/>
-        </w:rPr>
-        <w:t>Священник:</w:t>
-      </w:r>
-      <w:r>
-        <w:rPr>
-          <w:rFonts w:ascii="Times New Roman" w:hAnsi="Times New Roman" w:cs="Times New Roman"/>
-          <w:sz w:val="24"/>
-          <w:szCs w:val="24"/>
-        </w:rPr>
-        <w:t xml:space="preserve"> Бо Твоє є царство, і сила, і слава, Отця, і Сина, і Святого Духа, нині, і повсякчас, і на віки віків.</w:t>
-      </w:r>
-    </w:p>
-    <w:p>
-      <w:pPr>
-        <w:spacing w:after="120"/>
-        <w:jc w:val="both"/>
-        <w:rPr>
-          <w:rFonts w:ascii="Times New Roman" w:hAnsi="Times New Roman" w:cs="Times New Roman"/>
-          <w:sz w:val="24"/>
-          <w:szCs w:val="24"/>
-        </w:rPr>
-      </w:pPr>
-      <w:r>
-        <w:rPr>
-          <w:rFonts w:ascii="Times New Roman" w:hAnsi="Times New Roman" w:cs="Times New Roman"/>
-          <w:i/>
-          <w:color w:val="FF0000"/>
-          <w:sz w:val="24"/>
-          <w:szCs w:val="24"/>
-        </w:rPr>
-        <w:t>Вірні:</w:t>
-      </w:r>
-      <w:r>
-        <w:rPr>
-          <w:rFonts w:ascii="Times New Roman" w:hAnsi="Times New Roman" w:cs="Times New Roman"/>
-          <w:color w:val="FF0000"/>
-          <w:sz w:val="24"/>
-          <w:szCs w:val="24"/>
-        </w:rPr>
-        <w:t xml:space="preserve"> </w:t>
-      </w:r>
-      <w:r>
-        <w:rPr>
-          <w:rFonts w:ascii="Times New Roman" w:hAnsi="Times New Roman" w:cs="Times New Roman"/>
-          <w:sz w:val="24"/>
-          <w:szCs w:val="24"/>
-        </w:rPr>
         <w:t xml:space="preserve">Амінь. Господи, помилуй </w:t>
       </w:r>
       <w:r>
@@ -465,7 +429,7 @@
           <w:sz w:val="24"/>
           <w:szCs w:val="24"/>
         </w:rPr>
-        <w:t>(12 р.)</w:t>
+        <w:t>(12 р.)</w:t>
       </w:r>
       <w:r>
         <w:rPr>
@@ -4697,7 +4661,7 @@
           <w:sz w:val="24"/>
           <w:szCs w:val="24"/>
         </w:rPr>
-        <w:t> Господи щедрий і милосердний, довготерпеливий і многомилостивий! Вислухай молитви наші і зверни увагу на голос моління нашого і яви нам знак милости твоєї, наведи нас на дорогу тво</w:t>
+        <w:t xml:space="preserve"> Господи щедрий і милосердний, довготерпеливий і многомилостивий! Вислухай молитви наші і зверни увагу на голос моління нашого і яви нам знак милости твоєї, наведи нас на дорогу тво</w:t>
       </w:r>
       <w:r>
         <w:rPr>
@@ -4733,7 +4697,7 @@
           <w:sz w:val="24"/>
           <w:szCs w:val="24"/>
         </w:rPr>
-        <w:t>2. </w:t>
+        <w:t xml:space="preserve">2. </w:t>
       </w:r>
       <w:r>
         <w:rPr>
@@ -4785,7 +4749,7 @@
           <w:sz w:val="24"/>
           <w:szCs w:val="24"/>
         </w:rPr>
-        <w:t> Господи, Боже наш! Згадай нас грішних і недостойних слуг твоїх, коли призиваємо святе ім'я твоє, і не осороми нас, коли очікуєм</w:t>
+        <w:t xml:space="preserve"> Господи, Боже наш! Згадай нас грішних і недостойних слуг твоїх, коли призиваємо святе ім'я твоє, і не осороми нас, коли очікуєм</w:t>
       </w:r>
       <w:r>
         <w:rPr>
@@ -4821,7 +4785,7 @@
           <w:sz w:val="24"/>
           <w:szCs w:val="24"/>
         </w:rPr>
-        <w:t>4. </w:t>
+        <w:t xml:space="preserve">4. </w:t>
       </w:r>
       <w:r>
         <w:rPr>
@@ -4865,7 +4829,7 @@
           <w:sz w:val="24"/>
           <w:szCs w:val="24"/>
         </w:rPr>
-        <w:t> Благословенний ти, Господи Боже, Вседержителю,</w:t>
+        <w:t xml:space="preserve"> Благословенний ти, Господи Боже, Вседержителю,</w:t>
       </w:r>
       <w:r>
         <w:rPr>
@@ -4909,7 +4873,7 @@
           <w:sz w:val="24"/>
           <w:szCs w:val="24"/>
         </w:rPr>
-        <w:t> Господи, Господи, що пречистою твоєю долонею в</w:t>
+        <w:t xml:space="preserve"> Господи, Господи, що пречистою твоєю долонею в</w:t>
       </w:r>
       <w:r>
         <w:rPr>
@@ -4953,7 +4917,7 @@
           <w:sz w:val="24"/>
           <w:szCs w:val="24"/>
         </w:rPr>
-        <w:t> Боже великий і дивний, що несказанною добрістю і бага</w:t>
+        <w:t xml:space="preserve"> Боже великий і дивний, що несказанною добрістю і бага</w:t>
       </w:r>
       <w:r>
         <w:rPr>
@@ -4997,7 +4961,7 @@
           <w:sz w:val="24"/>
           <w:szCs w:val="24"/>
         </w:rPr>
-        <w:t> Боже великий і вишній, в тебе одного є безсмертність і в світлі живеш недоступнім. Ти все створіння мудро створив, відок</w:t>
+        <w:t xml:space="preserve"> Боже великий і вишній, в тебе одного є безсмертність і в світлі живеш недоступнім. Ти все створіння мудро створив, відок</w:t>
       </w:r>
       <w:r>
         <w:rPr>
@@ -7076,7 +7040,7 @@
           <w:color w:val="FF0000"/>
           <w:sz w:val="24"/>
         </w:rPr>
-        <w:t>(3 р.)</w:t>
+        <w:t>(3 р.)</w:t>
       </w:r>
     </w:p>
     <w:p>
@@ -8106,393 +8070,1778 @@
     </w:p>
     <w:p>
       <w:pPr>
-        <w:spacing w:after="120"/>
-        <w:jc w:val="both"/>
-        <w:rPr>
-          <w:rFonts w:ascii="Times New Roman" w:hAnsi="Times New Roman" w:cs="Times New Roman"/>
-          <w:sz w:val="24"/>
-          <w:szCs w:val="24"/>
-        </w:rPr>
-      </w:pPr>
-      <w:r>
-        <w:rPr>
-          <w:rFonts w:ascii="Times New Roman" w:eastAsia="Gungsuh" w:hAnsi="Times New Roman" w:cs="Times New Roman"/>
-          <w:sz w:val="24"/>
-          <w:szCs w:val="24"/>
-        </w:rPr>
-        <w:t>Постав, Господи, моїм устам сторожу;* до дверей губ моїх − варту!</w:t>
-      </w:r>
-    </w:p>
-    <w:p>
-      <w:pPr>
-        <w:spacing w:after="120"/>
-        <w:jc w:val="both"/>
-        <w:rPr>
-          <w:rFonts w:ascii="Times New Roman" w:hAnsi="Times New Roman" w:cs="Times New Roman"/>
-          <w:sz w:val="24"/>
-          <w:szCs w:val="24"/>
-        </w:rPr>
-      </w:pPr>
-      <w:r>
-        <w:rPr>
-          <w:rFonts w:ascii="Times New Roman" w:hAnsi="Times New Roman" w:cs="Times New Roman"/>
-          <w:sz w:val="24"/>
-          <w:szCs w:val="24"/>
-        </w:rPr>
-        <w:t>Не дай схилитися серцеві моєму* до чогось злого.</w:t>
-      </w:r>
-    </w:p>
-    <w:p>
-      <w:pPr>
-        <w:spacing w:after="120"/>
-        <w:jc w:val="both"/>
-        <w:rPr>
-          <w:rFonts w:ascii="Times New Roman" w:hAnsi="Times New Roman" w:cs="Times New Roman"/>
-          <w:sz w:val="24"/>
-          <w:szCs w:val="24"/>
-        </w:rPr>
-      </w:pPr>
-      <w:r>
-        <w:rPr>
-          <w:rFonts w:ascii="Times New Roman" w:hAnsi="Times New Roman" w:cs="Times New Roman"/>
-          <w:sz w:val="24"/>
-          <w:szCs w:val="24"/>
-        </w:rPr>
-        <w:t>Ані чинити лихі вчинки з людьми, що творять беззаконня,* – ні ласощів їхніх я не хочу їсти.</w:t>
-      </w:r>
-    </w:p>
-    <w:p>
-      <w:pPr>
-        <w:spacing w:after="120"/>
-        <w:jc w:val="both"/>
-        <w:rPr>
-          <w:rFonts w:ascii="Times New Roman" w:hAnsi="Times New Roman" w:cs="Times New Roman"/>
-          <w:sz w:val="24"/>
-          <w:szCs w:val="24"/>
-        </w:rPr>
-      </w:pPr>
-      <w:r>
-        <w:rPr>
-          <w:rFonts w:ascii="Times New Roman" w:hAnsi="Times New Roman" w:cs="Times New Roman"/>
-          <w:sz w:val="24"/>
-          <w:szCs w:val="24"/>
-        </w:rPr>
-        <w:t>Нехай праведник по-доброму б'є мене й виправляє</w:t>
-      </w:r>
-      <w:r>
-        <w:rPr>
-          <w:rFonts w:ascii="Times New Roman" w:hAnsi="Times New Roman" w:cs="Times New Roman"/>
-          <w:sz w:val="24"/>
-          <w:szCs w:val="24"/>
-        </w:rPr>
-        <w:t>,* а олія грішного нехай не намастить голови моєї.</w:t>
-      </w:r>
-    </w:p>
-    <w:p>
-      <w:pPr>
-        <w:spacing w:after="120"/>
-        <w:jc w:val="both"/>
-        <w:rPr>
-          <w:rFonts w:ascii="Times New Roman" w:hAnsi="Times New Roman" w:cs="Times New Roman"/>
-          <w:sz w:val="24"/>
-          <w:szCs w:val="24"/>
-        </w:rPr>
-      </w:pPr>
-      <w:r>
-        <w:rPr>
-          <w:rFonts w:ascii="Times New Roman" w:hAnsi="Times New Roman" w:cs="Times New Roman"/>
-          <w:sz w:val="24"/>
-          <w:szCs w:val="24"/>
-        </w:rPr>
-        <w:t>Я все-таки молитимусь,* незважаючи на їхні злі вчинки.</w:t>
-      </w:r>
-    </w:p>
-    <w:p>
-      <w:pPr>
-        <w:spacing w:after="120"/>
-        <w:jc w:val="both"/>
-        <w:rPr>
-          <w:rFonts w:ascii="Times New Roman" w:hAnsi="Times New Roman" w:cs="Times New Roman"/>
-          <w:sz w:val="24"/>
-          <w:szCs w:val="24"/>
-        </w:rPr>
-      </w:pPr>
-      <w:r>
-        <w:rPr>
-          <w:rFonts w:ascii="Times New Roman" w:hAnsi="Times New Roman" w:cs="Times New Roman"/>
-          <w:sz w:val="24"/>
-          <w:szCs w:val="24"/>
-        </w:rPr>
-        <w:t>Якщо суддів їхніх скинуть в ущелини скелі,* то почують, що слова мої любі.</w:t>
-      </w:r>
-    </w:p>
-    <w:p>
-      <w:pPr>
-        <w:spacing w:after="120"/>
-        <w:jc w:val="both"/>
-        <w:rPr>
-          <w:rFonts w:ascii="Times New Roman" w:hAnsi="Times New Roman" w:cs="Times New Roman"/>
-          <w:sz w:val="24"/>
-          <w:szCs w:val="24"/>
-        </w:rPr>
-      </w:pPr>
-      <w:r>
-        <w:rPr>
-          <w:rFonts w:ascii="Times New Roman" w:hAnsi="Times New Roman" w:cs="Times New Roman"/>
-          <w:sz w:val="24"/>
-          <w:szCs w:val="24"/>
-        </w:rPr>
-        <w:t>Немовби хтось розбив і розрив землю,* розкидано їхні кості перед адом.</w:t>
-      </w:r>
-    </w:p>
-    <w:p>
-      <w:pPr>
-        <w:spacing w:after="120"/>
-        <w:jc w:val="both"/>
-        <w:rPr>
-          <w:rFonts w:ascii="Times New Roman" w:hAnsi="Times New Roman" w:cs="Times New Roman"/>
-          <w:sz w:val="24"/>
-          <w:szCs w:val="24"/>
-        </w:rPr>
-      </w:pPr>
-      <w:r>
-        <w:rPr>
-          <w:rFonts w:ascii="Times New Roman" w:hAnsi="Times New Roman" w:cs="Times New Roman"/>
-          <w:sz w:val="24"/>
-          <w:szCs w:val="24"/>
-        </w:rPr>
-        <w:t>Бо до тебе, Господи, мій Боже, мої очі;* до тебе прибігаю, не губи душі моєї.</w:t>
-      </w:r>
-    </w:p>
-    <w:p>
-      <w:pPr>
-        <w:spacing w:after="120"/>
-        <w:jc w:val="both"/>
-        <w:rPr>
-          <w:rFonts w:ascii="Times New Roman" w:hAnsi="Times New Roman" w:cs="Times New Roman"/>
-          <w:sz w:val="24"/>
-          <w:szCs w:val="24"/>
-        </w:rPr>
-      </w:pPr>
-      <w:r>
-        <w:rPr>
-          <w:rFonts w:ascii="Times New Roman" w:hAnsi="Times New Roman" w:cs="Times New Roman"/>
-          <w:sz w:val="24"/>
-          <w:szCs w:val="24"/>
-        </w:rPr>
-        <w:t>Збережи мене від петлі, що її наставили на мене,* і від сильця тих, що творять беззаконня.</w:t>
-      </w:r>
-    </w:p>
-    <w:p>
-      <w:pPr>
-        <w:spacing w:after="120"/>
-        <w:jc w:val="both"/>
-        <w:rPr>
-          <w:rFonts w:ascii="Times New Roman" w:hAnsi="Times New Roman" w:cs="Times New Roman"/>
-          <w:sz w:val="24"/>
-          <w:szCs w:val="24"/>
-        </w:rPr>
-      </w:pPr>
-      <w:r>
-        <w:rPr>
-          <w:rFonts w:ascii="Times New Roman" w:hAnsi="Times New Roman" w:cs="Times New Roman"/>
-          <w:sz w:val="24"/>
-          <w:szCs w:val="24"/>
-        </w:rPr>
-        <w:t>Нехай грішники в</w:t>
-      </w:r>
-      <w:r>
-        <w:rPr>
-          <w:rFonts w:ascii="Times New Roman" w:hAnsi="Times New Roman" w:cs="Times New Roman"/>
-          <w:sz w:val="24"/>
-          <w:szCs w:val="24"/>
-        </w:rPr>
-        <w:t>падуть у власні сіті всі разом,* а я пройду безпечно.</w:t>
-      </w:r>
-    </w:p>
-    <w:p>
-      <w:pPr>
-        <w:spacing w:after="120"/>
-        <w:jc w:val="center"/>
-        <w:rPr>
-          <w:rFonts w:ascii="Times New Roman" w:hAnsi="Times New Roman" w:cs="Times New Roman"/>
+        <w:pStyle w:val="a"/>
+        <w:spacing w:after="120"/>
+      </w:pPr>
+      <w:r>
+        <w:rPr>
+          <w:rFonts w:ascii="Times New Roman" w:hAnsi="Times New Roman"/>
+          <w:sz w:val="24"/>
+        </w:rPr>
+        <w:t>Поста́в</w:t>
+      </w:r>
+      <w:r>
+        <w:rPr>
+          <w:rFonts w:ascii="Times New Roman" w:hAnsi="Times New Roman"/>
+          <w:sz w:val="24"/>
+        </w:rPr>
+        <w:t xml:space="preserve">, </w:t>
+      </w:r>
+      <w:r>
+        <w:rPr>
+          <w:rFonts w:ascii="Times New Roman" w:hAnsi="Times New Roman"/>
+          <w:sz w:val="24"/>
+        </w:rPr>
+        <w:t>Го́споди</w:t>
+      </w:r>
+      <w:r>
+        <w:rPr>
+          <w:rFonts w:ascii="Times New Roman" w:hAnsi="Times New Roman"/>
+          <w:sz w:val="24"/>
+        </w:rPr>
+        <w:t xml:space="preserve">, </w:t>
+      </w:r>
+      <w:r>
+        <w:rPr>
+          <w:rFonts w:ascii="Times New Roman" w:hAnsi="Times New Roman"/>
+          <w:sz w:val="24"/>
+        </w:rPr>
+        <w:t>мої́м</w:t>
+      </w:r>
+      <w:r>
+        <w:rPr>
+          <w:rFonts w:ascii="Times New Roman" w:hAnsi="Times New Roman"/>
+          <w:sz w:val="24"/>
+        </w:rPr>
+        <w:t xml:space="preserve"> </w:t>
+      </w:r>
+      <w:r>
+        <w:rPr>
+          <w:rFonts w:ascii="Times New Roman" w:hAnsi="Times New Roman"/>
+          <w:sz w:val="24"/>
+        </w:rPr>
+        <w:t>уста́м</w:t>
+      </w:r>
+      <w:r>
+        <w:rPr>
+          <w:rFonts w:ascii="Times New Roman" w:hAnsi="Times New Roman"/>
+          <w:sz w:val="24"/>
+        </w:rPr>
+        <w:t xml:space="preserve"> </w:t>
+      </w:r>
+      <w:r>
+        <w:rPr>
+          <w:rFonts w:ascii="Times New Roman" w:hAnsi="Times New Roman"/>
+          <w:sz w:val="24"/>
+        </w:rPr>
+        <w:t>сторо́жу</w:t>
+      </w:r>
+      <w:r>
+        <w:rPr>
+          <w:rFonts w:ascii="Times New Roman" w:hAnsi="Times New Roman"/>
+          <w:sz w:val="24"/>
+        </w:rPr>
+        <w:t xml:space="preserve">;* до </w:t>
+      </w:r>
+      <w:r>
+        <w:rPr>
+          <w:rFonts w:ascii="Times New Roman" w:hAnsi="Times New Roman"/>
+          <w:sz w:val="24"/>
+        </w:rPr>
+        <w:t>двере́й</w:t>
+      </w:r>
+      <w:r>
+        <w:rPr>
+          <w:rFonts w:ascii="Times New Roman" w:hAnsi="Times New Roman"/>
+          <w:sz w:val="24"/>
+        </w:rPr>
+        <w:t xml:space="preserve"> губ </w:t>
+      </w:r>
+      <w:r>
+        <w:rPr>
+          <w:rFonts w:ascii="Times New Roman" w:hAnsi="Times New Roman"/>
+          <w:sz w:val="24"/>
+        </w:rPr>
+        <w:t>мої́х</w:t>
+      </w:r>
+      <w:r>
+        <w:rPr>
+          <w:rFonts w:ascii="Times New Roman" w:hAnsi="Times New Roman"/>
+          <w:sz w:val="24"/>
+        </w:rPr>
+        <w:t xml:space="preserve"> − </w:t>
+      </w:r>
+      <w:r>
+        <w:rPr>
+          <w:rFonts w:ascii="Times New Roman" w:hAnsi="Times New Roman"/>
+          <w:sz w:val="24"/>
+        </w:rPr>
+        <w:t>ва́рту</w:t>
+      </w:r>
+      <w:r>
+        <w:rPr>
+          <w:rFonts w:ascii="Times New Roman" w:hAnsi="Times New Roman"/>
+          <w:sz w:val="24"/>
+        </w:rPr>
+        <w:t>!</w:t>
+      </w:r>
+    </w:p>
+    <w:p>
+      <w:pPr>
+        <w:pStyle w:val="a"/>
+        <w:spacing w:after="120"/>
+      </w:pPr>
+      <w:r>
+        <w:rPr>
+          <w:rFonts w:ascii="Times New Roman" w:hAnsi="Times New Roman"/>
+          <w:sz w:val="24"/>
+        </w:rPr>
+        <w:t xml:space="preserve">Не дай </w:t>
+      </w:r>
+      <w:r>
+        <w:rPr>
+          <w:rFonts w:ascii="Times New Roman" w:hAnsi="Times New Roman"/>
+          <w:sz w:val="24"/>
+        </w:rPr>
+        <w:t>схили́тися</w:t>
+      </w:r>
+      <w:r>
+        <w:rPr>
+          <w:rFonts w:ascii="Times New Roman" w:hAnsi="Times New Roman"/>
+          <w:sz w:val="24"/>
+        </w:rPr>
+        <w:t xml:space="preserve"> </w:t>
+      </w:r>
+      <w:r>
+        <w:rPr>
+          <w:rFonts w:ascii="Times New Roman" w:hAnsi="Times New Roman"/>
+          <w:sz w:val="24"/>
+        </w:rPr>
+        <w:t>се́рцеві</w:t>
+      </w:r>
+      <w:r>
+        <w:rPr>
+          <w:rFonts w:ascii="Times New Roman" w:hAnsi="Times New Roman"/>
+          <w:sz w:val="24"/>
+        </w:rPr>
+        <w:t xml:space="preserve"> </w:t>
+      </w:r>
+      <w:r>
+        <w:rPr>
+          <w:rFonts w:ascii="Times New Roman" w:hAnsi="Times New Roman"/>
+          <w:sz w:val="24"/>
+        </w:rPr>
+        <w:t>моє́му</w:t>
+      </w:r>
+      <w:r>
+        <w:rPr>
+          <w:rFonts w:ascii="Times New Roman" w:hAnsi="Times New Roman"/>
+          <w:sz w:val="24"/>
+        </w:rPr>
+        <w:t xml:space="preserve">* до </w:t>
+      </w:r>
+      <w:r>
+        <w:rPr>
+          <w:rFonts w:ascii="Times New Roman" w:hAnsi="Times New Roman"/>
+          <w:sz w:val="24"/>
+        </w:rPr>
+        <w:t>чо́гось</w:t>
+      </w:r>
+      <w:r>
+        <w:rPr>
+          <w:rFonts w:ascii="Times New Roman" w:hAnsi="Times New Roman"/>
+          <w:sz w:val="24"/>
+        </w:rPr>
+        <w:t xml:space="preserve"> </w:t>
+      </w:r>
+      <w:r>
+        <w:rPr>
+          <w:rFonts w:ascii="Times New Roman" w:hAnsi="Times New Roman"/>
+          <w:sz w:val="24"/>
+        </w:rPr>
+        <w:t>зло́го</w:t>
+      </w:r>
+      <w:r>
+        <w:rPr>
+          <w:rFonts w:ascii="Times New Roman" w:hAnsi="Times New Roman"/>
+          <w:sz w:val="24"/>
+        </w:rPr>
+        <w:t>.</w:t>
+      </w:r>
+    </w:p>
+    <w:p>
+      <w:pPr>
+        <w:pStyle w:val="a"/>
+        <w:spacing w:after="120"/>
+      </w:pPr>
+      <w:r>
+        <w:rPr>
+          <w:rFonts w:ascii="Times New Roman" w:hAnsi="Times New Roman"/>
+          <w:sz w:val="24"/>
+        </w:rPr>
+        <w:t xml:space="preserve">Ані </w:t>
+      </w:r>
+      <w:r>
+        <w:rPr>
+          <w:rFonts w:ascii="Times New Roman" w:hAnsi="Times New Roman"/>
+          <w:sz w:val="24"/>
+        </w:rPr>
+        <w:t>чини́ти</w:t>
+      </w:r>
+      <w:r>
+        <w:rPr>
+          <w:rFonts w:ascii="Times New Roman" w:hAnsi="Times New Roman"/>
+          <w:sz w:val="24"/>
+        </w:rPr>
+        <w:t xml:space="preserve"> лихі́ </w:t>
+      </w:r>
+      <w:r>
+        <w:rPr>
+          <w:rFonts w:ascii="Times New Roman" w:hAnsi="Times New Roman"/>
+          <w:sz w:val="24"/>
+        </w:rPr>
+        <w:t>вчи́нки</w:t>
+      </w:r>
+      <w:r>
+        <w:rPr>
+          <w:rFonts w:ascii="Times New Roman" w:hAnsi="Times New Roman"/>
+          <w:sz w:val="24"/>
+        </w:rPr>
+        <w:t xml:space="preserve"> з людьми́, що </w:t>
+      </w:r>
+      <w:r>
+        <w:rPr>
+          <w:rFonts w:ascii="Times New Roman" w:hAnsi="Times New Roman"/>
+          <w:sz w:val="24"/>
+        </w:rPr>
+        <w:t>тво́рять</w:t>
+      </w:r>
+      <w:r>
+        <w:rPr>
+          <w:rFonts w:ascii="Times New Roman" w:hAnsi="Times New Roman"/>
+          <w:sz w:val="24"/>
+        </w:rPr>
+        <w:t xml:space="preserve"> </w:t>
+      </w:r>
+      <w:r>
+        <w:rPr>
+          <w:rFonts w:ascii="Times New Roman" w:hAnsi="Times New Roman"/>
+          <w:sz w:val="24"/>
+        </w:rPr>
+        <w:t>беззако́ння</w:t>
+      </w:r>
+      <w:r>
+        <w:rPr>
+          <w:rFonts w:ascii="Times New Roman" w:hAnsi="Times New Roman"/>
+          <w:sz w:val="24"/>
+        </w:rPr>
+        <w:t xml:space="preserve">,* – ні </w:t>
+      </w:r>
+      <w:r>
+        <w:rPr>
+          <w:rFonts w:ascii="Times New Roman" w:hAnsi="Times New Roman"/>
+          <w:sz w:val="24"/>
+        </w:rPr>
+        <w:t>ла́сощів</w:t>
+      </w:r>
+      <w:r>
+        <w:rPr>
+          <w:rFonts w:ascii="Times New Roman" w:hAnsi="Times New Roman"/>
+          <w:sz w:val="24"/>
+        </w:rPr>
+        <w:t xml:space="preserve"> </w:t>
+      </w:r>
+      <w:r>
+        <w:rPr>
+          <w:rFonts w:ascii="Times New Roman" w:hAnsi="Times New Roman"/>
+          <w:sz w:val="24"/>
+        </w:rPr>
+        <w:t>ї́хніх</w:t>
+      </w:r>
+      <w:r>
+        <w:rPr>
+          <w:rFonts w:ascii="Times New Roman" w:hAnsi="Times New Roman"/>
+          <w:sz w:val="24"/>
+        </w:rPr>
+        <w:t xml:space="preserve"> я не </w:t>
+      </w:r>
+      <w:r>
+        <w:rPr>
+          <w:rFonts w:ascii="Times New Roman" w:hAnsi="Times New Roman"/>
+          <w:sz w:val="24"/>
+        </w:rPr>
+        <w:t>хо́чу</w:t>
+      </w:r>
+      <w:r>
+        <w:rPr>
+          <w:rFonts w:ascii="Times New Roman" w:hAnsi="Times New Roman"/>
+          <w:sz w:val="24"/>
+        </w:rPr>
+        <w:t xml:space="preserve"> </w:t>
+      </w:r>
+      <w:r>
+        <w:rPr>
+          <w:rFonts w:ascii="Times New Roman" w:hAnsi="Times New Roman"/>
+          <w:sz w:val="24"/>
+        </w:rPr>
+        <w:t>ї́сти</w:t>
+      </w:r>
+      <w:r>
+        <w:rPr>
+          <w:rFonts w:ascii="Times New Roman" w:hAnsi="Times New Roman"/>
+          <w:sz w:val="24"/>
+        </w:rPr>
+        <w:t>.</w:t>
+      </w:r>
+    </w:p>
+    <w:p>
+      <w:pPr>
+        <w:pStyle w:val="a"/>
+        <w:spacing w:after="120"/>
+      </w:pPr>
+      <w:r>
+        <w:rPr>
+          <w:rFonts w:ascii="Times New Roman" w:hAnsi="Times New Roman"/>
+          <w:sz w:val="24"/>
+        </w:rPr>
+        <w:t>Неха́й</w:t>
+      </w:r>
+      <w:r>
+        <w:rPr>
+          <w:rFonts w:ascii="Times New Roman" w:hAnsi="Times New Roman"/>
+          <w:sz w:val="24"/>
+        </w:rPr>
+        <w:t xml:space="preserve"> </w:t>
+      </w:r>
+      <w:r>
+        <w:rPr>
+          <w:rFonts w:ascii="Times New Roman" w:hAnsi="Times New Roman"/>
+          <w:sz w:val="24"/>
+        </w:rPr>
+        <w:t>пра́ведник</w:t>
+      </w:r>
+      <w:r>
+        <w:rPr>
+          <w:rFonts w:ascii="Times New Roman" w:hAnsi="Times New Roman"/>
+          <w:sz w:val="24"/>
+        </w:rPr>
+        <w:t xml:space="preserve"> </w:t>
+      </w:r>
+      <w:r>
+        <w:rPr>
+          <w:rFonts w:ascii="Times New Roman" w:hAnsi="Times New Roman"/>
+          <w:sz w:val="24"/>
+        </w:rPr>
+        <w:t>по-до́брому</w:t>
+      </w:r>
+      <w:r>
+        <w:rPr>
+          <w:rFonts w:ascii="Times New Roman" w:hAnsi="Times New Roman"/>
+          <w:sz w:val="24"/>
+        </w:rPr>
+        <w:t xml:space="preserve"> б’є мене́ й </w:t>
+      </w:r>
+      <w:r>
+        <w:rPr>
+          <w:rFonts w:ascii="Times New Roman" w:hAnsi="Times New Roman"/>
+          <w:sz w:val="24"/>
+        </w:rPr>
+        <w:t>виправля́є</w:t>
+      </w:r>
+      <w:r>
+        <w:rPr>
+          <w:rFonts w:ascii="Times New Roman" w:hAnsi="Times New Roman"/>
+          <w:sz w:val="24"/>
+        </w:rPr>
+        <w:t xml:space="preserve">,* а </w:t>
+      </w:r>
+      <w:r>
+        <w:rPr>
+          <w:rFonts w:ascii="Times New Roman" w:hAnsi="Times New Roman"/>
+          <w:sz w:val="24"/>
+        </w:rPr>
+        <w:t>олі́я</w:t>
+      </w:r>
+      <w:r>
+        <w:rPr>
+          <w:rFonts w:ascii="Times New Roman" w:hAnsi="Times New Roman"/>
+          <w:sz w:val="24"/>
+        </w:rPr>
+        <w:t xml:space="preserve"> </w:t>
+      </w:r>
+      <w:r>
+        <w:rPr>
+          <w:rFonts w:ascii="Times New Roman" w:hAnsi="Times New Roman"/>
+          <w:sz w:val="24"/>
+        </w:rPr>
+        <w:t>грі́шного</w:t>
+      </w:r>
+      <w:r>
+        <w:rPr>
+          <w:rFonts w:ascii="Times New Roman" w:hAnsi="Times New Roman"/>
+          <w:sz w:val="24"/>
+        </w:rPr>
+        <w:t xml:space="preserve"> </w:t>
+      </w:r>
+      <w:r>
+        <w:rPr>
+          <w:rFonts w:ascii="Times New Roman" w:hAnsi="Times New Roman"/>
+          <w:sz w:val="24"/>
+        </w:rPr>
+        <w:t>неха́й</w:t>
+      </w:r>
+      <w:r>
+        <w:rPr>
+          <w:rFonts w:ascii="Times New Roman" w:hAnsi="Times New Roman"/>
+          <w:sz w:val="24"/>
+        </w:rPr>
+        <w:t xml:space="preserve"> не </w:t>
+      </w:r>
+      <w:r>
+        <w:rPr>
+          <w:rFonts w:ascii="Times New Roman" w:hAnsi="Times New Roman"/>
+          <w:sz w:val="24"/>
+        </w:rPr>
+        <w:t>нама́стить</w:t>
+      </w:r>
+      <w:r>
+        <w:rPr>
+          <w:rFonts w:ascii="Times New Roman" w:hAnsi="Times New Roman"/>
+          <w:sz w:val="24"/>
+        </w:rPr>
+        <w:t xml:space="preserve"> голови́ </w:t>
+      </w:r>
+      <w:r>
+        <w:rPr>
+          <w:rFonts w:ascii="Times New Roman" w:hAnsi="Times New Roman"/>
+          <w:sz w:val="24"/>
+        </w:rPr>
+        <w:t>моє́ї</w:t>
+      </w:r>
+      <w:r>
+        <w:rPr>
+          <w:rFonts w:ascii="Times New Roman" w:hAnsi="Times New Roman"/>
+          <w:sz w:val="24"/>
+        </w:rPr>
+        <w:t>.</w:t>
+      </w:r>
+    </w:p>
+    <w:p>
+      <w:pPr>
+        <w:pStyle w:val="a"/>
+        <w:spacing w:after="120"/>
+      </w:pPr>
+      <w:r>
+        <w:rPr>
+          <w:rFonts w:ascii="Times New Roman" w:hAnsi="Times New Roman"/>
+          <w:sz w:val="24"/>
+        </w:rPr>
+        <w:t xml:space="preserve">Я все-таки́ </w:t>
+      </w:r>
+      <w:r>
+        <w:rPr>
+          <w:rFonts w:ascii="Times New Roman" w:hAnsi="Times New Roman"/>
+          <w:sz w:val="24"/>
+        </w:rPr>
+        <w:t>моли́тимусь</w:t>
+      </w:r>
+      <w:r>
+        <w:rPr>
+          <w:rFonts w:ascii="Times New Roman" w:hAnsi="Times New Roman"/>
+          <w:sz w:val="24"/>
+        </w:rPr>
+        <w:t xml:space="preserve">,* </w:t>
+      </w:r>
+      <w:r>
+        <w:rPr>
+          <w:rFonts w:ascii="Times New Roman" w:hAnsi="Times New Roman"/>
+          <w:sz w:val="24"/>
+        </w:rPr>
+        <w:t>незважа́ючи</w:t>
+      </w:r>
+      <w:r>
+        <w:rPr>
+          <w:rFonts w:ascii="Times New Roman" w:hAnsi="Times New Roman"/>
+          <w:sz w:val="24"/>
+        </w:rPr>
+        <w:t xml:space="preserve"> на </w:t>
+      </w:r>
+      <w:r>
+        <w:rPr>
+          <w:rFonts w:ascii="Times New Roman" w:hAnsi="Times New Roman"/>
+          <w:sz w:val="24"/>
+        </w:rPr>
+        <w:t>ї́хні</w:t>
+      </w:r>
+      <w:r>
+        <w:rPr>
+          <w:rFonts w:ascii="Times New Roman" w:hAnsi="Times New Roman"/>
+          <w:sz w:val="24"/>
+        </w:rPr>
+        <w:t xml:space="preserve"> злі </w:t>
+      </w:r>
+      <w:r>
+        <w:rPr>
+          <w:rFonts w:ascii="Times New Roman" w:hAnsi="Times New Roman"/>
+          <w:sz w:val="24"/>
+        </w:rPr>
+        <w:t>вчи́нки</w:t>
+      </w:r>
+      <w:r>
+        <w:rPr>
+          <w:rFonts w:ascii="Times New Roman" w:hAnsi="Times New Roman"/>
+          <w:sz w:val="24"/>
+        </w:rPr>
+        <w:t>.</w:t>
+      </w:r>
+    </w:p>
+    <w:p>
+      <w:pPr>
+        <w:pStyle w:val="a"/>
+        <w:spacing w:after="120"/>
+      </w:pPr>
+      <w:r>
+        <w:rPr>
+          <w:rFonts w:ascii="Times New Roman" w:hAnsi="Times New Roman"/>
+          <w:sz w:val="24"/>
+        </w:rPr>
+        <w:t xml:space="preserve">Якщо́ </w:t>
+      </w:r>
+      <w:r>
+        <w:rPr>
+          <w:rFonts w:ascii="Times New Roman" w:hAnsi="Times New Roman"/>
+          <w:sz w:val="24"/>
+        </w:rPr>
+        <w:t>су́ддів</w:t>
+      </w:r>
+      <w:r>
+        <w:rPr>
+          <w:rFonts w:ascii="Times New Roman" w:hAnsi="Times New Roman"/>
+          <w:sz w:val="24"/>
+        </w:rPr>
+        <w:t xml:space="preserve"> </w:t>
+      </w:r>
+      <w:r>
+        <w:rPr>
+          <w:rFonts w:ascii="Times New Roman" w:hAnsi="Times New Roman"/>
+          <w:sz w:val="24"/>
+        </w:rPr>
+        <w:t>ї́хніх</w:t>
+      </w:r>
+      <w:r>
+        <w:rPr>
+          <w:rFonts w:ascii="Times New Roman" w:hAnsi="Times New Roman"/>
+          <w:sz w:val="24"/>
+        </w:rPr>
+        <w:t xml:space="preserve"> </w:t>
+      </w:r>
+      <w:r>
+        <w:rPr>
+          <w:rFonts w:ascii="Times New Roman" w:hAnsi="Times New Roman"/>
+          <w:sz w:val="24"/>
+        </w:rPr>
+        <w:t>ски́нуть</w:t>
+      </w:r>
+      <w:r>
+        <w:rPr>
+          <w:rFonts w:ascii="Times New Roman" w:hAnsi="Times New Roman"/>
+          <w:sz w:val="24"/>
+        </w:rPr>
+        <w:t xml:space="preserve"> в </w:t>
+      </w:r>
+      <w:r>
+        <w:rPr>
+          <w:rFonts w:ascii="Times New Roman" w:hAnsi="Times New Roman"/>
+          <w:sz w:val="24"/>
+        </w:rPr>
+        <w:t>уще́лини</w:t>
+      </w:r>
+      <w:r>
+        <w:rPr>
+          <w:rFonts w:ascii="Times New Roman" w:hAnsi="Times New Roman"/>
+          <w:sz w:val="24"/>
+        </w:rPr>
+        <w:t xml:space="preserve"> </w:t>
+      </w:r>
+      <w:r>
+        <w:rPr>
+          <w:rFonts w:ascii="Times New Roman" w:hAnsi="Times New Roman"/>
+          <w:sz w:val="24"/>
+        </w:rPr>
+        <w:t>ске́лі</w:t>
+      </w:r>
+      <w:r>
+        <w:rPr>
+          <w:rFonts w:ascii="Times New Roman" w:hAnsi="Times New Roman"/>
+          <w:sz w:val="24"/>
+        </w:rPr>
+        <w:t xml:space="preserve">,* то </w:t>
+      </w:r>
+      <w:r>
+        <w:rPr>
+          <w:rFonts w:ascii="Times New Roman" w:hAnsi="Times New Roman"/>
+          <w:sz w:val="24"/>
+        </w:rPr>
+        <w:t>почу́ють</w:t>
+      </w:r>
+      <w:r>
+        <w:rPr>
+          <w:rFonts w:ascii="Times New Roman" w:hAnsi="Times New Roman"/>
+          <w:sz w:val="24"/>
+        </w:rPr>
+        <w:t xml:space="preserve">, що слова́ мої́ </w:t>
+      </w:r>
+      <w:r>
+        <w:rPr>
+          <w:rFonts w:ascii="Times New Roman" w:hAnsi="Times New Roman"/>
+          <w:sz w:val="24"/>
+        </w:rPr>
+        <w:t>лю́бі</w:t>
+      </w:r>
+      <w:r>
+        <w:rPr>
+          <w:rFonts w:ascii="Times New Roman" w:hAnsi="Times New Roman"/>
+          <w:sz w:val="24"/>
+        </w:rPr>
+        <w:t>.</w:t>
+      </w:r>
+    </w:p>
+    <w:p>
+      <w:pPr>
+        <w:pStyle w:val="a"/>
+        <w:spacing w:after="120"/>
+      </w:pPr>
+      <w:r>
+        <w:rPr>
+          <w:rFonts w:ascii="Times New Roman" w:hAnsi="Times New Roman"/>
+          <w:sz w:val="24"/>
+        </w:rPr>
+        <w:t>Немо́вби</w:t>
+      </w:r>
+      <w:r>
+        <w:rPr>
+          <w:rFonts w:ascii="Times New Roman" w:hAnsi="Times New Roman"/>
+          <w:sz w:val="24"/>
+        </w:rPr>
+        <w:t xml:space="preserve"> хтось </w:t>
+      </w:r>
+      <w:r>
+        <w:rPr>
+          <w:rFonts w:ascii="Times New Roman" w:hAnsi="Times New Roman"/>
+          <w:sz w:val="24"/>
+        </w:rPr>
+        <w:t>розби́в</w:t>
+      </w:r>
+      <w:r>
+        <w:rPr>
+          <w:rFonts w:ascii="Times New Roman" w:hAnsi="Times New Roman"/>
+          <w:sz w:val="24"/>
+        </w:rPr>
+        <w:t xml:space="preserve"> і </w:t>
+      </w:r>
+      <w:r>
+        <w:rPr>
+          <w:rFonts w:ascii="Times New Roman" w:hAnsi="Times New Roman"/>
+          <w:sz w:val="24"/>
+        </w:rPr>
+        <w:t>розри́в</w:t>
+      </w:r>
+      <w:r>
+        <w:rPr>
+          <w:rFonts w:ascii="Times New Roman" w:hAnsi="Times New Roman"/>
+          <w:sz w:val="24"/>
+        </w:rPr>
+        <w:t xml:space="preserve"> </w:t>
+      </w:r>
+      <w:r>
+        <w:rPr>
+          <w:rFonts w:ascii="Times New Roman" w:hAnsi="Times New Roman"/>
+          <w:sz w:val="24"/>
+        </w:rPr>
+        <w:t>зе́млю</w:t>
+      </w:r>
+      <w:r>
+        <w:rPr>
+          <w:rFonts w:ascii="Times New Roman" w:hAnsi="Times New Roman"/>
+          <w:sz w:val="24"/>
+        </w:rPr>
+        <w:t xml:space="preserve">,* </w:t>
+      </w:r>
+      <w:r>
+        <w:rPr>
+          <w:rFonts w:ascii="Times New Roman" w:hAnsi="Times New Roman"/>
+          <w:sz w:val="24"/>
+        </w:rPr>
+        <w:t>розки́дано</w:t>
+      </w:r>
+      <w:r>
+        <w:rPr>
+          <w:rFonts w:ascii="Times New Roman" w:hAnsi="Times New Roman"/>
+          <w:sz w:val="24"/>
+        </w:rPr>
+        <w:t xml:space="preserve"> </w:t>
+      </w:r>
+      <w:r>
+        <w:rPr>
+          <w:rFonts w:ascii="Times New Roman" w:hAnsi="Times New Roman"/>
+          <w:sz w:val="24"/>
+        </w:rPr>
+        <w:t>ї́хні</w:t>
+      </w:r>
+      <w:r>
+        <w:rPr>
+          <w:rFonts w:ascii="Times New Roman" w:hAnsi="Times New Roman"/>
+          <w:sz w:val="24"/>
+        </w:rPr>
+        <w:t xml:space="preserve"> </w:t>
+      </w:r>
+      <w:r>
+        <w:rPr>
+          <w:rFonts w:ascii="Times New Roman" w:hAnsi="Times New Roman"/>
+          <w:sz w:val="24"/>
+        </w:rPr>
+        <w:t>ко́сті</w:t>
+      </w:r>
+      <w:r>
+        <w:rPr>
+          <w:rFonts w:ascii="Times New Roman" w:hAnsi="Times New Roman"/>
+          <w:sz w:val="24"/>
+        </w:rPr>
+        <w:t xml:space="preserve"> </w:t>
+      </w:r>
+      <w:r>
+        <w:rPr>
+          <w:rFonts w:ascii="Times New Roman" w:hAnsi="Times New Roman"/>
+          <w:sz w:val="24"/>
+        </w:rPr>
+        <w:t>пе́ред</w:t>
+      </w:r>
+      <w:r>
+        <w:rPr>
+          <w:rFonts w:ascii="Times New Roman" w:hAnsi="Times New Roman"/>
+          <w:sz w:val="24"/>
+        </w:rPr>
+        <w:t xml:space="preserve"> </w:t>
+      </w:r>
+      <w:r>
+        <w:rPr>
+          <w:rFonts w:ascii="Times New Roman" w:hAnsi="Times New Roman"/>
+          <w:sz w:val="24"/>
+        </w:rPr>
+        <w:t>а́дом</w:t>
+      </w:r>
+      <w:r>
+        <w:rPr>
+          <w:rFonts w:ascii="Times New Roman" w:hAnsi="Times New Roman"/>
+          <w:sz w:val="24"/>
+        </w:rPr>
+        <w:t>.</w:t>
+      </w:r>
+    </w:p>
+    <w:p>
+      <w:pPr>
+        <w:pStyle w:val="a"/>
+        <w:spacing w:after="120"/>
+      </w:pPr>
+      <w:r>
+        <w:rPr>
+          <w:rFonts w:ascii="Times New Roman" w:hAnsi="Times New Roman"/>
+          <w:sz w:val="24"/>
+        </w:rPr>
+        <w:t xml:space="preserve">Бо до </w:t>
+      </w:r>
+      <w:r>
+        <w:rPr>
+          <w:rFonts w:ascii="Times New Roman" w:hAnsi="Times New Roman"/>
+          <w:sz w:val="24"/>
+        </w:rPr>
+        <w:t>Те́бе</w:t>
+      </w:r>
+      <w:r>
+        <w:rPr>
+          <w:rFonts w:ascii="Times New Roman" w:hAnsi="Times New Roman"/>
+          <w:sz w:val="24"/>
+        </w:rPr>
+        <w:t xml:space="preserve">, </w:t>
+      </w:r>
+      <w:r>
+        <w:rPr>
+          <w:rFonts w:ascii="Times New Roman" w:hAnsi="Times New Roman"/>
+          <w:sz w:val="24"/>
+        </w:rPr>
+        <w:t>Го́споди</w:t>
+      </w:r>
+      <w:r>
+        <w:rPr>
+          <w:rFonts w:ascii="Times New Roman" w:hAnsi="Times New Roman"/>
+          <w:sz w:val="24"/>
+        </w:rPr>
+        <w:t xml:space="preserve">, мій </w:t>
+      </w:r>
+      <w:r>
+        <w:rPr>
+          <w:rFonts w:ascii="Times New Roman" w:hAnsi="Times New Roman"/>
+          <w:sz w:val="24"/>
+        </w:rPr>
+        <w:t>Бо́же</w:t>
+      </w:r>
+      <w:r>
+        <w:rPr>
+          <w:rFonts w:ascii="Times New Roman" w:hAnsi="Times New Roman"/>
+          <w:sz w:val="24"/>
+        </w:rPr>
+        <w:t xml:space="preserve">, мої́ </w:t>
+      </w:r>
+      <w:r>
+        <w:rPr>
+          <w:rFonts w:ascii="Times New Roman" w:hAnsi="Times New Roman"/>
+          <w:sz w:val="24"/>
+        </w:rPr>
+        <w:t>о́чі</w:t>
+      </w:r>
+      <w:r>
+        <w:rPr>
+          <w:rFonts w:ascii="Times New Roman" w:hAnsi="Times New Roman"/>
+          <w:sz w:val="24"/>
+        </w:rPr>
+        <w:t xml:space="preserve">;* до </w:t>
+      </w:r>
+      <w:r>
+        <w:rPr>
+          <w:rFonts w:ascii="Times New Roman" w:hAnsi="Times New Roman"/>
+          <w:sz w:val="24"/>
+        </w:rPr>
+        <w:t>Те́бе</w:t>
+      </w:r>
+      <w:r>
+        <w:rPr>
+          <w:rFonts w:ascii="Times New Roman" w:hAnsi="Times New Roman"/>
+          <w:sz w:val="24"/>
+        </w:rPr>
+        <w:t xml:space="preserve"> </w:t>
+      </w:r>
+      <w:r>
+        <w:rPr>
+          <w:rFonts w:ascii="Times New Roman" w:hAnsi="Times New Roman"/>
+          <w:sz w:val="24"/>
+        </w:rPr>
+        <w:t>прибіга́ю</w:t>
+      </w:r>
+      <w:r>
+        <w:rPr>
+          <w:rFonts w:ascii="Times New Roman" w:hAnsi="Times New Roman"/>
+          <w:sz w:val="24"/>
+        </w:rPr>
+        <w:t xml:space="preserve">, не губи́ душі́ </w:t>
+      </w:r>
+      <w:r>
+        <w:rPr>
+          <w:rFonts w:ascii="Times New Roman" w:hAnsi="Times New Roman"/>
+          <w:sz w:val="24"/>
+        </w:rPr>
+        <w:t>моє́ї</w:t>
+      </w:r>
+      <w:r>
+        <w:rPr>
+          <w:rFonts w:ascii="Times New Roman" w:hAnsi="Times New Roman"/>
+          <w:sz w:val="24"/>
+        </w:rPr>
+        <w:t>.</w:t>
+      </w:r>
+    </w:p>
+    <w:p>
+      <w:pPr>
+        <w:pStyle w:val="a"/>
+        <w:spacing w:after="120"/>
+      </w:pPr>
+      <w:r>
+        <w:rPr>
+          <w:rFonts w:ascii="Times New Roman" w:hAnsi="Times New Roman"/>
+          <w:sz w:val="24"/>
+        </w:rPr>
+        <w:t xml:space="preserve">Збережи́ мене́ від </w:t>
+      </w:r>
+      <w:r>
+        <w:rPr>
+          <w:rFonts w:ascii="Times New Roman" w:hAnsi="Times New Roman"/>
+          <w:sz w:val="24"/>
+        </w:rPr>
+        <w:t>пе́тлі</w:t>
+      </w:r>
+      <w:r>
+        <w:rPr>
+          <w:rFonts w:ascii="Times New Roman" w:hAnsi="Times New Roman"/>
+          <w:sz w:val="24"/>
+        </w:rPr>
+        <w:t xml:space="preserve">, що її́ </w:t>
+      </w:r>
+      <w:r>
+        <w:rPr>
+          <w:rFonts w:ascii="Times New Roman" w:hAnsi="Times New Roman"/>
+          <w:sz w:val="24"/>
+        </w:rPr>
+        <w:t>наста́вили</w:t>
+      </w:r>
+      <w:r>
+        <w:rPr>
+          <w:rFonts w:ascii="Times New Roman" w:hAnsi="Times New Roman"/>
+          <w:sz w:val="24"/>
+        </w:rPr>
+        <w:t xml:space="preserve"> на </w:t>
+      </w:r>
+      <w:r>
+        <w:rPr>
+          <w:rFonts w:ascii="Times New Roman" w:hAnsi="Times New Roman"/>
+          <w:sz w:val="24"/>
+        </w:rPr>
+        <w:t>ме́не</w:t>
+      </w:r>
+      <w:r>
+        <w:rPr>
+          <w:rFonts w:ascii="Times New Roman" w:hAnsi="Times New Roman"/>
+          <w:sz w:val="24"/>
+        </w:rPr>
+        <w:t xml:space="preserve">,* і від сильця́ тих, що </w:t>
+      </w:r>
+      <w:r>
+        <w:rPr>
+          <w:rFonts w:ascii="Times New Roman" w:hAnsi="Times New Roman"/>
+          <w:sz w:val="24"/>
+        </w:rPr>
+        <w:t>тво́рять</w:t>
+      </w:r>
+      <w:r>
+        <w:rPr>
+          <w:rFonts w:ascii="Times New Roman" w:hAnsi="Times New Roman"/>
+          <w:sz w:val="24"/>
+        </w:rPr>
+        <w:t xml:space="preserve"> </w:t>
+      </w:r>
+      <w:r>
+        <w:rPr>
+          <w:rFonts w:ascii="Times New Roman" w:hAnsi="Times New Roman"/>
+          <w:sz w:val="24"/>
+        </w:rPr>
+        <w:t>беззако́ння</w:t>
+      </w:r>
+      <w:r>
+        <w:rPr>
+          <w:rFonts w:ascii="Times New Roman" w:hAnsi="Times New Roman"/>
+          <w:sz w:val="24"/>
+        </w:rPr>
+        <w:t>.</w:t>
+      </w:r>
+    </w:p>
+    <w:p>
+      <w:pPr>
+        <w:pStyle w:val="a"/>
+        <w:spacing w:after="120"/>
+      </w:pPr>
+      <w:r>
+        <w:rPr>
+          <w:rFonts w:ascii="Times New Roman" w:hAnsi="Times New Roman"/>
+          <w:sz w:val="24"/>
+        </w:rPr>
+        <w:t>Неха́й</w:t>
+      </w:r>
+      <w:r>
+        <w:rPr>
+          <w:rFonts w:ascii="Times New Roman" w:hAnsi="Times New Roman"/>
+          <w:sz w:val="24"/>
+        </w:rPr>
+        <w:t xml:space="preserve"> </w:t>
+      </w:r>
+      <w:r>
+        <w:rPr>
+          <w:rFonts w:ascii="Times New Roman" w:hAnsi="Times New Roman"/>
+          <w:sz w:val="24"/>
+        </w:rPr>
+        <w:t>грі́шники</w:t>
+      </w:r>
+      <w:r>
+        <w:rPr>
+          <w:rFonts w:ascii="Times New Roman" w:hAnsi="Times New Roman"/>
+          <w:sz w:val="24"/>
+        </w:rPr>
+        <w:t xml:space="preserve"> </w:t>
+      </w:r>
+      <w:r>
+        <w:rPr>
+          <w:rFonts w:ascii="Times New Roman" w:hAnsi="Times New Roman"/>
+          <w:sz w:val="24"/>
+        </w:rPr>
+        <w:t>впаду́ть</w:t>
+      </w:r>
+      <w:r>
+        <w:rPr>
+          <w:rFonts w:ascii="Times New Roman" w:hAnsi="Times New Roman"/>
+          <w:sz w:val="24"/>
+        </w:rPr>
+        <w:t xml:space="preserve"> у </w:t>
+      </w:r>
+      <w:r>
+        <w:rPr>
+          <w:rFonts w:ascii="Times New Roman" w:hAnsi="Times New Roman"/>
+          <w:sz w:val="24"/>
+        </w:rPr>
+        <w:t>вла́сні</w:t>
+      </w:r>
+      <w:r>
+        <w:rPr>
+          <w:rFonts w:ascii="Times New Roman" w:hAnsi="Times New Roman"/>
+          <w:sz w:val="24"/>
+        </w:rPr>
+        <w:t xml:space="preserve"> </w:t>
+      </w:r>
+      <w:r>
+        <w:rPr>
+          <w:rFonts w:ascii="Times New Roman" w:hAnsi="Times New Roman"/>
+          <w:sz w:val="24"/>
+        </w:rPr>
+        <w:t>сі́ті</w:t>
+      </w:r>
+      <w:r>
+        <w:rPr>
+          <w:rFonts w:ascii="Times New Roman" w:hAnsi="Times New Roman"/>
+          <w:sz w:val="24"/>
+        </w:rPr>
+        <w:t xml:space="preserve"> всі </w:t>
+      </w:r>
+      <w:r>
+        <w:rPr>
+          <w:rFonts w:ascii="Times New Roman" w:hAnsi="Times New Roman"/>
+          <w:sz w:val="24"/>
+        </w:rPr>
+        <w:t>ра́зом</w:t>
+      </w:r>
+      <w:r>
+        <w:rPr>
+          <w:rFonts w:ascii="Times New Roman" w:hAnsi="Times New Roman"/>
+          <w:sz w:val="24"/>
+        </w:rPr>
+        <w:t xml:space="preserve">,* а я пройду́ </w:t>
+      </w:r>
+      <w:r>
+        <w:rPr>
+          <w:rFonts w:ascii="Times New Roman" w:hAnsi="Times New Roman"/>
+          <w:sz w:val="24"/>
+        </w:rPr>
+        <w:t>безпе́чно</w:t>
+      </w:r>
+      <w:r>
+        <w:rPr>
+          <w:rFonts w:ascii="Times New Roman" w:hAnsi="Times New Roman"/>
+          <w:sz w:val="24"/>
+        </w:rPr>
+        <w:t>.</w:t>
+      </w:r>
+    </w:p>
+    <w:p>
+      <w:pPr>
+        <w:pStyle w:val="a"/>
+        <w:spacing w:after="120"/>
+      </w:pPr>
+      <w:r>
+        <w:rPr>
+          <w:rFonts w:ascii="Times New Roman" w:hAnsi="Times New Roman"/>
           <w:b/>
           <w:i/>
           <w:color w:val="FF0000"/>
           <w:sz w:val="24"/>
-          <w:szCs w:val="24"/>
-        </w:rPr>
-      </w:pPr>
-      <w:r>
-        <w:rPr>
-          <w:rFonts w:ascii="Times New Roman" w:hAnsi="Times New Roman" w:cs="Times New Roman"/>
-          <w:b/>
-          <w:i/>
-          <w:color w:val="FF0000"/>
-          <w:sz w:val="24"/>
-          <w:szCs w:val="24"/>
         </w:rPr>
         <w:t>Псалом 141</w:t>
       </w:r>
     </w:p>
     <w:p>
       <w:pPr>
-        <w:spacing w:after="120"/>
-        <w:jc w:val="both"/>
-        <w:rPr>
-          <w:rFonts w:ascii="Times New Roman" w:hAnsi="Times New Roman" w:cs="Times New Roman"/>
-          <w:sz w:val="24"/>
-          <w:szCs w:val="24"/>
-        </w:rPr>
-      </w:pPr>
-      <w:r>
-        <w:rPr>
-          <w:rFonts w:ascii="Times New Roman" w:hAnsi="Times New Roman" w:cs="Times New Roman"/>
-          <w:sz w:val="24"/>
-          <w:szCs w:val="24"/>
-        </w:rPr>
-        <w:t>Я голосом моїм до Господа взиваю,* я голосом моїм до Господа молюся.</w:t>
-      </w:r>
-    </w:p>
-    <w:p>
-      <w:pPr>
-        <w:spacing w:after="120"/>
-        <w:jc w:val="both"/>
-        <w:rPr>
-          <w:rFonts w:ascii="Times New Roman" w:hAnsi="Times New Roman" w:cs="Times New Roman"/>
-          <w:sz w:val="24"/>
-          <w:szCs w:val="24"/>
-        </w:rPr>
-      </w:pPr>
-      <w:r>
-        <w:rPr>
-          <w:rFonts w:ascii="Times New Roman" w:hAnsi="Times New Roman" w:cs="Times New Roman"/>
-          <w:sz w:val="24"/>
-          <w:szCs w:val="24"/>
-        </w:rPr>
-        <w:t>Скаргу мою перед ним виливаю,* мою скруту йому я виявляю.</w:t>
-      </w:r>
-    </w:p>
-    <w:p>
-      <w:pPr>
-        <w:spacing w:after="120"/>
-        <w:jc w:val="both"/>
-        <w:rPr>
-          <w:rFonts w:ascii="Times New Roman" w:hAnsi="Times New Roman" w:cs="Times New Roman"/>
-          <w:sz w:val="24"/>
-          <w:szCs w:val="24"/>
-        </w:rPr>
-      </w:pPr>
-      <w:r>
-        <w:rPr>
-          <w:rFonts w:ascii="Times New Roman" w:hAnsi="Times New Roman" w:cs="Times New Roman"/>
-          <w:sz w:val="24"/>
-          <w:szCs w:val="24"/>
-        </w:rPr>
-        <w:t>Коли тривожиться в мені дух мій, ти знаєш мою стежку.* На дорозі</w:t>
-      </w:r>
-      <w:r>
-        <w:rPr>
-          <w:rFonts w:ascii="Times New Roman" w:hAnsi="Times New Roman" w:cs="Times New Roman"/>
-          <w:sz w:val="24"/>
-          <w:szCs w:val="24"/>
-        </w:rPr>
-        <w:t>, де я ступаю, тайно розставили сильце на мене.</w:t>
-      </w:r>
-    </w:p>
-    <w:p>
-      <w:pPr>
-        <w:spacing w:after="120"/>
-        <w:jc w:val="both"/>
-        <w:rPr>
-          <w:rFonts w:ascii="Times New Roman" w:hAnsi="Times New Roman" w:cs="Times New Roman"/>
-          <w:sz w:val="24"/>
-          <w:szCs w:val="24"/>
-        </w:rPr>
-      </w:pPr>
-      <w:r>
-        <w:rPr>
-          <w:rFonts w:ascii="Times New Roman" w:hAnsi="Times New Roman" w:cs="Times New Roman"/>
-          <w:sz w:val="24"/>
-          <w:szCs w:val="24"/>
-        </w:rPr>
-        <w:t>Поглянь праворуч і подивися:* нема нікого, хто дбав би за мене.</w:t>
-      </w:r>
-    </w:p>
-    <w:p>
-      <w:pPr>
-        <w:spacing w:after="120"/>
-        <w:jc w:val="both"/>
-        <w:rPr>
-          <w:rFonts w:ascii="Times New Roman" w:hAnsi="Times New Roman" w:cs="Times New Roman"/>
-          <w:sz w:val="24"/>
-          <w:szCs w:val="24"/>
-        </w:rPr>
-      </w:pPr>
-      <w:r>
-        <w:rPr>
-          <w:rFonts w:ascii="Times New Roman" w:hAnsi="Times New Roman" w:cs="Times New Roman"/>
-          <w:sz w:val="24"/>
-          <w:szCs w:val="24"/>
-        </w:rPr>
-        <w:t>Нема куди мені втікати,* нема нікого, хто піклувався би мною.</w:t>
-      </w:r>
-    </w:p>
-    <w:p>
-      <w:pPr>
-        <w:spacing w:after="120"/>
-        <w:jc w:val="both"/>
-        <w:rPr>
-          <w:rFonts w:ascii="Times New Roman" w:hAnsi="Times New Roman" w:cs="Times New Roman"/>
-          <w:sz w:val="24"/>
-          <w:szCs w:val="24"/>
-        </w:rPr>
-      </w:pPr>
-      <w:r>
-        <w:rPr>
-          <w:rFonts w:ascii="Times New Roman" w:eastAsia="Gungsuh" w:hAnsi="Times New Roman" w:cs="Times New Roman"/>
-          <w:sz w:val="24"/>
-          <w:szCs w:val="24"/>
-        </w:rPr>
-        <w:t>До тебе, Господи, взиваю й кажу:* Ти моє прибіжище, в землі живих ти − моя доля!</w:t>
-      </w:r>
-    </w:p>
-    <w:p>
-      <w:pPr>
-        <w:spacing w:after="120"/>
-        <w:jc w:val="both"/>
-        <w:rPr>
-          <w:rFonts w:ascii="Times New Roman" w:hAnsi="Times New Roman" w:cs="Times New Roman"/>
-          <w:sz w:val="24"/>
-          <w:szCs w:val="24"/>
-        </w:rPr>
-      </w:pPr>
-      <w:r>
-        <w:rPr>
-          <w:rFonts w:ascii="Times New Roman" w:hAnsi="Times New Roman" w:cs="Times New Roman"/>
-          <w:sz w:val="24"/>
-          <w:szCs w:val="24"/>
-        </w:rPr>
-        <w:t>Зверни увагу на моє благання,* бо я вельми нещасний.</w:t>
-      </w:r>
-    </w:p>
-    <w:p>
-      <w:pPr>
-        <w:spacing w:after="120"/>
-        <w:jc w:val="both"/>
-        <w:rPr>
-          <w:rFonts w:ascii="Times New Roman" w:hAnsi="Times New Roman" w:cs="Times New Roman"/>
-          <w:sz w:val="24"/>
-          <w:szCs w:val="24"/>
-        </w:rPr>
-      </w:pPr>
-      <w:r>
-        <w:rPr>
-          <w:rFonts w:ascii="Times New Roman" w:hAnsi="Times New Roman" w:cs="Times New Roman"/>
-          <w:sz w:val="24"/>
-          <w:szCs w:val="24"/>
-        </w:rPr>
-        <w:t>Спаси мене від гонителів моїх,* бо вони сильніші від мене.</w:t>
+        <w:pStyle w:val="a"/>
+        <w:spacing w:after="120"/>
+      </w:pPr>
+      <w:r>
+        <w:rPr>
+          <w:rFonts w:ascii="Times New Roman" w:hAnsi="Times New Roman"/>
+          <w:sz w:val="24"/>
+        </w:rPr>
+        <w:t xml:space="preserve">Я </w:t>
+      </w:r>
+      <w:r>
+        <w:rPr>
+          <w:rFonts w:ascii="Times New Roman" w:hAnsi="Times New Roman"/>
+          <w:sz w:val="24"/>
+        </w:rPr>
+        <w:t>го́лосом</w:t>
+      </w:r>
+      <w:r>
+        <w:rPr>
+          <w:rFonts w:ascii="Times New Roman" w:hAnsi="Times New Roman"/>
+          <w:sz w:val="24"/>
+        </w:rPr>
+        <w:t xml:space="preserve"> </w:t>
+      </w:r>
+      <w:r>
+        <w:rPr>
+          <w:rFonts w:ascii="Times New Roman" w:hAnsi="Times New Roman"/>
+          <w:sz w:val="24"/>
+        </w:rPr>
+        <w:t>мої́м</w:t>
+      </w:r>
+      <w:r>
+        <w:rPr>
+          <w:rFonts w:ascii="Times New Roman" w:hAnsi="Times New Roman"/>
+          <w:sz w:val="24"/>
+        </w:rPr>
+        <w:t xml:space="preserve"> до </w:t>
+      </w:r>
+      <w:r>
+        <w:rPr>
+          <w:rFonts w:ascii="Times New Roman" w:hAnsi="Times New Roman"/>
+          <w:sz w:val="24"/>
+        </w:rPr>
+        <w:t>Го́спода</w:t>
+      </w:r>
+      <w:r>
+        <w:rPr>
+          <w:rFonts w:ascii="Times New Roman" w:hAnsi="Times New Roman"/>
+          <w:sz w:val="24"/>
+        </w:rPr>
+        <w:t xml:space="preserve"> </w:t>
+      </w:r>
+      <w:r>
+        <w:rPr>
+          <w:rFonts w:ascii="Times New Roman" w:hAnsi="Times New Roman"/>
+          <w:sz w:val="24"/>
+        </w:rPr>
+        <w:t>взива́ю</w:t>
+      </w:r>
+      <w:r>
+        <w:rPr>
+          <w:rFonts w:ascii="Times New Roman" w:hAnsi="Times New Roman"/>
+          <w:sz w:val="24"/>
+        </w:rPr>
+        <w:t xml:space="preserve">,* я </w:t>
+      </w:r>
+      <w:r>
+        <w:rPr>
+          <w:rFonts w:ascii="Times New Roman" w:hAnsi="Times New Roman"/>
+          <w:sz w:val="24"/>
+        </w:rPr>
+        <w:t>го́лосом</w:t>
+      </w:r>
+      <w:r>
+        <w:rPr>
+          <w:rFonts w:ascii="Times New Roman" w:hAnsi="Times New Roman"/>
+          <w:sz w:val="24"/>
+        </w:rPr>
+        <w:t xml:space="preserve"> </w:t>
+      </w:r>
+      <w:r>
+        <w:rPr>
+          <w:rFonts w:ascii="Times New Roman" w:hAnsi="Times New Roman"/>
+          <w:sz w:val="24"/>
+        </w:rPr>
+        <w:t>мої́м</w:t>
+      </w:r>
+      <w:r>
+        <w:rPr>
+          <w:rFonts w:ascii="Times New Roman" w:hAnsi="Times New Roman"/>
+          <w:sz w:val="24"/>
+        </w:rPr>
+        <w:t xml:space="preserve"> до </w:t>
+      </w:r>
+      <w:r>
+        <w:rPr>
+          <w:rFonts w:ascii="Times New Roman" w:hAnsi="Times New Roman"/>
+          <w:sz w:val="24"/>
+        </w:rPr>
+        <w:t>Го́спода</w:t>
+      </w:r>
+      <w:r>
+        <w:rPr>
+          <w:rFonts w:ascii="Times New Roman" w:hAnsi="Times New Roman"/>
+          <w:sz w:val="24"/>
+        </w:rPr>
+        <w:t xml:space="preserve"> </w:t>
+      </w:r>
+      <w:r>
+        <w:rPr>
+          <w:rFonts w:ascii="Times New Roman" w:hAnsi="Times New Roman"/>
+          <w:sz w:val="24"/>
+        </w:rPr>
+        <w:t>молю́ся</w:t>
+      </w:r>
+      <w:r>
+        <w:rPr>
+          <w:rFonts w:ascii="Times New Roman" w:hAnsi="Times New Roman"/>
+          <w:sz w:val="24"/>
+        </w:rPr>
+        <w:t>.</w:t>
+      </w:r>
+    </w:p>
+    <w:p>
+      <w:pPr>
+        <w:pStyle w:val="a"/>
+        <w:spacing w:after="120"/>
+      </w:pPr>
+      <w:r>
+        <w:rPr>
+          <w:rFonts w:ascii="Times New Roman" w:hAnsi="Times New Roman"/>
+          <w:sz w:val="24"/>
+        </w:rPr>
+        <w:t>Ска́ргу</w:t>
+      </w:r>
+      <w:r>
+        <w:rPr>
+          <w:rFonts w:ascii="Times New Roman" w:hAnsi="Times New Roman"/>
+          <w:sz w:val="24"/>
+        </w:rPr>
+        <w:t xml:space="preserve"> мою́ </w:t>
+      </w:r>
+      <w:r>
+        <w:rPr>
+          <w:rFonts w:ascii="Times New Roman" w:hAnsi="Times New Roman"/>
+          <w:sz w:val="24"/>
+        </w:rPr>
+        <w:t>пе́ред</w:t>
+      </w:r>
+      <w:r>
+        <w:rPr>
+          <w:rFonts w:ascii="Times New Roman" w:hAnsi="Times New Roman"/>
+          <w:sz w:val="24"/>
+        </w:rPr>
+        <w:t xml:space="preserve"> Ним </w:t>
+      </w:r>
+      <w:r>
+        <w:rPr>
+          <w:rFonts w:ascii="Times New Roman" w:hAnsi="Times New Roman"/>
+          <w:sz w:val="24"/>
+        </w:rPr>
+        <w:t>вилива́ю</w:t>
+      </w:r>
+      <w:r>
+        <w:rPr>
+          <w:rFonts w:ascii="Times New Roman" w:hAnsi="Times New Roman"/>
+          <w:sz w:val="24"/>
+        </w:rPr>
+        <w:t xml:space="preserve">,* мою́ </w:t>
+      </w:r>
+      <w:r>
+        <w:rPr>
+          <w:rFonts w:ascii="Times New Roman" w:hAnsi="Times New Roman"/>
+          <w:sz w:val="24"/>
+        </w:rPr>
+        <w:t>скру́ту</w:t>
+      </w:r>
+      <w:r>
+        <w:rPr>
+          <w:rFonts w:ascii="Times New Roman" w:hAnsi="Times New Roman"/>
+          <w:sz w:val="24"/>
+        </w:rPr>
+        <w:t xml:space="preserve"> Йому́ я </w:t>
+      </w:r>
+      <w:r>
+        <w:rPr>
+          <w:rFonts w:ascii="Times New Roman" w:hAnsi="Times New Roman"/>
+          <w:sz w:val="24"/>
+        </w:rPr>
+        <w:t>виявля́ю</w:t>
+      </w:r>
+      <w:r>
+        <w:rPr>
+          <w:rFonts w:ascii="Times New Roman" w:hAnsi="Times New Roman"/>
+          <w:sz w:val="24"/>
+        </w:rPr>
+        <w:t>.</w:t>
+      </w:r>
+    </w:p>
+    <w:p>
+      <w:pPr>
+        <w:pStyle w:val="a"/>
+        <w:spacing w:after="120"/>
+      </w:pPr>
+      <w:r>
+        <w:rPr>
+          <w:rFonts w:ascii="Times New Roman" w:hAnsi="Times New Roman"/>
+          <w:sz w:val="24"/>
+        </w:rPr>
+        <w:t xml:space="preserve">Коли́ </w:t>
+      </w:r>
+      <w:r>
+        <w:rPr>
+          <w:rFonts w:ascii="Times New Roman" w:hAnsi="Times New Roman"/>
+          <w:sz w:val="24"/>
+        </w:rPr>
+        <w:t>триво́житься</w:t>
+      </w:r>
+      <w:r>
+        <w:rPr>
+          <w:rFonts w:ascii="Times New Roman" w:hAnsi="Times New Roman"/>
+          <w:sz w:val="24"/>
+        </w:rPr>
+        <w:t xml:space="preserve"> в мені́ дух мій, Ти </w:t>
+      </w:r>
+      <w:r>
+        <w:rPr>
+          <w:rFonts w:ascii="Times New Roman" w:hAnsi="Times New Roman"/>
+          <w:sz w:val="24"/>
+        </w:rPr>
+        <w:t>знає́ш</w:t>
+      </w:r>
+      <w:r>
+        <w:rPr>
+          <w:rFonts w:ascii="Times New Roman" w:hAnsi="Times New Roman"/>
+          <w:sz w:val="24"/>
+        </w:rPr>
+        <w:t xml:space="preserve"> мою́ сте́жку.* На </w:t>
+      </w:r>
+      <w:r>
+        <w:rPr>
+          <w:rFonts w:ascii="Times New Roman" w:hAnsi="Times New Roman"/>
+          <w:sz w:val="24"/>
+        </w:rPr>
+        <w:t>доро́зі</w:t>
+      </w:r>
+      <w:r>
+        <w:rPr>
+          <w:rFonts w:ascii="Times New Roman" w:hAnsi="Times New Roman"/>
+          <w:sz w:val="24"/>
+        </w:rPr>
+        <w:t xml:space="preserve">, де я </w:t>
+      </w:r>
+      <w:r>
+        <w:rPr>
+          <w:rFonts w:ascii="Times New Roman" w:hAnsi="Times New Roman"/>
+          <w:sz w:val="24"/>
+        </w:rPr>
+        <w:t>ступа́ю</w:t>
+      </w:r>
+      <w:r>
+        <w:rPr>
+          <w:rFonts w:ascii="Times New Roman" w:hAnsi="Times New Roman"/>
+          <w:sz w:val="24"/>
+        </w:rPr>
+        <w:t xml:space="preserve">, </w:t>
+      </w:r>
+      <w:r>
+        <w:rPr>
+          <w:rFonts w:ascii="Times New Roman" w:hAnsi="Times New Roman"/>
+          <w:sz w:val="24"/>
+        </w:rPr>
+        <w:t>та́йно</w:t>
+      </w:r>
+      <w:r>
+        <w:rPr>
+          <w:rFonts w:ascii="Times New Roman" w:hAnsi="Times New Roman"/>
+          <w:sz w:val="24"/>
+        </w:rPr>
+        <w:t xml:space="preserve"> </w:t>
+      </w:r>
+      <w:r>
+        <w:rPr>
+          <w:rFonts w:ascii="Times New Roman" w:hAnsi="Times New Roman"/>
+          <w:sz w:val="24"/>
+        </w:rPr>
+        <w:t>розста́вили</w:t>
+      </w:r>
+      <w:r>
+        <w:rPr>
+          <w:rFonts w:ascii="Times New Roman" w:hAnsi="Times New Roman"/>
+          <w:sz w:val="24"/>
+        </w:rPr>
+        <w:t xml:space="preserve"> сильце́ на </w:t>
+      </w:r>
+      <w:r>
+        <w:rPr>
+          <w:rFonts w:ascii="Times New Roman" w:hAnsi="Times New Roman"/>
+          <w:sz w:val="24"/>
+        </w:rPr>
+        <w:t>ме́не</w:t>
+      </w:r>
+      <w:r>
+        <w:rPr>
+          <w:rFonts w:ascii="Times New Roman" w:hAnsi="Times New Roman"/>
+          <w:sz w:val="24"/>
+        </w:rPr>
+        <w:t>.</w:t>
+      </w:r>
+    </w:p>
+    <w:p>
+      <w:pPr>
+        <w:pStyle w:val="a"/>
+        <w:spacing w:after="120"/>
+      </w:pPr>
+      <w:r>
+        <w:rPr>
+          <w:rFonts w:ascii="Times New Roman" w:hAnsi="Times New Roman"/>
+          <w:sz w:val="24"/>
+        </w:rPr>
+        <w:t>Погля́нь</w:t>
+      </w:r>
+      <w:r>
+        <w:rPr>
+          <w:rFonts w:ascii="Times New Roman" w:hAnsi="Times New Roman"/>
+          <w:sz w:val="24"/>
+        </w:rPr>
+        <w:t xml:space="preserve"> </w:t>
+      </w:r>
+      <w:r>
+        <w:rPr>
+          <w:rFonts w:ascii="Times New Roman" w:hAnsi="Times New Roman"/>
+          <w:sz w:val="24"/>
+        </w:rPr>
+        <w:t>право́руч</w:t>
+      </w:r>
+      <w:r>
+        <w:rPr>
+          <w:rFonts w:ascii="Times New Roman" w:hAnsi="Times New Roman"/>
+          <w:sz w:val="24"/>
+        </w:rPr>
+        <w:t xml:space="preserve"> і </w:t>
+      </w:r>
+      <w:r>
+        <w:rPr>
+          <w:rFonts w:ascii="Times New Roman" w:hAnsi="Times New Roman"/>
+          <w:sz w:val="24"/>
+        </w:rPr>
+        <w:t>подиви́ся</w:t>
+      </w:r>
+      <w:r>
+        <w:rPr>
+          <w:rFonts w:ascii="Times New Roman" w:hAnsi="Times New Roman"/>
+          <w:sz w:val="24"/>
+        </w:rPr>
+        <w:t xml:space="preserve">:* нема́ </w:t>
+      </w:r>
+      <w:r>
+        <w:rPr>
+          <w:rFonts w:ascii="Times New Roman" w:hAnsi="Times New Roman"/>
+          <w:sz w:val="24"/>
+        </w:rPr>
+        <w:t>ніко́го</w:t>
+      </w:r>
+      <w:r>
+        <w:rPr>
+          <w:rFonts w:ascii="Times New Roman" w:hAnsi="Times New Roman"/>
+          <w:sz w:val="24"/>
+        </w:rPr>
+        <w:t xml:space="preserve">, хто дбав би за </w:t>
+      </w:r>
+      <w:r>
+        <w:rPr>
+          <w:rFonts w:ascii="Times New Roman" w:hAnsi="Times New Roman"/>
+          <w:sz w:val="24"/>
+        </w:rPr>
+        <w:t>ме́не</w:t>
+      </w:r>
+      <w:r>
+        <w:rPr>
+          <w:rFonts w:ascii="Times New Roman" w:hAnsi="Times New Roman"/>
+          <w:sz w:val="24"/>
+        </w:rPr>
+        <w:t>.</w:t>
+      </w:r>
+    </w:p>
+    <w:p>
+      <w:pPr>
+        <w:pStyle w:val="a"/>
+        <w:spacing w:after="120"/>
+      </w:pPr>
+      <w:r>
+        <w:rPr>
+          <w:rFonts w:ascii="Times New Roman" w:hAnsi="Times New Roman"/>
+          <w:sz w:val="24"/>
+        </w:rPr>
+        <w:t xml:space="preserve">Нема́ куди́ мені́ </w:t>
+      </w:r>
+      <w:r>
+        <w:rPr>
+          <w:rFonts w:ascii="Times New Roman" w:hAnsi="Times New Roman"/>
+          <w:sz w:val="24"/>
+        </w:rPr>
+        <w:t>втіка́ти</w:t>
+      </w:r>
+      <w:r>
+        <w:rPr>
+          <w:rFonts w:ascii="Times New Roman" w:hAnsi="Times New Roman"/>
+          <w:sz w:val="24"/>
+        </w:rPr>
+        <w:t xml:space="preserve">,* нема́ </w:t>
+      </w:r>
+      <w:r>
+        <w:rPr>
+          <w:rFonts w:ascii="Times New Roman" w:hAnsi="Times New Roman"/>
+          <w:sz w:val="24"/>
+        </w:rPr>
+        <w:t>ніко́го</w:t>
+      </w:r>
+      <w:r>
+        <w:rPr>
+          <w:rFonts w:ascii="Times New Roman" w:hAnsi="Times New Roman"/>
+          <w:sz w:val="24"/>
+        </w:rPr>
+        <w:t xml:space="preserve">, хто </w:t>
+      </w:r>
+      <w:r>
+        <w:rPr>
+          <w:rFonts w:ascii="Times New Roman" w:hAnsi="Times New Roman"/>
+          <w:sz w:val="24"/>
+        </w:rPr>
+        <w:t>піклува́вся</w:t>
+      </w:r>
+      <w:r>
+        <w:rPr>
+          <w:rFonts w:ascii="Times New Roman" w:hAnsi="Times New Roman"/>
+          <w:sz w:val="24"/>
+        </w:rPr>
+        <w:t xml:space="preserve"> би </w:t>
+      </w:r>
+      <w:r>
+        <w:rPr>
+          <w:rFonts w:ascii="Times New Roman" w:hAnsi="Times New Roman"/>
+          <w:sz w:val="24"/>
+        </w:rPr>
+        <w:t>мно́ю</w:t>
+      </w:r>
+      <w:r>
+        <w:rPr>
+          <w:rFonts w:ascii="Times New Roman" w:hAnsi="Times New Roman"/>
+          <w:sz w:val="24"/>
+        </w:rPr>
+        <w:t>.</w:t>
+      </w:r>
+    </w:p>
+    <w:p>
+      <w:pPr>
+        <w:pStyle w:val="a"/>
+        <w:spacing w:after="120"/>
+      </w:pPr>
+      <w:r>
+        <w:rPr>
+          <w:rFonts w:ascii="Times New Roman" w:hAnsi="Times New Roman"/>
+          <w:sz w:val="24"/>
+        </w:rPr>
+        <w:t xml:space="preserve">До </w:t>
+      </w:r>
+      <w:r>
+        <w:rPr>
+          <w:rFonts w:ascii="Times New Roman" w:hAnsi="Times New Roman"/>
+          <w:sz w:val="24"/>
+        </w:rPr>
+        <w:t>Те́бе</w:t>
+      </w:r>
+      <w:r>
+        <w:rPr>
+          <w:rFonts w:ascii="Times New Roman" w:hAnsi="Times New Roman"/>
+          <w:sz w:val="24"/>
+        </w:rPr>
+        <w:t xml:space="preserve">, </w:t>
+      </w:r>
+      <w:r>
+        <w:rPr>
+          <w:rFonts w:ascii="Times New Roman" w:hAnsi="Times New Roman"/>
+          <w:sz w:val="24"/>
+        </w:rPr>
+        <w:t>Го́споди</w:t>
+      </w:r>
+      <w:r>
+        <w:rPr>
+          <w:rFonts w:ascii="Times New Roman" w:hAnsi="Times New Roman"/>
+          <w:sz w:val="24"/>
+        </w:rPr>
+        <w:t xml:space="preserve">, </w:t>
+      </w:r>
+      <w:r>
+        <w:rPr>
+          <w:rFonts w:ascii="Times New Roman" w:hAnsi="Times New Roman"/>
+          <w:sz w:val="24"/>
+        </w:rPr>
+        <w:t>взива́ю</w:t>
+      </w:r>
+      <w:r>
+        <w:rPr>
+          <w:rFonts w:ascii="Times New Roman" w:hAnsi="Times New Roman"/>
+          <w:sz w:val="24"/>
+        </w:rPr>
+        <w:t xml:space="preserve"> й кажу́:* Ти моє́ </w:t>
+      </w:r>
+      <w:r>
+        <w:rPr>
+          <w:rFonts w:ascii="Times New Roman" w:hAnsi="Times New Roman"/>
+          <w:sz w:val="24"/>
+        </w:rPr>
+        <w:t>прибі́жище</w:t>
+      </w:r>
+      <w:r>
+        <w:rPr>
+          <w:rFonts w:ascii="Times New Roman" w:hAnsi="Times New Roman"/>
+          <w:sz w:val="24"/>
+        </w:rPr>
+        <w:t xml:space="preserve">, в землі́ </w:t>
+      </w:r>
+      <w:r>
+        <w:rPr>
+          <w:rFonts w:ascii="Times New Roman" w:hAnsi="Times New Roman"/>
+          <w:sz w:val="24"/>
+        </w:rPr>
+        <w:t>живи́х</w:t>
+      </w:r>
+      <w:r>
+        <w:rPr>
+          <w:rFonts w:ascii="Times New Roman" w:hAnsi="Times New Roman"/>
+          <w:sz w:val="24"/>
+        </w:rPr>
+        <w:t xml:space="preserve"> Ти − моя́ </w:t>
+      </w:r>
+      <w:r>
+        <w:rPr>
+          <w:rFonts w:ascii="Times New Roman" w:hAnsi="Times New Roman"/>
+          <w:sz w:val="24"/>
+        </w:rPr>
+        <w:t>до́ля</w:t>
+      </w:r>
+      <w:r>
+        <w:rPr>
+          <w:rFonts w:ascii="Times New Roman" w:hAnsi="Times New Roman"/>
+          <w:sz w:val="24"/>
+        </w:rPr>
+        <w:t>!</w:t>
+      </w:r>
+    </w:p>
+    <w:p>
+      <w:pPr>
+        <w:pStyle w:val="a"/>
+        <w:spacing w:after="120"/>
+      </w:pPr>
+      <w:r>
+        <w:rPr>
+          <w:rFonts w:ascii="Times New Roman" w:hAnsi="Times New Roman"/>
+          <w:sz w:val="24"/>
+        </w:rPr>
+        <w:t xml:space="preserve">Зверни́ </w:t>
+      </w:r>
+      <w:r>
+        <w:rPr>
+          <w:rFonts w:ascii="Times New Roman" w:hAnsi="Times New Roman"/>
+          <w:sz w:val="24"/>
+        </w:rPr>
+        <w:t>ува́гу</w:t>
+      </w:r>
+      <w:r>
+        <w:rPr>
+          <w:rFonts w:ascii="Times New Roman" w:hAnsi="Times New Roman"/>
+          <w:sz w:val="24"/>
+        </w:rPr>
+        <w:t xml:space="preserve"> на моє́ </w:t>
+      </w:r>
+      <w:r>
+        <w:rPr>
+          <w:rFonts w:ascii="Times New Roman" w:hAnsi="Times New Roman"/>
+          <w:sz w:val="24"/>
+        </w:rPr>
+        <w:t>блага́ння</w:t>
+      </w:r>
+      <w:r>
+        <w:rPr>
+          <w:rFonts w:ascii="Times New Roman" w:hAnsi="Times New Roman"/>
+          <w:sz w:val="24"/>
+        </w:rPr>
+        <w:t xml:space="preserve">,* бо я </w:t>
+      </w:r>
+      <w:r>
+        <w:rPr>
+          <w:rFonts w:ascii="Times New Roman" w:hAnsi="Times New Roman"/>
+          <w:sz w:val="24"/>
+        </w:rPr>
+        <w:t>ве́льми</w:t>
+      </w:r>
+      <w:r>
+        <w:rPr>
+          <w:rFonts w:ascii="Times New Roman" w:hAnsi="Times New Roman"/>
+          <w:sz w:val="24"/>
+        </w:rPr>
+        <w:t xml:space="preserve"> </w:t>
+      </w:r>
+      <w:r>
+        <w:rPr>
+          <w:rFonts w:ascii="Times New Roman" w:hAnsi="Times New Roman"/>
+          <w:sz w:val="24"/>
+        </w:rPr>
+        <w:t>неща́сний</w:t>
+      </w:r>
+      <w:r>
+        <w:rPr>
+          <w:rFonts w:ascii="Times New Roman" w:hAnsi="Times New Roman"/>
+          <w:sz w:val="24"/>
+        </w:rPr>
+        <w:t>.</w:t>
+      </w:r>
+    </w:p>
+    <w:p>
+      <w:pPr>
+        <w:pStyle w:val="a"/>
+        <w:spacing w:after="120"/>
+      </w:pPr>
+      <w:r>
+        <w:rPr>
+          <w:rFonts w:ascii="Times New Roman" w:hAnsi="Times New Roman"/>
+          <w:sz w:val="24"/>
+        </w:rPr>
+        <w:t xml:space="preserve">Спаси́ мене́ від </w:t>
+      </w:r>
+      <w:r>
+        <w:rPr>
+          <w:rFonts w:ascii="Times New Roman" w:hAnsi="Times New Roman"/>
+          <w:sz w:val="24"/>
+        </w:rPr>
+        <w:t>гони́телів</w:t>
+      </w:r>
+      <w:r>
+        <w:rPr>
+          <w:rFonts w:ascii="Times New Roman" w:hAnsi="Times New Roman"/>
+          <w:sz w:val="24"/>
+        </w:rPr>
+        <w:t xml:space="preserve"> </w:t>
+      </w:r>
+      <w:r>
+        <w:rPr>
+          <w:rFonts w:ascii="Times New Roman" w:hAnsi="Times New Roman"/>
+          <w:sz w:val="24"/>
+        </w:rPr>
+        <w:t>мої́х</w:t>
+      </w:r>
+      <w:r>
+        <w:rPr>
+          <w:rFonts w:ascii="Times New Roman" w:hAnsi="Times New Roman"/>
+          <w:sz w:val="24"/>
+        </w:rPr>
+        <w:t xml:space="preserve">,* бо вони́ </w:t>
+      </w:r>
+      <w:r>
+        <w:rPr>
+          <w:rFonts w:ascii="Times New Roman" w:hAnsi="Times New Roman"/>
+          <w:sz w:val="24"/>
+        </w:rPr>
+        <w:t>сильні́ші</w:t>
+      </w:r>
+      <w:r>
+        <w:rPr>
+          <w:rFonts w:ascii="Times New Roman" w:hAnsi="Times New Roman"/>
+          <w:sz w:val="24"/>
+        </w:rPr>
+        <w:t xml:space="preserve"> від </w:t>
+      </w:r>
+      <w:r>
+        <w:rPr>
+          <w:rFonts w:ascii="Times New Roman" w:hAnsi="Times New Roman"/>
+          <w:sz w:val="24"/>
+        </w:rPr>
+        <w:t>ме́не</w:t>
+      </w:r>
+      <w:r>
+        <w:rPr>
+          <w:rFonts w:ascii="Times New Roman" w:hAnsi="Times New Roman"/>
+          <w:sz w:val="24"/>
+        </w:rPr>
+        <w:t>.</w:t>
       </w:r>
     </w:p>
     <w:p>
@@ -8849,7 +10198,7 @@
           <w:sz w:val="24"/>
           <w:szCs w:val="24"/>
         </w:rPr>
-        <w:t>(г. 4, подібний: Як хороброго):</w:t>
+        <w:t>(г. 4, подібний: Як хороброго):</w:t>
       </w:r>
       <w:r>
         <w:rPr>
@@ -9288,7 +10637,7 @@
           <w:sz w:val="24"/>
           <w:szCs w:val="24"/>
         </w:rPr>
-        <w:t>(г. 4, подібний: Дав єси знамено):</w:t>
+        <w:t>(г. 4, подібний: Дав єси знамено):</w:t>
       </w:r>
       <w:r>
         <w:rPr>
@@ -10038,7 +11387,7 @@
           <w:sz w:val="24"/>
           <w:szCs w:val="24"/>
         </w:rPr>
-        <w:t>(г. 6):</w:t>
+        <w:t>(г. 6):</w:t>
       </w:r>
       <w:r>
         <w:rPr>
@@ -10851,30 +12200,19 @@
       </w:pPr>
       <w:r>
         <w:rPr>
-          <w:rFonts w:ascii="Times New Roman" w:hAnsi="Times New Roman" w:cs="Times New Roman"/>
-          <w:i/>
-          <w:color w:val="FF0000"/>
-          <w:sz w:val="24"/>
-          <w:szCs w:val="24"/>
+          <w:rFonts w:ascii="Times New Roman" w:hAnsi="Times New Roman"/>
+          <w:i/>
+          <w:color w:val="FF4400"/>
+          <w:sz w:val="24"/>
         </w:rPr>
         <w:t>Священик:</w:t>
       </w:r>
       <w:r>
         <w:rPr>
-          <w:rFonts w:ascii="Times New Roman" w:hAnsi="Times New Roman" w:cs="Times New Roman"/>
-          <w:color w:val="FF0000"/>
-          <w:sz w:val="24"/>
-          <w:szCs w:val="24"/>
-        </w:rPr>
-        <w:t xml:space="preserve"> </w:t>
-      </w:r>
-      <w:r>
-        <w:rPr>
-          <w:rFonts w:ascii="Times New Roman" w:hAnsi="Times New Roman" w:cs="Times New Roman"/>
-          <w:sz w:val="24"/>
-          <w:szCs w:val="24"/>
-        </w:rPr>
-        <w:t>Мир всім.</w:t>
+          <w:rFonts w:ascii="Times New Roman" w:hAnsi="Times New Roman"/>
+          <w:sz w:val="24"/>
+        </w:rPr>
+        <w:t xml:space="preserve"> Мир всім.</w:t>
       </w:r>
     </w:p>
     <w:p>
@@ -10925,83 +12263,241 @@
     </w:p>
     <w:p>
       <w:pPr>
-        <w:spacing w:after="120"/>
-        <w:jc w:val="center"/>
-        <w:rPr>
-          <w:rFonts w:ascii="Times New Roman" w:hAnsi="Times New Roman" w:cs="Times New Roman"/>
-          <w:color w:val="FF0000"/>
-        </w:rPr>
-      </w:pPr>
-      <w:r>
-        <w:rPr>
-          <w:rFonts w:ascii="Times New Roman" w:hAnsi="Times New Roman" w:cs="Times New Roman"/>
-          <w:i/>
-          <w:color w:val="FF0000"/>
-          <w:sz w:val="24"/>
-          <w:szCs w:val="24"/>
-        </w:rPr>
-        <w:t>Псалом 22  (г. 1):</w:t>
-      </w:r>
-    </w:p>
-    <w:p>
-      <w:pPr>
-        <w:spacing w:after="120"/>
-        <w:jc w:val="both"/>
-        <w:rPr>
-          <w:rFonts w:ascii="Times New Roman" w:hAnsi="Times New Roman" w:cs="Times New Roman"/>
+        <w:pStyle w:val="a"/>
+        <w:spacing w:after="120"/>
+      </w:pPr>
+      <w:r>
+        <w:rPr>
+          <w:rFonts w:ascii="Times New Roman" w:hAnsi="Times New Roman"/>
+          <w:i/>
+          <w:color w:val="FF0000"/>
+          <w:sz w:val="24"/>
+        </w:rPr>
+        <w:t>(г. 1):</w:t>
+      </w:r>
+      <w:r>
+        <w:rPr>
+          <w:rFonts w:ascii="Times New Roman" w:hAnsi="Times New Roman"/>
           <w:b/>
           <w:sz w:val="24"/>
-          <w:szCs w:val="24"/>
-        </w:rPr>
-      </w:pPr>
-      <w:r>
-        <w:rPr>
-          <w:rFonts w:ascii="Times New Roman" w:hAnsi="Times New Roman" w:cs="Times New Roman"/>
+        </w:rPr>
+        <w:t xml:space="preserve"> </w:t>
+      </w:r>
+      <w:r>
+        <w:rPr>
+          <w:rFonts w:ascii="Times New Roman" w:hAnsi="Times New Roman"/>
           <w:b/>
           <w:sz w:val="24"/>
-          <w:szCs w:val="24"/>
-        </w:rPr>
-        <w:t>Милість твоя, Господи, буде зі мною* по всі дні життя мого.</w:t>
-      </w:r>
-    </w:p>
-    <w:p>
-      <w:pPr>
-        <w:spacing w:after="120"/>
-        <w:jc w:val="both"/>
-        <w:rPr>
-          <w:rFonts w:ascii="Times New Roman" w:hAnsi="Times New Roman" w:cs="Times New Roman"/>
-          <w:sz w:val="24"/>
-          <w:szCs w:val="24"/>
+        </w:rPr>
+        <w:t>Ми́лість</w:t>
+      </w:r>
+      <w:r>
+        <w:rPr>
+          <w:rFonts w:ascii="Times New Roman" w:hAnsi="Times New Roman"/>
+          <w:b/>
+          <w:sz w:val="24"/>
+        </w:rPr>
+        <w:t xml:space="preserve"> Твоя́, </w:t>
+      </w:r>
+      <w:r>
+        <w:rPr>
+          <w:rFonts w:ascii="Times New Roman" w:hAnsi="Times New Roman"/>
+          <w:b/>
+          <w:sz w:val="24"/>
+        </w:rPr>
+        <w:t>Го́споди</w:t>
+      </w:r>
+      <w:r>
+        <w:rPr>
+          <w:rFonts w:ascii="Times New Roman" w:hAnsi="Times New Roman"/>
+          <w:b/>
+          <w:sz w:val="24"/>
+        </w:rPr>
+        <w:t xml:space="preserve">, </w:t>
+      </w:r>
+      <w:r>
+        <w:rPr>
+          <w:rFonts w:ascii="Times New Roman" w:hAnsi="Times New Roman"/>
+          <w:b/>
+          <w:sz w:val="24"/>
+        </w:rPr>
+        <w:t>бу́де</w:t>
+      </w:r>
+      <w:r>
+        <w:rPr>
+          <w:rFonts w:ascii="Times New Roman" w:hAnsi="Times New Roman"/>
+          <w:b/>
+          <w:sz w:val="24"/>
+        </w:rPr>
+        <w:t xml:space="preserve"> зі </w:t>
+      </w:r>
+      <w:r>
+        <w:rPr>
+          <w:rFonts w:ascii="Times New Roman" w:hAnsi="Times New Roman"/>
+          <w:b/>
+          <w:sz w:val="24"/>
+        </w:rPr>
+        <w:t>мно́ю</w:t>
+      </w:r>
+      <w:r>
+        <w:rPr>
+          <w:rFonts w:ascii="Times New Roman" w:hAnsi="Times New Roman"/>
+          <w:b/>
+          <w:sz w:val="24"/>
+        </w:rPr>
+        <w:t xml:space="preserve">* по всі дні життя́ мого́ </w:t>
+      </w:r>
+      <w:r>
+        <w:rPr>
+          <w:rFonts w:ascii="Times New Roman" w:hAnsi="Times New Roman"/>
+          <w:i/>
+          <w:color w:val="FF0000"/>
+          <w:sz w:val="24"/>
+        </w:rPr>
+        <w:t>(Пс. 22,6).</w:t>
+      </w:r>
+    </w:p>
+    <w:p>
+      <w:pPr>
+        <w:pStyle w:val="a"/>
+        <w:spacing w:after="120"/>
+      </w:pPr>
+      <w:r>
+        <w:rPr>
+          <w:rFonts w:ascii="Times New Roman" w:hAnsi="Times New Roman"/>
+          <w:i/>
+          <w:color w:val="FF0000"/>
+          <w:sz w:val="24"/>
+        </w:rPr>
+        <w:t xml:space="preserve">Стих: </w:t>
+      </w:r>
+      <w:r>
+        <w:rPr>
+          <w:rFonts w:ascii="Times New Roman" w:hAnsi="Times New Roman"/>
+          <w:sz w:val="24"/>
           <w:u w:val="single"/>
         </w:rPr>
-      </w:pPr>
-      <w:r>
-        <w:rPr>
-          <w:rFonts w:ascii="Times New Roman" w:hAnsi="Times New Roman" w:cs="Times New Roman"/>
-          <w:i/>
-          <w:color w:val="FF0000"/>
-          <w:sz w:val="24"/>
-          <w:szCs w:val="24"/>
-        </w:rPr>
-        <w:t>Стих:</w:t>
-      </w:r>
-      <w:r>
-        <w:rPr>
-          <w:rFonts w:ascii="Times New Roman" w:hAnsi="Times New Roman" w:cs="Times New Roman"/>
-          <w:i/>
-          <w:sz w:val="24"/>
-          <w:szCs w:val="24"/>
-        </w:rPr>
-        <w:t xml:space="preserve">  </w:t>
-      </w:r>
-      <w:r>
-        <w:rPr>
-          <w:rFonts w:ascii="Times New Roman" w:hAnsi="Times New Roman" w:cs="Times New Roman"/>
-          <w:sz w:val="24"/>
-          <w:szCs w:val="24"/>
+        <w:t>Госпо́дь</w:t>
+      </w:r>
+      <w:r>
+        <w:rPr>
+          <w:rFonts w:ascii="Times New Roman" w:hAnsi="Times New Roman"/>
+          <w:sz w:val="24"/>
           <w:u w:val="single"/>
         </w:rPr>
-        <w:t>Господь мій пастир: нічого мені не бракуватиме; на зелених пасовиськах він поселив мене.</w:t>
+        <w:t xml:space="preserve"> мій </w:t>
+      </w:r>
+      <w:r>
+        <w:rPr>
+          <w:rFonts w:ascii="Times New Roman" w:hAnsi="Times New Roman"/>
+          <w:sz w:val="24"/>
+          <w:u w:val="single"/>
+        </w:rPr>
+        <w:t>па́стир</w:t>
+      </w:r>
+      <w:r>
+        <w:rPr>
+          <w:rFonts w:ascii="Times New Roman" w:hAnsi="Times New Roman"/>
+          <w:sz w:val="24"/>
+          <w:u w:val="single"/>
+        </w:rPr>
+        <w:t xml:space="preserve">: </w:t>
+      </w:r>
+      <w:r>
+        <w:rPr>
+          <w:rFonts w:ascii="Times New Roman" w:hAnsi="Times New Roman"/>
+          <w:sz w:val="24"/>
+          <w:u w:val="single"/>
+        </w:rPr>
+        <w:t>нічо́го</w:t>
+      </w:r>
+      <w:r>
+        <w:rPr>
+          <w:rFonts w:ascii="Times New Roman" w:hAnsi="Times New Roman"/>
+          <w:sz w:val="24"/>
+          <w:u w:val="single"/>
+        </w:rPr>
+        <w:t xml:space="preserve"> мені́ не </w:t>
+      </w:r>
+      <w:r>
+        <w:rPr>
+          <w:rFonts w:ascii="Times New Roman" w:hAnsi="Times New Roman"/>
+          <w:sz w:val="24"/>
+          <w:u w:val="single"/>
+        </w:rPr>
+        <w:t>бракува́тиме</w:t>
+      </w:r>
+      <w:r>
+        <w:rPr>
+          <w:rFonts w:ascii="Times New Roman" w:hAnsi="Times New Roman"/>
+          <w:sz w:val="24"/>
+          <w:u w:val="single"/>
+        </w:rPr>
+        <w:t xml:space="preserve">; на </w:t>
+      </w:r>
+      <w:r>
+        <w:rPr>
+          <w:rFonts w:ascii="Times New Roman" w:hAnsi="Times New Roman"/>
+          <w:sz w:val="24"/>
+          <w:u w:val="single"/>
+        </w:rPr>
+        <w:t>зеле́них</w:t>
+      </w:r>
+      <w:r>
+        <w:rPr>
+          <w:rFonts w:ascii="Times New Roman" w:hAnsi="Times New Roman"/>
+          <w:sz w:val="24"/>
+          <w:u w:val="single"/>
+        </w:rPr>
+        <w:t xml:space="preserve"> </w:t>
+      </w:r>
+      <w:r>
+        <w:rPr>
+          <w:rFonts w:ascii="Times New Roman" w:hAnsi="Times New Roman"/>
+          <w:sz w:val="24"/>
+          <w:u w:val="single"/>
+        </w:rPr>
+        <w:t>пасо́виськах</w:t>
+      </w:r>
+      <w:r>
+        <w:rPr>
+          <w:rFonts w:ascii="Times New Roman" w:hAnsi="Times New Roman"/>
+          <w:sz w:val="24"/>
+          <w:u w:val="single"/>
+        </w:rPr>
+        <w:t xml:space="preserve"> Він </w:t>
+      </w:r>
+      <w:r>
+        <w:rPr>
+          <w:rFonts w:ascii="Times New Roman" w:hAnsi="Times New Roman"/>
+          <w:sz w:val="24"/>
+          <w:u w:val="single"/>
+        </w:rPr>
+        <w:t>посели́в</w:t>
+      </w:r>
+      <w:r>
+        <w:rPr>
+          <w:rFonts w:ascii="Times New Roman" w:hAnsi="Times New Roman"/>
+          <w:sz w:val="24"/>
+          <w:u w:val="single"/>
+        </w:rPr>
+        <w:t xml:space="preserve"> мене́</w:t>
+      </w:r>
+      <w:r>
+        <w:rPr>
+          <w:rFonts w:ascii="Times New Roman" w:hAnsi="Times New Roman"/>
+          <w:sz w:val="24"/>
+        </w:rPr>
+        <w:t xml:space="preserve"> </w:t>
+      </w:r>
+      <w:r>
+        <w:rPr>
+          <w:rFonts w:ascii="Times New Roman" w:hAnsi="Times New Roman"/>
+          <w:i/>
+          <w:color w:val="FF0000"/>
+          <w:sz w:val="24"/>
+        </w:rPr>
+        <w:t>(Пс. 22,1-2).</w:t>
       </w:r>
     </w:p>
     <w:p>
@@ -13476,16 +14972,43 @@
       </w:pPr>
       <w:r>
         <w:rPr>
-          <w:rFonts w:ascii="Times New Roman" w:hAnsi="Times New Roman" w:cs="Times New Roman"/>
-          <w:i/>
-          <w:color w:val="FF0000"/>
-          <w:sz w:val="24"/>
-          <w:szCs w:val="24"/>
+          <w:rFonts w:ascii="Times New Roman" w:hAnsi="Times New Roman"/>
+          <w:i/>
+          <w:color w:val="FF4400"/>
+          <w:sz w:val="24"/>
         </w:rPr>
         <w:t>Священик:</w:t>
       </w:r>
       <w:r>
         <w:rPr>
+          <w:rFonts w:ascii="Times New Roman" w:hAnsi="Times New Roman"/>
+          <w:sz w:val="24"/>
+        </w:rPr>
+        <w:t xml:space="preserve"> Бо Ти – Бог милости, ласк і людинолюбности, і Тобі славу віддаємо, Отцю, і Сину, і Святому Духові, нині, і повсякчас, і на віки віків.</w:t>
+      </w:r>
+    </w:p>
+    <w:p>
+      <w:pPr>
+        <w:spacing w:after="120"/>
+        <w:jc w:val="both"/>
+        <w:rPr>
+          <w:rFonts w:ascii="Times New Roman" w:hAnsi="Times New Roman" w:cs="Times New Roman"/>
+          <w:sz w:val="24"/>
+          <w:szCs w:val="24"/>
+        </w:rPr>
+      </w:pPr>
+      <w:r>
+        <w:rPr>
+          <w:rFonts w:ascii="Times New Roman" w:hAnsi="Times New Roman" w:cs="Times New Roman"/>
+          <w:i/>
+          <w:color w:val="FF0000"/>
+          <w:sz w:val="24"/>
+          <w:szCs w:val="24"/>
+        </w:rPr>
+        <w:t>Вірні:</w:t>
+      </w:r>
+      <w:r>
+        <w:rPr>
           <w:rFonts w:ascii="Times New Roman" w:hAnsi="Times New Roman" w:cs="Times New Roman"/>
           <w:color w:val="FF0000"/>
           <w:sz w:val="24"/>
@@ -13496,45 +15019,6 @@
       <w:r>
         <w:rPr>
           <w:rFonts w:ascii="Times New Roman" w:hAnsi="Times New Roman" w:cs="Times New Roman"/>
-          <w:color w:val="000000"/>
-          <w:sz w:val="24"/>
-          <w:szCs w:val="24"/>
-        </w:rPr>
-        <w:t>Бо Ти – Бог милости, ласк і людинолюбности, і Тобі славу віддаємо, Отцю, і Сину, і Святому Духові, нині, і повсякчас, і на віки віків.</w:t>
-      </w:r>
-    </w:p>
-    <w:p>
-      <w:pPr>
-        <w:spacing w:after="120"/>
-        <w:jc w:val="both"/>
-        <w:rPr>
-          <w:rFonts w:ascii="Times New Roman" w:hAnsi="Times New Roman" w:cs="Times New Roman"/>
-          <w:sz w:val="24"/>
-          <w:szCs w:val="24"/>
-        </w:rPr>
-      </w:pPr>
-      <w:r>
-        <w:rPr>
-          <w:rFonts w:ascii="Times New Roman" w:hAnsi="Times New Roman" w:cs="Times New Roman"/>
-          <w:i/>
-          <w:color w:val="FF0000"/>
-          <w:sz w:val="24"/>
-          <w:szCs w:val="24"/>
-        </w:rPr>
-        <w:t>Вірні:</w:t>
-      </w:r>
-      <w:r>
-        <w:rPr>
-          <w:rFonts w:ascii="Times New Roman" w:hAnsi="Times New Roman" w:cs="Times New Roman"/>
-          <w:color w:val="FF0000"/>
-          <w:sz w:val="24"/>
-          <w:szCs w:val="24"/>
-        </w:rPr>
-        <w:t xml:space="preserve"> </w:t>
-      </w:r>
-      <w:r>
-        <w:rPr>
-          <w:rFonts w:ascii="Times New Roman" w:hAnsi="Times New Roman" w:cs="Times New Roman"/>
           <w:sz w:val="24"/>
           <w:szCs w:val="24"/>
         </w:rPr>
@@ -13553,30 +15037,19 @@
       </w:pPr>
       <w:r>
         <w:rPr>
-          <w:rFonts w:ascii="Times New Roman" w:hAnsi="Times New Roman" w:cs="Times New Roman"/>
-          <w:i/>
-          <w:color w:val="FF0000"/>
-          <w:sz w:val="24"/>
-          <w:szCs w:val="24"/>
+          <w:rFonts w:ascii="Times New Roman" w:hAnsi="Times New Roman"/>
+          <w:i/>
+          <w:color w:val="FF4400"/>
+          <w:sz w:val="24"/>
         </w:rPr>
         <w:t>Священик:</w:t>
       </w:r>
       <w:r>
         <w:rPr>
-          <w:rFonts w:ascii="Times New Roman" w:hAnsi="Times New Roman" w:cs="Times New Roman"/>
-          <w:color w:val="FF0000"/>
-          <w:sz w:val="24"/>
-          <w:szCs w:val="24"/>
-        </w:rPr>
-        <w:t xml:space="preserve"> </w:t>
-      </w:r>
-      <w:r>
-        <w:rPr>
-          <w:rFonts w:ascii="Times New Roman" w:hAnsi="Times New Roman" w:cs="Times New Roman"/>
-          <w:sz w:val="24"/>
-          <w:szCs w:val="24"/>
-        </w:rPr>
-        <w:t>Мир всім.</w:t>
+          <w:rFonts w:ascii="Times New Roman" w:hAnsi="Times New Roman"/>
+          <w:sz w:val="24"/>
+        </w:rPr>
+        <w:t xml:space="preserve"> Мир всім.</w:t>
       </w:r>
     </w:p>
     <w:p>
@@ -13836,7 +15309,7 @@
           <w:sz w:val="24"/>
           <w:szCs w:val="24"/>
         </w:rPr>
-        <w:t>(г. 2, подібний: Доме Євфратів):</w:t>
+        <w:t>(г. 2, подібний: Доме Євфратів):</w:t>
       </w:r>
       <w:r>
         <w:rPr>
@@ -14011,7 +15484,7 @@
           <w:sz w:val="24"/>
           <w:szCs w:val="24"/>
         </w:rPr>
-        <w:t>(г. 8):</w:t>
+        <w:t>(г. 8):</w:t>
       </w:r>
       <w:r>
         <w:rPr>
@@ -14065,7 +15538,7 @@
           <w:sz w:val="24"/>
           <w:szCs w:val="24"/>
         </w:rPr>
-        <w:t>(г. 2, болгарський):</w:t>
+        <w:t>(г. 2, болгарський):</w:t>
       </w:r>
       <w:r>
         <w:rPr>
@@ -14128,269 +15601,1212 @@
     </w:p>
     <w:p>
       <w:pPr>
-        <w:spacing w:after="120"/>
-        <w:jc w:val="both"/>
-        <w:rPr>
-          <w:rFonts w:ascii="Times New Roman" w:hAnsi="Times New Roman" w:cs="Times New Roman"/>
-          <w:sz w:val="24"/>
-          <w:szCs w:val="24"/>
-        </w:rPr>
-      </w:pPr>
-      <w:r>
-        <w:rPr>
-          <w:rFonts w:ascii="Times New Roman" w:hAnsi="Times New Roman" w:cs="Times New Roman"/>
-          <w:sz w:val="24"/>
-          <w:szCs w:val="24"/>
-        </w:rPr>
-        <w:t xml:space="preserve">Нині відпускаєш слугу твого, Владико,* за твоїм словом у мирі. </w:t>
-      </w:r>
-    </w:p>
-    <w:p>
-      <w:pPr>
-        <w:spacing w:after="120"/>
-        <w:jc w:val="both"/>
-        <w:rPr>
-          <w:rFonts w:ascii="Times New Roman" w:hAnsi="Times New Roman" w:cs="Times New Roman"/>
-          <w:sz w:val="24"/>
-          <w:szCs w:val="24"/>
-        </w:rPr>
-      </w:pPr>
-      <w:r>
-        <w:rPr>
-          <w:rFonts w:ascii="Times New Roman" w:hAnsi="Times New Roman" w:cs="Times New Roman"/>
-          <w:sz w:val="24"/>
-          <w:szCs w:val="24"/>
-        </w:rPr>
-        <w:t xml:space="preserve">Бо побачили очі мої* спасіння твоє, </w:t>
-      </w:r>
-    </w:p>
-    <w:p>
-      <w:pPr>
-        <w:spacing w:after="120"/>
-        <w:jc w:val="both"/>
-        <w:rPr>
-          <w:rFonts w:ascii="Times New Roman" w:hAnsi="Times New Roman" w:cs="Times New Roman"/>
-          <w:sz w:val="24"/>
-          <w:szCs w:val="24"/>
-        </w:rPr>
-      </w:pPr>
-      <w:r>
-        <w:rPr>
-          <w:rFonts w:ascii="Times New Roman" w:hAnsi="Times New Roman" w:cs="Times New Roman"/>
-          <w:sz w:val="24"/>
-          <w:szCs w:val="24"/>
-        </w:rPr>
-        <w:t xml:space="preserve">що приготував ти* перед усіма народами. </w:t>
-      </w:r>
-    </w:p>
-    <w:p>
-      <w:pPr>
-        <w:spacing w:after="120"/>
-        <w:jc w:val="both"/>
-        <w:rPr>
-          <w:rFonts w:ascii="Times New Roman" w:hAnsi="Times New Roman" w:cs="Times New Roman"/>
-          <w:sz w:val="24"/>
-          <w:szCs w:val="24"/>
-        </w:rPr>
-      </w:pPr>
-      <w:r>
-        <w:rPr>
-          <w:rFonts w:ascii="Times New Roman" w:hAnsi="Times New Roman" w:cs="Times New Roman"/>
-          <w:sz w:val="24"/>
-          <w:szCs w:val="24"/>
-        </w:rPr>
-        <w:t>Світло на просвіту поганам,* і славу люду твого, Ізраїля.</w:t>
-      </w:r>
-    </w:p>
-    <w:p>
-      <w:pPr>
-        <w:spacing w:after="120"/>
-        <w:jc w:val="both"/>
-        <w:rPr>
-          <w:rFonts w:ascii="Times New Roman" w:hAnsi="Times New Roman" w:cs="Times New Roman"/>
-          <w:sz w:val="24"/>
-          <w:szCs w:val="24"/>
-        </w:rPr>
-      </w:pPr>
-      <w:r>
-        <w:rPr>
-          <w:rFonts w:ascii="Times New Roman" w:hAnsi="Times New Roman" w:cs="Times New Roman"/>
-          <w:sz w:val="24"/>
-          <w:szCs w:val="24"/>
-        </w:rPr>
-        <w:t>Святий Боже, святий Кріпкий, святий Безсмертний, помилуй</w:t>
-      </w:r>
-      <w:r>
-        <w:rPr>
-          <w:rFonts w:ascii="Times New Roman" w:hAnsi="Times New Roman" w:cs="Times New Roman"/>
-          <w:sz w:val="24"/>
-          <w:szCs w:val="24"/>
-        </w:rPr>
-        <w:t xml:space="preserve"> нас </w:t>
-      </w:r>
-      <w:r>
-        <w:rPr>
-          <w:rFonts w:ascii="Times New Roman" w:hAnsi="Times New Roman" w:cs="Times New Roman"/>
-          <w:i/>
-          <w:color w:val="FF0000"/>
-          <w:sz w:val="24"/>
-          <w:szCs w:val="24"/>
-        </w:rPr>
-        <w:t>(3 р.)</w:t>
-      </w:r>
-      <w:r>
-        <w:rPr>
-          <w:rFonts w:ascii="Times New Roman" w:hAnsi="Times New Roman" w:cs="Times New Roman"/>
-          <w:i/>
-          <w:sz w:val="24"/>
-          <w:szCs w:val="24"/>
+        <w:pStyle w:val="a"/>
+        <w:spacing w:after="120"/>
+      </w:pPr>
+      <w:r>
+        <w:rPr>
+          <w:rFonts w:ascii="Times New Roman" w:hAnsi="Times New Roman"/>
+          <w:sz w:val="24"/>
+        </w:rPr>
+        <w:t>Ни́ні</w:t>
+      </w:r>
+      <w:r>
+        <w:rPr>
+          <w:rFonts w:ascii="Times New Roman" w:hAnsi="Times New Roman"/>
+          <w:sz w:val="24"/>
+        </w:rPr>
+        <w:t xml:space="preserve"> </w:t>
+      </w:r>
+      <w:r>
+        <w:rPr>
+          <w:rFonts w:ascii="Times New Roman" w:hAnsi="Times New Roman"/>
+          <w:sz w:val="24"/>
+        </w:rPr>
+        <w:t>відпуска́єш</w:t>
+      </w:r>
+      <w:r>
+        <w:rPr>
+          <w:rFonts w:ascii="Times New Roman" w:hAnsi="Times New Roman"/>
+          <w:sz w:val="24"/>
+        </w:rPr>
+        <w:t xml:space="preserve"> слугу́ Твого́, </w:t>
+      </w:r>
+      <w:r>
+        <w:rPr>
+          <w:rFonts w:ascii="Times New Roman" w:hAnsi="Times New Roman"/>
+          <w:sz w:val="24"/>
+        </w:rPr>
+        <w:t>Влади́ко</w:t>
+      </w:r>
+      <w:r>
+        <w:rPr>
+          <w:rFonts w:ascii="Times New Roman" w:hAnsi="Times New Roman"/>
+          <w:sz w:val="24"/>
+        </w:rPr>
+        <w:t xml:space="preserve">,* за </w:t>
+      </w:r>
+      <w:r>
+        <w:rPr>
+          <w:rFonts w:ascii="Times New Roman" w:hAnsi="Times New Roman"/>
+          <w:sz w:val="24"/>
+        </w:rPr>
+        <w:t>Твої́м</w:t>
+      </w:r>
+      <w:r>
+        <w:rPr>
+          <w:rFonts w:ascii="Times New Roman" w:hAnsi="Times New Roman"/>
+          <w:sz w:val="24"/>
+        </w:rPr>
+        <w:t xml:space="preserve"> </w:t>
+      </w:r>
+      <w:r>
+        <w:rPr>
+          <w:rFonts w:ascii="Times New Roman" w:hAnsi="Times New Roman"/>
+          <w:sz w:val="24"/>
+        </w:rPr>
+        <w:t>сло́вом</w:t>
+      </w:r>
+      <w:r>
+        <w:rPr>
+          <w:rFonts w:ascii="Times New Roman" w:hAnsi="Times New Roman"/>
+          <w:sz w:val="24"/>
+        </w:rPr>
+        <w:t xml:space="preserve"> у </w:t>
+      </w:r>
+      <w:r>
+        <w:rPr>
+          <w:rFonts w:ascii="Times New Roman" w:hAnsi="Times New Roman"/>
+          <w:sz w:val="24"/>
+        </w:rPr>
+        <w:t>ми́рі</w:t>
+      </w:r>
+      <w:r>
+        <w:rPr>
+          <w:rFonts w:ascii="Times New Roman" w:hAnsi="Times New Roman"/>
+          <w:sz w:val="24"/>
         </w:rPr>
         <w:t>.</w:t>
       </w:r>
     </w:p>
     <w:p>
       <w:pPr>
-        <w:spacing w:after="120"/>
-        <w:jc w:val="both"/>
-        <w:rPr>
-          <w:rFonts w:ascii="Times New Roman" w:hAnsi="Times New Roman" w:cs="Times New Roman"/>
-          <w:sz w:val="24"/>
-          <w:szCs w:val="24"/>
-        </w:rPr>
-      </w:pPr>
-      <w:r>
-        <w:rPr>
-          <w:rFonts w:ascii="Times New Roman" w:hAnsi="Times New Roman" w:cs="Times New Roman"/>
-          <w:sz w:val="24"/>
-          <w:szCs w:val="24"/>
-        </w:rPr>
-        <w:t>Слава Отцю, і Сину, і Святому Духові,* і нині і повсякчас, і на віки віків. Амінь.</w:t>
-      </w:r>
-    </w:p>
-    <w:p>
-      <w:pPr>
-        <w:spacing w:after="120"/>
-        <w:jc w:val="both"/>
-        <w:rPr>
-          <w:rFonts w:ascii="Times New Roman" w:hAnsi="Times New Roman" w:cs="Times New Roman"/>
-          <w:sz w:val="24"/>
-          <w:szCs w:val="24"/>
-        </w:rPr>
-      </w:pPr>
-      <w:r>
-        <w:rPr>
-          <w:rFonts w:ascii="Times New Roman" w:hAnsi="Times New Roman" w:cs="Times New Roman"/>
-          <w:sz w:val="24"/>
-          <w:szCs w:val="24"/>
-        </w:rPr>
-        <w:t>Пресвята Тройце, помилуй нас;* Господи, очисти гріхи наші;* Владико, прости беззаконня наші;* Святий, завітай і зціли немочі наші імени твого ради.</w:t>
-      </w:r>
-    </w:p>
-    <w:p>
-      <w:pPr>
-        <w:spacing w:after="120"/>
-        <w:jc w:val="both"/>
-        <w:rPr>
-          <w:rFonts w:ascii="Times New Roman" w:hAnsi="Times New Roman" w:cs="Times New Roman"/>
-          <w:i/>
-          <w:sz w:val="24"/>
-          <w:szCs w:val="24"/>
-        </w:rPr>
-      </w:pPr>
-      <w:r>
-        <w:rPr>
-          <w:rFonts w:ascii="Times New Roman" w:hAnsi="Times New Roman" w:cs="Times New Roman"/>
-          <w:sz w:val="24"/>
-          <w:szCs w:val="24"/>
-        </w:rPr>
-        <w:t>Господи, пом</w:t>
-      </w:r>
-      <w:r>
-        <w:rPr>
-          <w:rFonts w:ascii="Times New Roman" w:hAnsi="Times New Roman" w:cs="Times New Roman"/>
-          <w:sz w:val="24"/>
-          <w:szCs w:val="24"/>
-        </w:rPr>
-        <w:t xml:space="preserve">илуй </w:t>
-      </w:r>
-      <w:r>
-        <w:rPr>
-          <w:rFonts w:ascii="Times New Roman" w:hAnsi="Times New Roman" w:cs="Times New Roman"/>
-          <w:i/>
-          <w:color w:val="FF0000"/>
-          <w:sz w:val="24"/>
-          <w:szCs w:val="24"/>
-        </w:rPr>
-        <w:t>(3 р.)</w:t>
-      </w:r>
-      <w:r>
-        <w:rPr>
-          <w:rFonts w:ascii="Times New Roman" w:hAnsi="Times New Roman" w:cs="Times New Roman"/>
-          <w:i/>
-          <w:sz w:val="24"/>
-          <w:szCs w:val="24"/>
+        <w:pStyle w:val="a"/>
+        <w:spacing w:after="120"/>
+      </w:pPr>
+      <w:r>
+        <w:rPr>
+          <w:rFonts w:ascii="Times New Roman" w:hAnsi="Times New Roman"/>
+          <w:sz w:val="24"/>
+        </w:rPr>
+        <w:t xml:space="preserve">Бо </w:t>
+      </w:r>
+      <w:r>
+        <w:rPr>
+          <w:rFonts w:ascii="Times New Roman" w:hAnsi="Times New Roman"/>
+          <w:sz w:val="24"/>
+        </w:rPr>
+        <w:t>поба́чили</w:t>
+      </w:r>
+      <w:r>
+        <w:rPr>
+          <w:rFonts w:ascii="Times New Roman" w:hAnsi="Times New Roman"/>
+          <w:sz w:val="24"/>
+        </w:rPr>
+        <w:t xml:space="preserve"> </w:t>
+      </w:r>
+      <w:r>
+        <w:rPr>
+          <w:rFonts w:ascii="Times New Roman" w:hAnsi="Times New Roman"/>
+          <w:sz w:val="24"/>
+        </w:rPr>
+        <w:t>о́чі</w:t>
+      </w:r>
+      <w:r>
+        <w:rPr>
+          <w:rFonts w:ascii="Times New Roman" w:hAnsi="Times New Roman"/>
+          <w:sz w:val="24"/>
+        </w:rPr>
+        <w:t xml:space="preserve"> мої́* </w:t>
+      </w:r>
+      <w:r>
+        <w:rPr>
+          <w:rFonts w:ascii="Times New Roman" w:hAnsi="Times New Roman"/>
+          <w:sz w:val="24"/>
+        </w:rPr>
+        <w:t>спасі́ння</w:t>
+      </w:r>
+      <w:r>
+        <w:rPr>
+          <w:rFonts w:ascii="Times New Roman" w:hAnsi="Times New Roman"/>
+          <w:sz w:val="24"/>
+        </w:rPr>
+        <w:t xml:space="preserve"> Твоє́;</w:t>
+      </w:r>
+    </w:p>
+    <w:p>
+      <w:pPr>
+        <w:pStyle w:val="a"/>
+        <w:spacing w:after="120"/>
+      </w:pPr>
+      <w:r>
+        <w:rPr>
+          <w:rFonts w:ascii="Times New Roman" w:hAnsi="Times New Roman"/>
+          <w:sz w:val="24"/>
+        </w:rPr>
+        <w:t xml:space="preserve">Що </w:t>
+      </w:r>
+      <w:r>
+        <w:rPr>
+          <w:rFonts w:ascii="Times New Roman" w:hAnsi="Times New Roman"/>
+          <w:sz w:val="24"/>
+        </w:rPr>
+        <w:t>приготува́в</w:t>
+      </w:r>
+      <w:r>
+        <w:rPr>
+          <w:rFonts w:ascii="Times New Roman" w:hAnsi="Times New Roman"/>
+          <w:sz w:val="24"/>
+        </w:rPr>
+        <w:t xml:space="preserve"> Ти* </w:t>
+      </w:r>
+      <w:r>
+        <w:rPr>
+          <w:rFonts w:ascii="Times New Roman" w:hAnsi="Times New Roman"/>
+          <w:sz w:val="24"/>
+        </w:rPr>
+        <w:t>пе́ред</w:t>
+      </w:r>
+      <w:r>
+        <w:rPr>
+          <w:rFonts w:ascii="Times New Roman" w:hAnsi="Times New Roman"/>
+          <w:sz w:val="24"/>
+        </w:rPr>
+        <w:t xml:space="preserve"> усіма́ </w:t>
+      </w:r>
+      <w:r>
+        <w:rPr>
+          <w:rFonts w:ascii="Times New Roman" w:hAnsi="Times New Roman"/>
+          <w:sz w:val="24"/>
+        </w:rPr>
+        <w:t>наро́дами</w:t>
+      </w:r>
+      <w:r>
+        <w:rPr>
+          <w:rFonts w:ascii="Times New Roman" w:hAnsi="Times New Roman"/>
+          <w:sz w:val="24"/>
+        </w:rPr>
+        <w:t>;</w:t>
+      </w:r>
+    </w:p>
+    <w:p>
+      <w:pPr>
+        <w:pStyle w:val="a"/>
+        <w:spacing w:after="120"/>
+      </w:pPr>
+      <w:r>
+        <w:rPr>
+          <w:rFonts w:ascii="Times New Roman" w:hAnsi="Times New Roman"/>
+          <w:sz w:val="24"/>
+        </w:rPr>
+        <w:t>Сві́тло</w:t>
+      </w:r>
+      <w:r>
+        <w:rPr>
+          <w:rFonts w:ascii="Times New Roman" w:hAnsi="Times New Roman"/>
+          <w:sz w:val="24"/>
+        </w:rPr>
+        <w:t xml:space="preserve"> на </w:t>
+      </w:r>
+      <w:r>
+        <w:rPr>
+          <w:rFonts w:ascii="Times New Roman" w:hAnsi="Times New Roman"/>
+          <w:sz w:val="24"/>
+        </w:rPr>
+        <w:t>просві́ту</w:t>
+      </w:r>
+      <w:r>
+        <w:rPr>
+          <w:rFonts w:ascii="Times New Roman" w:hAnsi="Times New Roman"/>
+          <w:sz w:val="24"/>
+        </w:rPr>
+        <w:t xml:space="preserve"> </w:t>
+      </w:r>
+      <w:r>
+        <w:rPr>
+          <w:rFonts w:ascii="Times New Roman" w:hAnsi="Times New Roman"/>
+          <w:sz w:val="24"/>
+        </w:rPr>
+        <w:t>пога́нам</w:t>
+      </w:r>
+      <w:r>
+        <w:rPr>
+          <w:rFonts w:ascii="Times New Roman" w:hAnsi="Times New Roman"/>
+          <w:sz w:val="24"/>
+        </w:rPr>
+        <w:t xml:space="preserve">,* і </w:t>
+      </w:r>
+      <w:r>
+        <w:rPr>
+          <w:rFonts w:ascii="Times New Roman" w:hAnsi="Times New Roman"/>
+          <w:sz w:val="24"/>
+        </w:rPr>
+        <w:t>сла́ву</w:t>
+      </w:r>
+      <w:r>
+        <w:rPr>
+          <w:rFonts w:ascii="Times New Roman" w:hAnsi="Times New Roman"/>
+          <w:sz w:val="24"/>
+        </w:rPr>
+        <w:t xml:space="preserve"> </w:t>
+      </w:r>
+      <w:r>
+        <w:rPr>
+          <w:rFonts w:ascii="Times New Roman" w:hAnsi="Times New Roman"/>
+          <w:sz w:val="24"/>
+        </w:rPr>
+        <w:t>лю́ду</w:t>
+      </w:r>
+      <w:r>
+        <w:rPr>
+          <w:rFonts w:ascii="Times New Roman" w:hAnsi="Times New Roman"/>
+          <w:sz w:val="24"/>
+        </w:rPr>
+        <w:t xml:space="preserve"> Твого́, </w:t>
+      </w:r>
+      <w:r>
+        <w:rPr>
+          <w:rFonts w:ascii="Times New Roman" w:hAnsi="Times New Roman"/>
+          <w:sz w:val="24"/>
+        </w:rPr>
+        <w:t>Ізра́їля</w:t>
+      </w:r>
+      <w:r>
+        <w:rPr>
+          <w:rFonts w:ascii="Times New Roman" w:hAnsi="Times New Roman"/>
+          <w:sz w:val="24"/>
         </w:rPr>
         <w:t>.</w:t>
       </w:r>
     </w:p>
     <w:p>
       <w:pPr>
-        <w:spacing w:after="120"/>
-        <w:rPr>
-          <w:rFonts w:ascii="Times New Roman" w:hAnsi="Times New Roman" w:cs="Times New Roman"/>
-        </w:rPr>
-      </w:pPr>
-      <w:r>
-        <w:rPr>
-          <w:rFonts w:ascii="Times New Roman" w:hAnsi="Times New Roman" w:cs="Times New Roman"/>
-          <w:sz w:val="24"/>
-          <w:szCs w:val="24"/>
-        </w:rPr>
-        <w:t>Слава Отцю, і Сину, і Святому Духові.* І</w:t>
-      </w:r>
-      <w:r>
-        <w:rPr>
-          <w:rFonts w:ascii="Times New Roman" w:hAnsi="Times New Roman" w:cs="Times New Roman"/>
-          <w:b/>
-          <w:sz w:val="24"/>
-          <w:szCs w:val="24"/>
+        <w:pStyle w:val="a"/>
+        <w:spacing w:after="120"/>
+      </w:pPr>
+      <w:r>
+        <w:rPr>
+          <w:rFonts w:ascii="Times New Roman" w:hAnsi="Times New Roman"/>
+          <w:sz w:val="24"/>
+        </w:rPr>
+        <w:t>Святи́й</w:t>
+      </w:r>
+      <w:r>
+        <w:rPr>
+          <w:rFonts w:ascii="Times New Roman" w:hAnsi="Times New Roman"/>
+          <w:sz w:val="24"/>
         </w:rPr>
         <w:t xml:space="preserve"> </w:t>
       </w:r>
       <w:r>
         <w:rPr>
-          <w:rFonts w:ascii="Times New Roman" w:hAnsi="Times New Roman" w:cs="Times New Roman"/>
-          <w:sz w:val="24"/>
-          <w:szCs w:val="24"/>
-        </w:rPr>
-        <w:t>нині і повсякчас, і на віки віків. Амінь.</w:t>
-      </w:r>
-    </w:p>
-    <w:p>
-      <w:pPr>
-        <w:spacing w:after="120"/>
-        <w:jc w:val="both"/>
-        <w:rPr>
-          <w:rFonts w:ascii="Times New Roman" w:hAnsi="Times New Roman" w:cs="Times New Roman"/>
-          <w:sz w:val="24"/>
-          <w:szCs w:val="24"/>
-        </w:rPr>
-      </w:pPr>
-      <w:r>
-        <w:rPr>
-          <w:rFonts w:ascii="Times New Roman" w:hAnsi="Times New Roman" w:cs="Times New Roman"/>
-          <w:sz w:val="24"/>
-          <w:szCs w:val="24"/>
-        </w:rPr>
-        <w:t>Отче наш, що єси на небесах,* нехай святиться ім’я твоє,* нехай прийде царство твоє,* нехай буде воля твоя, як на небі, так і на землі.* Хліб наш насущний дай н</w:t>
-      </w:r>
-      <w:r>
-        <w:rPr>
-          <w:rFonts w:ascii="Times New Roman" w:hAnsi="Times New Roman" w:cs="Times New Roman"/>
-          <w:sz w:val="24"/>
-          <w:szCs w:val="24"/>
-        </w:rPr>
-        <w:t>ам сьогодні,* і прости нам провини наші,* як і ми прощаємо винуватцям нашим,* і не введи нас у спокусу,* але визволи нас від лукавого.</w:t>
+          <w:rFonts w:ascii="Times New Roman" w:hAnsi="Times New Roman"/>
+          <w:sz w:val="24"/>
+        </w:rPr>
+        <w:t>Бо́же</w:t>
+      </w:r>
+      <w:r>
+        <w:rPr>
+          <w:rFonts w:ascii="Times New Roman" w:hAnsi="Times New Roman"/>
+          <w:sz w:val="24"/>
+        </w:rPr>
+        <w:t xml:space="preserve">, </w:t>
+      </w:r>
+      <w:r>
+        <w:rPr>
+          <w:rFonts w:ascii="Times New Roman" w:hAnsi="Times New Roman"/>
+          <w:sz w:val="24"/>
+        </w:rPr>
+        <w:t>святи́й</w:t>
+      </w:r>
+      <w:r>
+        <w:rPr>
+          <w:rFonts w:ascii="Times New Roman" w:hAnsi="Times New Roman"/>
+          <w:sz w:val="24"/>
+        </w:rPr>
+        <w:t xml:space="preserve"> </w:t>
+      </w:r>
+      <w:r>
+        <w:rPr>
+          <w:rFonts w:ascii="Times New Roman" w:hAnsi="Times New Roman"/>
+          <w:sz w:val="24"/>
+        </w:rPr>
+        <w:t>Крі́пкий</w:t>
+      </w:r>
+      <w:r>
+        <w:rPr>
+          <w:rFonts w:ascii="Times New Roman" w:hAnsi="Times New Roman"/>
+          <w:sz w:val="24"/>
+        </w:rPr>
+        <w:t xml:space="preserve">, </w:t>
+      </w:r>
+      <w:r>
+        <w:rPr>
+          <w:rFonts w:ascii="Times New Roman" w:hAnsi="Times New Roman"/>
+          <w:sz w:val="24"/>
+        </w:rPr>
+        <w:t>святи́й</w:t>
+      </w:r>
+      <w:r>
+        <w:rPr>
+          <w:rFonts w:ascii="Times New Roman" w:hAnsi="Times New Roman"/>
+          <w:sz w:val="24"/>
+        </w:rPr>
+        <w:t xml:space="preserve"> </w:t>
+      </w:r>
+      <w:r>
+        <w:rPr>
+          <w:rFonts w:ascii="Times New Roman" w:hAnsi="Times New Roman"/>
+          <w:sz w:val="24"/>
+        </w:rPr>
+        <w:t>Безсме́ртний</w:t>
+      </w:r>
+      <w:r>
+        <w:rPr>
+          <w:rFonts w:ascii="Times New Roman" w:hAnsi="Times New Roman"/>
+          <w:sz w:val="24"/>
+        </w:rPr>
+        <w:t xml:space="preserve">, </w:t>
+      </w:r>
+      <w:r>
+        <w:rPr>
+          <w:rFonts w:ascii="Times New Roman" w:hAnsi="Times New Roman"/>
+          <w:sz w:val="24"/>
+        </w:rPr>
+        <w:t>поми́луй</w:t>
+      </w:r>
+      <w:r>
+        <w:rPr>
+          <w:rFonts w:ascii="Times New Roman" w:hAnsi="Times New Roman"/>
+          <w:sz w:val="24"/>
+        </w:rPr>
+        <w:t xml:space="preserve"> нас. </w:t>
+      </w:r>
+      <w:r>
+        <w:rPr>
+          <w:rFonts w:ascii="Times New Roman" w:hAnsi="Times New Roman"/>
+          <w:i/>
+          <w:color w:val="FF0000"/>
+          <w:sz w:val="24"/>
+        </w:rPr>
+        <w:t>(3 р.)</w:t>
+      </w:r>
+    </w:p>
+    <w:p>
+      <w:pPr>
+        <w:pStyle w:val="a"/>
+        <w:spacing w:after="120"/>
+      </w:pPr>
+      <w:r>
+        <w:rPr>
+          <w:rFonts w:ascii="Times New Roman" w:hAnsi="Times New Roman"/>
+          <w:sz w:val="24"/>
+        </w:rPr>
+        <w:t>Сла́ва</w:t>
+      </w:r>
+      <w:r>
+        <w:rPr>
+          <w:rFonts w:ascii="Times New Roman" w:hAnsi="Times New Roman"/>
+          <w:sz w:val="24"/>
+        </w:rPr>
+        <w:t xml:space="preserve"> Отцю́, і </w:t>
+      </w:r>
+      <w:r>
+        <w:rPr>
+          <w:rFonts w:ascii="Times New Roman" w:hAnsi="Times New Roman"/>
+          <w:sz w:val="24"/>
+        </w:rPr>
+        <w:t>Си́ну</w:t>
+      </w:r>
+      <w:r>
+        <w:rPr>
+          <w:rFonts w:ascii="Times New Roman" w:hAnsi="Times New Roman"/>
+          <w:sz w:val="24"/>
+        </w:rPr>
+        <w:t xml:space="preserve">, і </w:t>
+      </w:r>
+      <w:r>
+        <w:rPr>
+          <w:rFonts w:ascii="Times New Roman" w:hAnsi="Times New Roman"/>
+          <w:sz w:val="24"/>
+        </w:rPr>
+        <w:t>Свято́му</w:t>
+      </w:r>
+      <w:r>
+        <w:rPr>
+          <w:rFonts w:ascii="Times New Roman" w:hAnsi="Times New Roman"/>
+          <w:sz w:val="24"/>
+        </w:rPr>
+        <w:t xml:space="preserve"> </w:t>
+      </w:r>
+      <w:r>
+        <w:rPr>
+          <w:rFonts w:ascii="Times New Roman" w:hAnsi="Times New Roman"/>
+          <w:sz w:val="24"/>
+        </w:rPr>
+        <w:t>Ду́хові</w:t>
+      </w:r>
+      <w:r>
+        <w:rPr>
+          <w:rFonts w:ascii="Times New Roman" w:hAnsi="Times New Roman"/>
+          <w:sz w:val="24"/>
+        </w:rPr>
+        <w:t xml:space="preserve">,* і </w:t>
+      </w:r>
+      <w:r>
+        <w:rPr>
+          <w:rFonts w:ascii="Times New Roman" w:hAnsi="Times New Roman"/>
+          <w:sz w:val="24"/>
+        </w:rPr>
+        <w:t>ни́ні</w:t>
+      </w:r>
+      <w:r>
+        <w:rPr>
+          <w:rFonts w:ascii="Times New Roman" w:hAnsi="Times New Roman"/>
+          <w:sz w:val="24"/>
+        </w:rPr>
+        <w:t xml:space="preserve">, і </w:t>
+      </w:r>
+      <w:r>
+        <w:rPr>
+          <w:rFonts w:ascii="Times New Roman" w:hAnsi="Times New Roman"/>
+          <w:sz w:val="24"/>
+        </w:rPr>
+        <w:t>повсякча́с</w:t>
+      </w:r>
+      <w:r>
+        <w:rPr>
+          <w:rFonts w:ascii="Times New Roman" w:hAnsi="Times New Roman"/>
+          <w:sz w:val="24"/>
+        </w:rPr>
+        <w:t xml:space="preserve">, і на </w:t>
+      </w:r>
+      <w:r>
+        <w:rPr>
+          <w:rFonts w:ascii="Times New Roman" w:hAnsi="Times New Roman"/>
+          <w:sz w:val="24"/>
+        </w:rPr>
+        <w:t>ві́ки</w:t>
+      </w:r>
+      <w:r>
+        <w:rPr>
+          <w:rFonts w:ascii="Times New Roman" w:hAnsi="Times New Roman"/>
+          <w:sz w:val="24"/>
+        </w:rPr>
+        <w:t xml:space="preserve"> </w:t>
+      </w:r>
+      <w:r>
+        <w:rPr>
+          <w:rFonts w:ascii="Times New Roman" w:hAnsi="Times New Roman"/>
+          <w:sz w:val="24"/>
+        </w:rPr>
+        <w:t>вікі́в</w:t>
+      </w:r>
+      <w:r>
+        <w:rPr>
+          <w:rFonts w:ascii="Times New Roman" w:hAnsi="Times New Roman"/>
+          <w:sz w:val="24"/>
+        </w:rPr>
+        <w:t xml:space="preserve">. </w:t>
+      </w:r>
+      <w:r>
+        <w:rPr>
+          <w:rFonts w:ascii="Times New Roman" w:hAnsi="Times New Roman"/>
+          <w:sz w:val="24"/>
+        </w:rPr>
+        <w:t>Амі́нь</w:t>
+      </w:r>
+      <w:r>
+        <w:rPr>
+          <w:rFonts w:ascii="Times New Roman" w:hAnsi="Times New Roman"/>
+          <w:sz w:val="24"/>
+        </w:rPr>
+        <w:t>.</w:t>
+      </w:r>
+    </w:p>
+    <w:p>
+      <w:pPr>
+        <w:pStyle w:val="a"/>
+        <w:spacing w:after="120"/>
+      </w:pPr>
+      <w:r>
+        <w:rPr>
+          <w:rFonts w:ascii="Times New Roman" w:hAnsi="Times New Roman"/>
+          <w:sz w:val="24"/>
+        </w:rPr>
+        <w:t xml:space="preserve">Пресвята́ </w:t>
+      </w:r>
+      <w:r>
+        <w:rPr>
+          <w:rFonts w:ascii="Times New Roman" w:hAnsi="Times New Roman"/>
+          <w:sz w:val="24"/>
+        </w:rPr>
+        <w:t>Тро́йце</w:t>
+      </w:r>
+      <w:r>
+        <w:rPr>
+          <w:rFonts w:ascii="Times New Roman" w:hAnsi="Times New Roman"/>
+          <w:sz w:val="24"/>
+        </w:rPr>
+        <w:t xml:space="preserve">, </w:t>
+      </w:r>
+      <w:r>
+        <w:rPr>
+          <w:rFonts w:ascii="Times New Roman" w:hAnsi="Times New Roman"/>
+          <w:sz w:val="24"/>
+        </w:rPr>
+        <w:t>поми́луй</w:t>
+      </w:r>
+      <w:r>
+        <w:rPr>
+          <w:rFonts w:ascii="Times New Roman" w:hAnsi="Times New Roman"/>
+          <w:sz w:val="24"/>
+        </w:rPr>
+        <w:t xml:space="preserve"> нас; </w:t>
+      </w:r>
+      <w:r>
+        <w:rPr>
+          <w:rFonts w:ascii="Times New Roman" w:hAnsi="Times New Roman"/>
+          <w:sz w:val="24"/>
+        </w:rPr>
+        <w:t>Го́споди</w:t>
+      </w:r>
+      <w:r>
+        <w:rPr>
+          <w:rFonts w:ascii="Times New Roman" w:hAnsi="Times New Roman"/>
+          <w:sz w:val="24"/>
+        </w:rPr>
+        <w:t xml:space="preserve">, </w:t>
+      </w:r>
+      <w:r>
+        <w:rPr>
+          <w:rFonts w:ascii="Times New Roman" w:hAnsi="Times New Roman"/>
+          <w:sz w:val="24"/>
+        </w:rPr>
+        <w:t>очи́сти</w:t>
+      </w:r>
+      <w:r>
+        <w:rPr>
+          <w:rFonts w:ascii="Times New Roman" w:hAnsi="Times New Roman"/>
+          <w:sz w:val="24"/>
+        </w:rPr>
+        <w:t xml:space="preserve"> гріхи́ </w:t>
+      </w:r>
+      <w:r>
+        <w:rPr>
+          <w:rFonts w:ascii="Times New Roman" w:hAnsi="Times New Roman"/>
+          <w:sz w:val="24"/>
+        </w:rPr>
+        <w:t>на́ші</w:t>
+      </w:r>
+      <w:r>
+        <w:rPr>
+          <w:rFonts w:ascii="Times New Roman" w:hAnsi="Times New Roman"/>
+          <w:sz w:val="24"/>
+        </w:rPr>
+        <w:t xml:space="preserve">; </w:t>
+      </w:r>
+      <w:r>
+        <w:rPr>
+          <w:rFonts w:ascii="Times New Roman" w:hAnsi="Times New Roman"/>
+          <w:sz w:val="24"/>
+        </w:rPr>
+        <w:t>Влади́ко</w:t>
+      </w:r>
+      <w:r>
+        <w:rPr>
+          <w:rFonts w:ascii="Times New Roman" w:hAnsi="Times New Roman"/>
+          <w:sz w:val="24"/>
+        </w:rPr>
+        <w:t xml:space="preserve">, прости́ </w:t>
+      </w:r>
+      <w:r>
+        <w:rPr>
+          <w:rFonts w:ascii="Times New Roman" w:hAnsi="Times New Roman"/>
+          <w:sz w:val="24"/>
+        </w:rPr>
+        <w:t>беззако́ння</w:t>
+      </w:r>
+      <w:r>
+        <w:rPr>
+          <w:rFonts w:ascii="Times New Roman" w:hAnsi="Times New Roman"/>
+          <w:sz w:val="24"/>
+        </w:rPr>
+        <w:t xml:space="preserve"> </w:t>
+      </w:r>
+      <w:r>
+        <w:rPr>
+          <w:rFonts w:ascii="Times New Roman" w:hAnsi="Times New Roman"/>
+          <w:sz w:val="24"/>
+        </w:rPr>
+        <w:t>на́ші</w:t>
+      </w:r>
+      <w:r>
+        <w:rPr>
+          <w:rFonts w:ascii="Times New Roman" w:hAnsi="Times New Roman"/>
+          <w:sz w:val="24"/>
+        </w:rPr>
+        <w:t xml:space="preserve">; </w:t>
+      </w:r>
+      <w:r>
+        <w:rPr>
+          <w:rFonts w:ascii="Times New Roman" w:hAnsi="Times New Roman"/>
+          <w:sz w:val="24"/>
+        </w:rPr>
+        <w:t>Святи́й</w:t>
+      </w:r>
+      <w:r>
+        <w:rPr>
+          <w:rFonts w:ascii="Times New Roman" w:hAnsi="Times New Roman"/>
+          <w:sz w:val="24"/>
+        </w:rPr>
+        <w:t xml:space="preserve">, </w:t>
+      </w:r>
+      <w:r>
+        <w:rPr>
+          <w:rFonts w:ascii="Times New Roman" w:hAnsi="Times New Roman"/>
+          <w:sz w:val="24"/>
+        </w:rPr>
+        <w:t>завіта́й</w:t>
+      </w:r>
+      <w:r>
+        <w:rPr>
+          <w:rFonts w:ascii="Times New Roman" w:hAnsi="Times New Roman"/>
+          <w:sz w:val="24"/>
+        </w:rPr>
+        <w:t xml:space="preserve"> і зціли́ </w:t>
+      </w:r>
+      <w:r>
+        <w:rPr>
+          <w:rFonts w:ascii="Times New Roman" w:hAnsi="Times New Roman"/>
+          <w:sz w:val="24"/>
+        </w:rPr>
+        <w:t>не́мочі</w:t>
+      </w:r>
+      <w:r>
+        <w:rPr>
+          <w:rFonts w:ascii="Times New Roman" w:hAnsi="Times New Roman"/>
+          <w:sz w:val="24"/>
+        </w:rPr>
+        <w:t xml:space="preserve"> </w:t>
+      </w:r>
+      <w:r>
+        <w:rPr>
+          <w:rFonts w:ascii="Times New Roman" w:hAnsi="Times New Roman"/>
+          <w:sz w:val="24"/>
+        </w:rPr>
+        <w:t>на́ші</w:t>
+      </w:r>
+      <w:r>
+        <w:rPr>
+          <w:rFonts w:ascii="Times New Roman" w:hAnsi="Times New Roman"/>
+          <w:sz w:val="24"/>
+        </w:rPr>
+        <w:t xml:space="preserve">, </w:t>
+      </w:r>
+      <w:r>
+        <w:rPr>
+          <w:rFonts w:ascii="Times New Roman" w:hAnsi="Times New Roman"/>
+          <w:sz w:val="24"/>
+        </w:rPr>
+        <w:t>І́мени</w:t>
+      </w:r>
+      <w:r>
+        <w:rPr>
+          <w:rFonts w:ascii="Times New Roman" w:hAnsi="Times New Roman"/>
+          <w:sz w:val="24"/>
+        </w:rPr>
+        <w:t xml:space="preserve"> Твого́ </w:t>
+      </w:r>
+      <w:r>
+        <w:rPr>
+          <w:rFonts w:ascii="Times New Roman" w:hAnsi="Times New Roman"/>
+          <w:sz w:val="24"/>
+        </w:rPr>
+        <w:t>ра́ди</w:t>
+      </w:r>
+      <w:r>
+        <w:rPr>
+          <w:rFonts w:ascii="Times New Roman" w:hAnsi="Times New Roman"/>
+          <w:sz w:val="24"/>
+        </w:rPr>
+        <w:t>.</w:t>
+      </w:r>
+    </w:p>
+    <w:p>
+      <w:pPr>
+        <w:pStyle w:val="a"/>
+        <w:spacing w:after="120"/>
+      </w:pPr>
+      <w:r>
+        <w:rPr>
+          <w:rFonts w:ascii="Times New Roman" w:hAnsi="Times New Roman"/>
+          <w:sz w:val="24"/>
+        </w:rPr>
+        <w:t>Го́споди</w:t>
+      </w:r>
+      <w:r>
+        <w:rPr>
+          <w:rFonts w:ascii="Times New Roman" w:hAnsi="Times New Roman"/>
+          <w:sz w:val="24"/>
+        </w:rPr>
+        <w:t xml:space="preserve">, </w:t>
+      </w:r>
+      <w:r>
+        <w:rPr>
+          <w:rFonts w:ascii="Times New Roman" w:hAnsi="Times New Roman"/>
+          <w:sz w:val="24"/>
+        </w:rPr>
+        <w:t>поми́луй</w:t>
+      </w:r>
+      <w:r>
+        <w:rPr>
+          <w:rFonts w:ascii="Times New Roman" w:hAnsi="Times New Roman"/>
+          <w:sz w:val="24"/>
+        </w:rPr>
+        <w:t>. (3)</w:t>
+      </w:r>
+    </w:p>
+    <w:p>
+      <w:pPr>
+        <w:pStyle w:val="a"/>
+        <w:spacing w:after="120"/>
+      </w:pPr>
+      <w:r>
+        <w:rPr>
+          <w:rFonts w:ascii="Times New Roman" w:hAnsi="Times New Roman"/>
+          <w:sz w:val="24"/>
+        </w:rPr>
+        <w:t>Сла́ва</w:t>
+      </w:r>
+      <w:r>
+        <w:rPr>
+          <w:rFonts w:ascii="Times New Roman" w:hAnsi="Times New Roman"/>
+          <w:sz w:val="24"/>
+        </w:rPr>
+        <w:t xml:space="preserve"> Отцю́, і </w:t>
+      </w:r>
+      <w:r>
+        <w:rPr>
+          <w:rFonts w:ascii="Times New Roman" w:hAnsi="Times New Roman"/>
+          <w:sz w:val="24"/>
+        </w:rPr>
+        <w:t>Си́ну</w:t>
+      </w:r>
+      <w:r>
+        <w:rPr>
+          <w:rFonts w:ascii="Times New Roman" w:hAnsi="Times New Roman"/>
+          <w:sz w:val="24"/>
+        </w:rPr>
+        <w:t xml:space="preserve">, і </w:t>
+      </w:r>
+      <w:r>
+        <w:rPr>
+          <w:rFonts w:ascii="Times New Roman" w:hAnsi="Times New Roman"/>
+          <w:sz w:val="24"/>
+        </w:rPr>
+        <w:t>Свято́му</w:t>
+      </w:r>
+      <w:r>
+        <w:rPr>
+          <w:rFonts w:ascii="Times New Roman" w:hAnsi="Times New Roman"/>
+          <w:sz w:val="24"/>
+        </w:rPr>
+        <w:t xml:space="preserve"> </w:t>
+      </w:r>
+      <w:r>
+        <w:rPr>
+          <w:rFonts w:ascii="Times New Roman" w:hAnsi="Times New Roman"/>
+          <w:sz w:val="24"/>
+        </w:rPr>
+        <w:t>Ду́хові</w:t>
+      </w:r>
+      <w:r>
+        <w:rPr>
+          <w:rFonts w:ascii="Times New Roman" w:hAnsi="Times New Roman"/>
+          <w:sz w:val="24"/>
+        </w:rPr>
+        <w:t xml:space="preserve">,* і </w:t>
+      </w:r>
+      <w:r>
+        <w:rPr>
+          <w:rFonts w:ascii="Times New Roman" w:hAnsi="Times New Roman"/>
+          <w:sz w:val="24"/>
+        </w:rPr>
+        <w:t>ни́ні</w:t>
+      </w:r>
+      <w:r>
+        <w:rPr>
+          <w:rFonts w:ascii="Times New Roman" w:hAnsi="Times New Roman"/>
+          <w:sz w:val="24"/>
+        </w:rPr>
+        <w:t xml:space="preserve">, і </w:t>
+      </w:r>
+      <w:r>
+        <w:rPr>
+          <w:rFonts w:ascii="Times New Roman" w:hAnsi="Times New Roman"/>
+          <w:sz w:val="24"/>
+        </w:rPr>
+        <w:t>повсякча́с</w:t>
+      </w:r>
+      <w:r>
+        <w:rPr>
+          <w:rFonts w:ascii="Times New Roman" w:hAnsi="Times New Roman"/>
+          <w:sz w:val="24"/>
+        </w:rPr>
+        <w:t xml:space="preserve">, і на </w:t>
+      </w:r>
+      <w:r>
+        <w:rPr>
+          <w:rFonts w:ascii="Times New Roman" w:hAnsi="Times New Roman"/>
+          <w:sz w:val="24"/>
+        </w:rPr>
+        <w:t>ві́ки</w:t>
+      </w:r>
+      <w:r>
+        <w:rPr>
+          <w:rFonts w:ascii="Times New Roman" w:hAnsi="Times New Roman"/>
+          <w:sz w:val="24"/>
+        </w:rPr>
+        <w:t xml:space="preserve"> </w:t>
+      </w:r>
+      <w:r>
+        <w:rPr>
+          <w:rFonts w:ascii="Times New Roman" w:hAnsi="Times New Roman"/>
+          <w:sz w:val="24"/>
+        </w:rPr>
+        <w:t>вікі́в</w:t>
+      </w:r>
+      <w:r>
+        <w:rPr>
+          <w:rFonts w:ascii="Times New Roman" w:hAnsi="Times New Roman"/>
+          <w:sz w:val="24"/>
+        </w:rPr>
+        <w:t xml:space="preserve">. </w:t>
+      </w:r>
+      <w:r>
+        <w:rPr>
+          <w:rFonts w:ascii="Times New Roman" w:hAnsi="Times New Roman"/>
+          <w:sz w:val="24"/>
+        </w:rPr>
+        <w:t>Амі́нь</w:t>
+      </w:r>
+      <w:r>
+        <w:rPr>
+          <w:rFonts w:ascii="Times New Roman" w:hAnsi="Times New Roman"/>
+          <w:sz w:val="24"/>
+        </w:rPr>
+        <w:t>.</w:t>
+      </w:r>
+    </w:p>
+    <w:p>
+      <w:pPr>
+        <w:pStyle w:val="a"/>
+        <w:spacing w:after="120"/>
+      </w:pPr>
+      <w:r>
+        <w:rPr>
+          <w:rFonts w:ascii="Times New Roman" w:hAnsi="Times New Roman"/>
+          <w:sz w:val="24"/>
+        </w:rPr>
+        <w:t>О́тче</w:t>
+      </w:r>
+      <w:r>
+        <w:rPr>
+          <w:rFonts w:ascii="Times New Roman" w:hAnsi="Times New Roman"/>
+          <w:sz w:val="24"/>
+        </w:rPr>
+        <w:t xml:space="preserve"> наш, що єси́ на </w:t>
+      </w:r>
+      <w:r>
+        <w:rPr>
+          <w:rFonts w:ascii="Times New Roman" w:hAnsi="Times New Roman"/>
+          <w:sz w:val="24"/>
+        </w:rPr>
+        <w:t>небеса́х</w:t>
+      </w:r>
+      <w:r>
+        <w:rPr>
+          <w:rFonts w:ascii="Times New Roman" w:hAnsi="Times New Roman"/>
+          <w:sz w:val="24"/>
+        </w:rPr>
+        <w:t xml:space="preserve">,* </w:t>
+      </w:r>
+      <w:r>
+        <w:rPr>
+          <w:rFonts w:ascii="Times New Roman" w:hAnsi="Times New Roman"/>
+          <w:sz w:val="24"/>
+        </w:rPr>
+        <w:t>неха́й</w:t>
+      </w:r>
+      <w:r>
+        <w:rPr>
+          <w:rFonts w:ascii="Times New Roman" w:hAnsi="Times New Roman"/>
+          <w:sz w:val="24"/>
+        </w:rPr>
+        <w:t xml:space="preserve"> </w:t>
+      </w:r>
+      <w:r>
+        <w:rPr>
+          <w:rFonts w:ascii="Times New Roman" w:hAnsi="Times New Roman"/>
+          <w:sz w:val="24"/>
+        </w:rPr>
+        <w:t>святи́ться</w:t>
+      </w:r>
+      <w:r>
+        <w:rPr>
+          <w:rFonts w:ascii="Times New Roman" w:hAnsi="Times New Roman"/>
+          <w:sz w:val="24"/>
+        </w:rPr>
+        <w:t xml:space="preserve"> ім’я́ Твоє́,* </w:t>
+      </w:r>
+      <w:r>
+        <w:rPr>
+          <w:rFonts w:ascii="Times New Roman" w:hAnsi="Times New Roman"/>
+          <w:sz w:val="24"/>
+        </w:rPr>
+        <w:t>неха́й</w:t>
+      </w:r>
+      <w:r>
+        <w:rPr>
+          <w:rFonts w:ascii="Times New Roman" w:hAnsi="Times New Roman"/>
+          <w:sz w:val="24"/>
+        </w:rPr>
+        <w:t xml:space="preserve"> </w:t>
+      </w:r>
+      <w:r>
+        <w:rPr>
+          <w:rFonts w:ascii="Times New Roman" w:hAnsi="Times New Roman"/>
+          <w:sz w:val="24"/>
+        </w:rPr>
+        <w:t>при́йде</w:t>
+      </w:r>
+      <w:r>
+        <w:rPr>
+          <w:rFonts w:ascii="Times New Roman" w:hAnsi="Times New Roman"/>
+          <w:sz w:val="24"/>
+        </w:rPr>
+        <w:t xml:space="preserve"> </w:t>
+      </w:r>
+      <w:r>
+        <w:rPr>
+          <w:rFonts w:ascii="Times New Roman" w:hAnsi="Times New Roman"/>
+          <w:sz w:val="24"/>
+        </w:rPr>
+        <w:t>ца́рство</w:t>
+      </w:r>
+      <w:r>
+        <w:rPr>
+          <w:rFonts w:ascii="Times New Roman" w:hAnsi="Times New Roman"/>
+          <w:sz w:val="24"/>
+        </w:rPr>
+        <w:t xml:space="preserve"> Твоє́,* </w:t>
+      </w:r>
+      <w:r>
+        <w:rPr>
+          <w:rFonts w:ascii="Times New Roman" w:hAnsi="Times New Roman"/>
+          <w:sz w:val="24"/>
+        </w:rPr>
+        <w:t>неха́й</w:t>
+      </w:r>
+      <w:r>
+        <w:rPr>
+          <w:rFonts w:ascii="Times New Roman" w:hAnsi="Times New Roman"/>
+          <w:sz w:val="24"/>
+        </w:rPr>
+        <w:t xml:space="preserve"> </w:t>
+      </w:r>
+      <w:r>
+        <w:rPr>
+          <w:rFonts w:ascii="Times New Roman" w:hAnsi="Times New Roman"/>
+          <w:sz w:val="24"/>
+        </w:rPr>
+        <w:t>бу́де</w:t>
+      </w:r>
+      <w:r>
+        <w:rPr>
+          <w:rFonts w:ascii="Times New Roman" w:hAnsi="Times New Roman"/>
+          <w:sz w:val="24"/>
+        </w:rPr>
+        <w:t xml:space="preserve"> </w:t>
+      </w:r>
+      <w:r>
+        <w:rPr>
+          <w:rFonts w:ascii="Times New Roman" w:hAnsi="Times New Roman"/>
+          <w:sz w:val="24"/>
+        </w:rPr>
+        <w:t>во́ля</w:t>
+      </w:r>
+      <w:r>
+        <w:rPr>
+          <w:rFonts w:ascii="Times New Roman" w:hAnsi="Times New Roman"/>
+          <w:sz w:val="24"/>
+        </w:rPr>
+        <w:t xml:space="preserve"> Твоя́, як на </w:t>
+      </w:r>
+      <w:r>
+        <w:rPr>
+          <w:rFonts w:ascii="Times New Roman" w:hAnsi="Times New Roman"/>
+          <w:sz w:val="24"/>
+        </w:rPr>
+        <w:t>не́бі</w:t>
+      </w:r>
+      <w:r>
+        <w:rPr>
+          <w:rFonts w:ascii="Times New Roman" w:hAnsi="Times New Roman"/>
+          <w:sz w:val="24"/>
+        </w:rPr>
+        <w:t xml:space="preserve">, так і на землі́.* Хліб наш </w:t>
+      </w:r>
+      <w:r>
+        <w:rPr>
+          <w:rFonts w:ascii="Times New Roman" w:hAnsi="Times New Roman"/>
+          <w:sz w:val="24"/>
+        </w:rPr>
+        <w:t>насу́щний</w:t>
+      </w:r>
+      <w:r>
+        <w:rPr>
+          <w:rFonts w:ascii="Times New Roman" w:hAnsi="Times New Roman"/>
+          <w:sz w:val="24"/>
+        </w:rPr>
+        <w:t xml:space="preserve"> дай нам </w:t>
+      </w:r>
+      <w:r>
+        <w:rPr>
+          <w:rFonts w:ascii="Times New Roman" w:hAnsi="Times New Roman"/>
+          <w:sz w:val="24"/>
+        </w:rPr>
+        <w:t>сього́дні</w:t>
+      </w:r>
+      <w:r>
+        <w:rPr>
+          <w:rFonts w:ascii="Times New Roman" w:hAnsi="Times New Roman"/>
+          <w:sz w:val="24"/>
+        </w:rPr>
+        <w:t xml:space="preserve">;* і прости́ нам </w:t>
+      </w:r>
+      <w:r>
+        <w:rPr>
+          <w:rFonts w:ascii="Times New Roman" w:hAnsi="Times New Roman"/>
+          <w:sz w:val="24"/>
+        </w:rPr>
+        <w:t>прови́ни</w:t>
+      </w:r>
+      <w:r>
+        <w:rPr>
+          <w:rFonts w:ascii="Times New Roman" w:hAnsi="Times New Roman"/>
+          <w:sz w:val="24"/>
+        </w:rPr>
+        <w:t xml:space="preserve"> </w:t>
+      </w:r>
+      <w:r>
+        <w:rPr>
+          <w:rFonts w:ascii="Times New Roman" w:hAnsi="Times New Roman"/>
+          <w:sz w:val="24"/>
+        </w:rPr>
+        <w:t>на́ші</w:t>
+      </w:r>
+      <w:r>
+        <w:rPr>
+          <w:rFonts w:ascii="Times New Roman" w:hAnsi="Times New Roman"/>
+          <w:sz w:val="24"/>
+        </w:rPr>
+        <w:t xml:space="preserve">,* як і ми </w:t>
+      </w:r>
+      <w:r>
+        <w:rPr>
+          <w:rFonts w:ascii="Times New Roman" w:hAnsi="Times New Roman"/>
+          <w:sz w:val="24"/>
+        </w:rPr>
+        <w:t>проща́ємо</w:t>
+      </w:r>
+      <w:r>
+        <w:rPr>
+          <w:rFonts w:ascii="Times New Roman" w:hAnsi="Times New Roman"/>
+          <w:sz w:val="24"/>
+        </w:rPr>
+        <w:t xml:space="preserve"> </w:t>
+      </w:r>
+      <w:r>
+        <w:rPr>
+          <w:rFonts w:ascii="Times New Roman" w:hAnsi="Times New Roman"/>
+          <w:sz w:val="24"/>
+        </w:rPr>
+        <w:t>винува́тцям</w:t>
+      </w:r>
+      <w:r>
+        <w:rPr>
+          <w:rFonts w:ascii="Times New Roman" w:hAnsi="Times New Roman"/>
+          <w:sz w:val="24"/>
+        </w:rPr>
+        <w:t xml:space="preserve"> </w:t>
+      </w:r>
+      <w:r>
+        <w:rPr>
+          <w:rFonts w:ascii="Times New Roman" w:hAnsi="Times New Roman"/>
+          <w:sz w:val="24"/>
+        </w:rPr>
+        <w:t>на́шим</w:t>
+      </w:r>
+      <w:r>
+        <w:rPr>
+          <w:rFonts w:ascii="Times New Roman" w:hAnsi="Times New Roman"/>
+          <w:sz w:val="24"/>
+        </w:rPr>
+        <w:t xml:space="preserve">;* і не введи́ нас у </w:t>
+      </w:r>
+      <w:r>
+        <w:rPr>
+          <w:rFonts w:ascii="Times New Roman" w:hAnsi="Times New Roman"/>
+          <w:sz w:val="24"/>
+        </w:rPr>
+        <w:t>споку́су</w:t>
+      </w:r>
+      <w:r>
+        <w:rPr>
+          <w:rFonts w:ascii="Times New Roman" w:hAnsi="Times New Roman"/>
+          <w:sz w:val="24"/>
+        </w:rPr>
+        <w:t xml:space="preserve">,* але́ </w:t>
+      </w:r>
+      <w:r>
+        <w:rPr>
+          <w:rFonts w:ascii="Times New Roman" w:hAnsi="Times New Roman"/>
+          <w:sz w:val="24"/>
+        </w:rPr>
+        <w:t>ви́зволи</w:t>
+      </w:r>
+      <w:r>
+        <w:rPr>
+          <w:rFonts w:ascii="Times New Roman" w:hAnsi="Times New Roman"/>
+          <w:sz w:val="24"/>
+        </w:rPr>
+        <w:t xml:space="preserve"> нас від </w:t>
+      </w:r>
+      <w:r>
+        <w:rPr>
+          <w:rFonts w:ascii="Times New Roman" w:hAnsi="Times New Roman"/>
+          <w:sz w:val="24"/>
+        </w:rPr>
+        <w:t>лука́вого</w:t>
+      </w:r>
+      <w:r>
+        <w:rPr>
+          <w:rFonts w:ascii="Times New Roman" w:hAnsi="Times New Roman"/>
+          <w:sz w:val="24"/>
+        </w:rPr>
+        <w:t>.</w:t>
       </w:r>
     </w:p>
     <w:p>
@@ -14704,16 +17120,43 @@
       </w:pPr>
       <w:r>
         <w:rPr>
-          <w:rFonts w:ascii="Times New Roman" w:hAnsi="Times New Roman" w:cs="Times New Roman"/>
-          <w:i/>
-          <w:color w:val="FF0000"/>
-          <w:sz w:val="24"/>
-          <w:szCs w:val="24"/>
+          <w:rFonts w:ascii="Times New Roman" w:hAnsi="Times New Roman"/>
+          <w:i/>
+          <w:color w:val="FF4400"/>
+          <w:sz w:val="24"/>
         </w:rPr>
         <w:t>Священик:</w:t>
       </w:r>
       <w:r>
         <w:rPr>
+          <w:rFonts w:ascii="Times New Roman" w:hAnsi="Times New Roman"/>
+          <w:sz w:val="24"/>
+        </w:rPr>
+        <w:t xml:space="preserve"> Благословенний Христос, Бог наш, завжди, нині і повсякчас, і на віки віків.</w:t>
+      </w:r>
+    </w:p>
+    <w:p>
+      <w:pPr>
+        <w:spacing w:after="120"/>
+        <w:jc w:val="both"/>
+        <w:rPr>
+          <w:rFonts w:ascii="Times New Roman" w:hAnsi="Times New Roman" w:cs="Times New Roman"/>
+          <w:sz w:val="24"/>
+          <w:szCs w:val="24"/>
+        </w:rPr>
+      </w:pPr>
+      <w:r>
+        <w:rPr>
+          <w:rFonts w:ascii="Times New Roman" w:hAnsi="Times New Roman" w:cs="Times New Roman"/>
+          <w:i/>
+          <w:color w:val="FF0000"/>
+          <w:sz w:val="24"/>
+          <w:szCs w:val="24"/>
+        </w:rPr>
+        <w:t>Вірні:</w:t>
+      </w:r>
+      <w:r>
+        <w:rPr>
           <w:rFonts w:ascii="Times New Roman" w:hAnsi="Times New Roman" w:cs="Times New Roman"/>
           <w:color w:val="FF0000"/>
           <w:sz w:val="24"/>
@@ -14727,7 +17170,34 @@
           <w:sz w:val="24"/>
           <w:szCs w:val="24"/>
         </w:rPr>
-        <w:t>Благословенний Христос, Бог наш, завжди, нині і повсякчас, і на віки віків.</w:t>
+        <w:t>Амінь. Утверди, Боже, святу православну віру на віки віків.</w:t>
+      </w:r>
+    </w:p>
+    <w:p>
+      <w:pPr>
+        <w:spacing w:after="120"/>
+        <w:jc w:val="both"/>
+        <w:rPr>
+          <w:rFonts w:ascii="Times New Roman" w:hAnsi="Times New Roman" w:cs="Times New Roman"/>
+          <w:sz w:val="24"/>
+          <w:szCs w:val="24"/>
+        </w:rPr>
+      </w:pPr>
+      <w:r>
+        <w:rPr>
+          <w:rFonts w:ascii="Times New Roman" w:hAnsi="Times New Roman"/>
+          <w:i/>
+          <w:color w:val="FF4400"/>
+          <w:sz w:val="24"/>
+        </w:rPr>
+        <w:t>Священик:</w:t>
+      </w:r>
+      <w:r>
+        <w:rPr>
+          <w:rFonts w:ascii="Times New Roman" w:hAnsi="Times New Roman"/>
+          <w:sz w:val="24"/>
+        </w:rPr>
+        <w:t xml:space="preserve"> Пресвята Богородице, спаси нас.</w:t>
       </w:r>
     </w:p>
     <w:p>
@@ -14753,57 +17223,45 @@
       <w:r>
         <w:rPr>
           <w:rFonts w:ascii="Times New Roman" w:hAnsi="Times New Roman" w:cs="Times New Roman"/>
-          <w:color w:val="FF0000"/>
-          <w:sz w:val="24"/>
-          <w:szCs w:val="24"/>
-        </w:rPr>
-        <w:t xml:space="preserve"> </w:t>
-      </w:r>
-      <w:r>
-        <w:rPr>
-          <w:rFonts w:ascii="Times New Roman" w:hAnsi="Times New Roman" w:cs="Times New Roman"/>
-          <w:sz w:val="24"/>
-          <w:szCs w:val="24"/>
-        </w:rPr>
-        <w:t>Амінь. Утверди, Боже, святу православну віру на віки віків.</w:t>
-      </w:r>
-    </w:p>
-    <w:p>
-      <w:pPr>
-        <w:spacing w:after="120"/>
-        <w:jc w:val="both"/>
-        <w:rPr>
-          <w:rFonts w:ascii="Times New Roman" w:hAnsi="Times New Roman" w:cs="Times New Roman"/>
-          <w:sz w:val="24"/>
-          <w:szCs w:val="24"/>
-        </w:rPr>
-      </w:pPr>
-      <w:r>
-        <w:rPr>
-          <w:rFonts w:ascii="Times New Roman" w:hAnsi="Times New Roman" w:cs="Times New Roman"/>
-          <w:i/>
-          <w:color w:val="FF0000"/>
-          <w:sz w:val="24"/>
-          <w:szCs w:val="24"/>
+          <w:sz w:val="24"/>
+          <w:szCs w:val="24"/>
+        </w:rPr>
+        <w:t xml:space="preserve"> Чеснішу від херувимів і незрівнянно славні</w:t>
+      </w:r>
+      <w:r>
+        <w:rPr>
+          <w:rFonts w:ascii="Times New Roman" w:hAnsi="Times New Roman" w:cs="Times New Roman"/>
+          <w:sz w:val="24"/>
+          <w:szCs w:val="24"/>
+        </w:rPr>
+        <w:t>шу від серафимів, що без зотління Бога Слово породила, сущу Богородицю, тебе величаємо.</w:t>
+      </w:r>
+    </w:p>
+    <w:p>
+      <w:pPr>
+        <w:spacing w:after="120"/>
+        <w:jc w:val="both"/>
+        <w:rPr>
+          <w:rFonts w:ascii="Times New Roman" w:hAnsi="Times New Roman" w:cs="Times New Roman"/>
+          <w:sz w:val="24"/>
+          <w:szCs w:val="24"/>
+        </w:rPr>
+      </w:pPr>
+      <w:r>
+        <w:rPr>
+          <w:rFonts w:ascii="Times New Roman" w:hAnsi="Times New Roman"/>
+          <w:i/>
+          <w:color w:val="FF4400"/>
+          <w:sz w:val="24"/>
         </w:rPr>
         <w:t>Священик:</w:t>
       </w:r>
       <w:r>
         <w:rPr>
-          <w:rFonts w:ascii="Times New Roman" w:hAnsi="Times New Roman" w:cs="Times New Roman"/>
-          <w:color w:val="FF0000"/>
-          <w:sz w:val="24"/>
-          <w:szCs w:val="24"/>
-        </w:rPr>
-        <w:t xml:space="preserve"> </w:t>
-      </w:r>
-      <w:r>
-        <w:rPr>
-          <w:rFonts w:ascii="Times New Roman" w:hAnsi="Times New Roman" w:cs="Times New Roman"/>
-          <w:sz w:val="24"/>
-          <w:szCs w:val="24"/>
-        </w:rPr>
-        <w:t>Пресвята Богородице, спаси нас.</w:t>
+          <w:rFonts w:ascii="Times New Roman" w:hAnsi="Times New Roman"/>
+          <w:sz w:val="24"/>
+        </w:rPr>
+        <w:t xml:space="preserve"> Слава тобі, Христе Боже, надіє наша, слава тобі!</w:t>
       </w:r>
     </w:p>
     <w:p>
@@ -14832,165 +17290,78 @@
           <w:sz w:val="24"/>
           <w:szCs w:val="24"/>
         </w:rPr>
-        <w:t xml:space="preserve"> Чеснішу від херувимів і незрівнянно славні</w:t>
-      </w:r>
-      <w:r>
-        <w:rPr>
-          <w:rFonts w:ascii="Times New Roman" w:hAnsi="Times New Roman" w:cs="Times New Roman"/>
-          <w:sz w:val="24"/>
-          <w:szCs w:val="24"/>
-        </w:rPr>
-        <w:t>шу від серафимів, що без зотління Бога Слово породила, сущу Богородицю, тебе величаємо.</w:t>
-      </w:r>
-    </w:p>
-    <w:p>
-      <w:pPr>
-        <w:spacing w:after="120"/>
-        <w:jc w:val="both"/>
-        <w:rPr>
-          <w:rFonts w:ascii="Times New Roman" w:hAnsi="Times New Roman" w:cs="Times New Roman"/>
-          <w:sz w:val="24"/>
-          <w:szCs w:val="24"/>
-        </w:rPr>
-      </w:pPr>
-      <w:r>
-        <w:rPr>
-          <w:rFonts w:ascii="Times New Roman" w:hAnsi="Times New Roman" w:cs="Times New Roman"/>
-          <w:i/>
-          <w:color w:val="FF0000"/>
-          <w:sz w:val="24"/>
-          <w:szCs w:val="24"/>
+        <w:t xml:space="preserve"> Слава Отцю і Сину, і Святому Духові, і нині і повсякчас, і на віки віків. Амінь. Господи, помилуй </w:t>
+      </w:r>
+      <w:r>
+        <w:rPr>
+          <w:rFonts w:ascii="Times New Roman" w:hAnsi="Times New Roman" w:cs="Times New Roman"/>
+          <w:i/>
+          <w:color w:val="FF0000"/>
+          <w:sz w:val="24"/>
+          <w:szCs w:val="24"/>
+        </w:rPr>
+        <w:t>(3 р</w:t>
+      </w:r>
+      <w:r>
+        <w:rPr>
+          <w:rFonts w:ascii="Times New Roman" w:hAnsi="Times New Roman" w:cs="Times New Roman"/>
+          <w:i/>
+          <w:color w:val="FF0000"/>
+          <w:sz w:val="24"/>
+          <w:szCs w:val="24"/>
+        </w:rPr>
+        <w:t>.)</w:t>
+      </w:r>
+      <w:r>
+        <w:rPr>
+          <w:rFonts w:ascii="Times New Roman" w:hAnsi="Times New Roman" w:cs="Times New Roman"/>
+          <w:i/>
+          <w:sz w:val="24"/>
+          <w:szCs w:val="24"/>
+        </w:rPr>
+        <w:t>.</w:t>
+      </w:r>
+      <w:r>
+        <w:rPr>
+          <w:rFonts w:ascii="Times New Roman" w:hAnsi="Times New Roman" w:cs="Times New Roman"/>
+          <w:sz w:val="24"/>
+          <w:szCs w:val="24"/>
+        </w:rPr>
+        <w:t xml:space="preserve"> Благослови.</w:t>
+      </w:r>
+    </w:p>
+    <w:p>
+      <w:r>
+        <w:rPr>
+          <w:rFonts w:ascii="Times New Roman" w:hAnsi="Times New Roman"/>
+          <w:i/>
+          <w:color w:val="FF4400"/>
+          <w:sz w:val="24"/>
         </w:rPr>
         <w:t>Священик:</w:t>
       </w:r>
       <w:r>
         <w:rPr>
-          <w:rFonts w:ascii="Times New Roman" w:hAnsi="Times New Roman" w:cs="Times New Roman"/>
-          <w:color w:val="FF0000"/>
-          <w:sz w:val="24"/>
-          <w:szCs w:val="24"/>
-        </w:rPr>
-        <w:t xml:space="preserve"> </w:t>
-      </w:r>
-      <w:r>
-        <w:rPr>
-          <w:rFonts w:ascii="Times New Roman" w:hAnsi="Times New Roman" w:cs="Times New Roman"/>
-          <w:sz w:val="24"/>
-          <w:szCs w:val="24"/>
-        </w:rPr>
-        <w:t>Слава тобі, Христе Боже, надіє наша, слава тобі!</w:t>
-      </w:r>
-    </w:p>
-    <w:p>
-      <w:pPr>
-        <w:spacing w:after="120"/>
-        <w:jc w:val="both"/>
-        <w:rPr>
-          <w:rFonts w:ascii="Times New Roman" w:hAnsi="Times New Roman" w:cs="Times New Roman"/>
-          <w:sz w:val="24"/>
-          <w:szCs w:val="24"/>
-        </w:rPr>
-      </w:pPr>
-      <w:r>
-        <w:rPr>
-          <w:rFonts w:ascii="Times New Roman" w:hAnsi="Times New Roman" w:cs="Times New Roman"/>
-          <w:i/>
-          <w:color w:val="FF0000"/>
-          <w:sz w:val="24"/>
-          <w:szCs w:val="24"/>
-        </w:rPr>
-        <w:t>Вірні:</w:t>
-      </w:r>
-      <w:r>
-        <w:rPr>
-          <w:rFonts w:ascii="Times New Roman" w:hAnsi="Times New Roman" w:cs="Times New Roman"/>
-          <w:sz w:val="24"/>
-          <w:szCs w:val="24"/>
-        </w:rPr>
-        <w:t xml:space="preserve"> Слава Отцю і Сину, і Святому Духові, і нині і повсякчас, і на віки віків. Амінь. Господи, помилуй </w:t>
-      </w:r>
-      <w:r>
-        <w:rPr>
-          <w:rFonts w:ascii="Times New Roman" w:hAnsi="Times New Roman" w:cs="Times New Roman"/>
-          <w:i/>
-          <w:color w:val="FF0000"/>
-          <w:sz w:val="24"/>
-          <w:szCs w:val="24"/>
-        </w:rPr>
-        <w:t>(3 р</w:t>
-      </w:r>
-      <w:r>
-        <w:rPr>
-          <w:rFonts w:ascii="Times New Roman" w:hAnsi="Times New Roman" w:cs="Times New Roman"/>
-          <w:i/>
-          <w:color w:val="FF0000"/>
-          <w:sz w:val="24"/>
-          <w:szCs w:val="24"/>
-        </w:rPr>
-        <w:t>.)</w:t>
-      </w:r>
-      <w:r>
-        <w:rPr>
-          <w:rFonts w:ascii="Times New Roman" w:hAnsi="Times New Roman" w:cs="Times New Roman"/>
-          <w:i/>
-          <w:sz w:val="24"/>
-          <w:szCs w:val="24"/>
-        </w:rPr>
-        <w:t>.</w:t>
-      </w:r>
-      <w:r>
-        <w:rPr>
-          <w:rFonts w:ascii="Times New Roman" w:hAnsi="Times New Roman" w:cs="Times New Roman"/>
-          <w:sz w:val="24"/>
-          <w:szCs w:val="24"/>
-        </w:rPr>
-        <w:t xml:space="preserve"> Благослови.</w:t>
-      </w:r>
-    </w:p>
-    <w:p>
-      <w:pPr>
-        <w:spacing w:after="120"/>
-        <w:jc w:val="both"/>
-        <w:rPr>
-          <w:rFonts w:ascii="Times New Roman" w:hAnsi="Times New Roman" w:cs="Times New Roman"/>
-          <w:sz w:val="24"/>
-          <w:szCs w:val="24"/>
-        </w:rPr>
-      </w:pPr>
-      <w:r>
-        <w:rPr>
-          <w:rFonts w:ascii="Times New Roman" w:hAnsi="Times New Roman" w:cs="Times New Roman"/>
-          <w:i/>
-          <w:color w:val="FF0000"/>
-          <w:sz w:val="24"/>
-          <w:szCs w:val="24"/>
-        </w:rPr>
-        <w:t>Священик:</w:t>
-      </w:r>
-      <w:r>
-        <w:rPr>
-          <w:rFonts w:ascii="Times New Roman" w:hAnsi="Times New Roman" w:cs="Times New Roman"/>
-          <w:color w:val="FF0000"/>
-          <w:sz w:val="24"/>
-          <w:szCs w:val="24"/>
-        </w:rPr>
-        <w:t> </w:t>
-      </w:r>
-      <w:r>
-        <w:rPr>
-          <w:rFonts w:ascii="Times New Roman" w:hAnsi="Times New Roman" w:cs="Times New Roman"/>
-          <w:sz w:val="24"/>
-          <w:szCs w:val="24"/>
-        </w:rPr>
-        <w:t>Христос, істинний Бог наш, молитвами пречистої своєї Матері, святих славних і всехвальних апостолів, і преподобного отця нашого Теодосія, ігумена Печерського, перенесення мощей якого днесь пам'ять творимо, і всіх святих, помилує і</w:t>
-      </w:r>
-      <w:r>
-        <w:rPr>
-          <w:rFonts w:ascii="Times New Roman" w:hAnsi="Times New Roman" w:cs="Times New Roman"/>
-          <w:sz w:val="24"/>
-          <w:szCs w:val="24"/>
-        </w:rPr>
-        <w:t xml:space="preserve"> спасе нас, як благий і людинолюбний.</w:t>
+          <w:rFonts w:ascii="Times New Roman" w:hAnsi="Times New Roman"/>
+          <w:sz w:val="24"/>
+        </w:rPr>
+        <w:t xml:space="preserve"> Христос, істинний Бог наш - молитвами пречистої Своєї Матері, заступництвом святих славних і всехвальних апостолів, святого, </w:t>
+      </w:r>
+      <w:r>
+        <w:rPr>
+          <w:rFonts w:ascii="Times New Roman" w:hAnsi="Times New Roman"/>
+          <w:i/>
+          <w:color w:val="FF4400"/>
+          <w:sz w:val="24"/>
+        </w:rPr>
+        <w:t>якого є храм</w:t>
+      </w:r>
+      <w:r>
+        <w:rPr>
+          <w:rFonts w:ascii="Times New Roman" w:hAnsi="Times New Roman"/>
+          <w:sz w:val="24"/>
+        </w:rPr>
+        <w:t>, преподобного Теодосія, ігумена Печерського, що його чесних мощів перенесення сьогодні пам'ять світло звершуємо, святого пророка Міхея і всіх святих - помилує і спасе нас як благий і людинолюбний.</w:t>
       </w:r>
     </w:p>
     <w:p>
@@ -15170,30 +17541,19 @@
       </w:pPr>
       <w:r>
         <w:rPr>
-          <w:rFonts w:ascii="Times New Roman" w:hAnsi="Times New Roman" w:cs="Times New Roman"/>
-          <w:i/>
-          <w:color w:val="FF0000"/>
-          <w:sz w:val="24"/>
-          <w:szCs w:val="24"/>
-        </w:rPr>
-        <w:t>Священик</w:t>
-      </w:r>
-      <w:r>
-        <w:rPr>
-          <w:rFonts w:ascii="Times New Roman" w:hAnsi="Times New Roman" w:cs="Times New Roman"/>
-          <w:color w:val="FF0000"/>
-          <w:sz w:val="24"/>
-          <w:szCs w:val="24"/>
-        </w:rPr>
-        <w:t xml:space="preserve">: </w:t>
-      </w:r>
-      <w:r>
-        <w:rPr>
-          <w:rFonts w:ascii="Times New Roman" w:hAnsi="Times New Roman" w:cs="Times New Roman"/>
-          <w:sz w:val="24"/>
-          <w:szCs w:val="24"/>
-        </w:rPr>
-        <w:t>Слава святій, одноістотній, животворящій і нероздільній Тройці, завжди, нині і повсякчас, і на віки віків.</w:t>
+          <w:rFonts w:ascii="Times New Roman" w:hAnsi="Times New Roman"/>
+          <w:i/>
+          <w:color w:val="FF4400"/>
+          <w:sz w:val="24"/>
+        </w:rPr>
+        <w:t>Священик:</w:t>
+      </w:r>
+      <w:r>
+        <w:rPr>
+          <w:rFonts w:ascii="Times New Roman" w:hAnsi="Times New Roman"/>
+          <w:sz w:val="24"/>
+        </w:rPr>
+        <w:t xml:space="preserve"> Слава святій, одноістотній, животворящій і нероздільній Тройці, завжди, нині і повсякчас, і на віки віків.</w:t>
       </w:r>
     </w:p>
     <w:p>
@@ -15252,7 +17612,7 @@
           <w:sz w:val="24"/>
           <w:szCs w:val="24"/>
         </w:rPr>
-        <w:t>(3 р.)</w:t>
+        <w:t>(3 р.)</w:t>
       </w:r>
       <w:r>
         <w:rPr>
@@ -15300,7 +17660,7 @@
           <w:sz w:val="24"/>
           <w:szCs w:val="24"/>
         </w:rPr>
-        <w:t>(2 р.)</w:t>
+        <w:t>(2 р.)</w:t>
       </w:r>
       <w:r>
         <w:rPr>
@@ -17668,7 +20028,7 @@
           <w:sz w:val="24"/>
           <w:szCs w:val="24"/>
         </w:rPr>
-        <w:t>(3 р.)</w:t>
+        <w:t>(3 р.)</w:t>
       </w:r>
     </w:p>
     <w:p>
@@ -17746,7 +20106,7 @@
           <w:sz w:val="24"/>
           <w:szCs w:val="24"/>
         </w:rPr>
-        <w:t>1. </w:t>
+        <w:t xml:space="preserve">1. </w:t>
       </w:r>
       <w:r>
         <w:rPr>
@@ -17794,7 +20154,7 @@
           <w:sz w:val="24"/>
           <w:szCs w:val="24"/>
         </w:rPr>
-        <w:t>2. </w:t>
+        <w:t xml:space="preserve">2. </w:t>
       </w:r>
       <w:r>
         <w:rPr>
@@ -17851,7 +20211,7 @@
           <w:sz w:val="24"/>
           <w:szCs w:val="24"/>
         </w:rPr>
-        <w:t> Від ночі лине дух наш до тебе, Боже, бо світлом є повеління твої. Навчи нас, Боже, правди твоєї, заповідей</w:t>
+        <w:t xml:space="preserve"> Від ночі лине дух наш до тебе, Боже, бо світлом є повеління твої. Навчи нас, Боже, правди твоєї, заповідей</w:t>
       </w:r>
       <w:r>
         <w:rPr>
@@ -17899,7 +20259,7 @@
           <w:sz w:val="24"/>
           <w:szCs w:val="24"/>
         </w:rPr>
-        <w:t> Владико, Боже святий і неосяжний, що казав із темряви сві</w:t>
+        <w:t xml:space="preserve"> Владико, Боже святий і неосяжний, що казав із темряви сві</w:t>
       </w:r>
       <w:r>
         <w:rPr>
@@ -17965,7 +20325,7 @@
           <w:sz w:val="24"/>
           <w:szCs w:val="24"/>
         </w:rPr>
-        <w:t> Скарбе добра, джерело невисихаюче, Отче святий, чудотворче всесильний і вседержителю! Усі тобі поклоняємося і тобі молимося та твої милості і твої ласки призиваємо на поміч і на заступництво нашій смиренності. Пом'яни, Господи, слуг твоїх, прийм</w:t>
+        <w:t xml:space="preserve"> Скарбе добра, джерело невисихаюче, Отче святий, чудотворче всесильний і вседержителю! Усі тобі поклоняємося і тобі молимося та твої милості і твої ласки призиваємо на поміч і на заступництво нашій смиренності. Пом'яни, Господи, слуг твоїх, прийм</w:t>
       </w:r>
       <w:r>
         <w:rPr>
@@ -18004,7 +20364,7 @@
           <w:sz w:val="24"/>
           <w:szCs w:val="24"/>
         </w:rPr>
-        <w:t>6. </w:t>
+        <w:t xml:space="preserve">6. </w:t>
       </w:r>
       <w:r>
         <w:rPr>
@@ -18070,7 +20430,7 @@
           <w:sz w:val="24"/>
           <w:szCs w:val="24"/>
         </w:rPr>
-        <w:t> Боже й Отче Господа нашого Ісуса Христа! Ти підніс нас з постелі нашої і зібрав на годину молитви. Дай нам ласку в</w:t>
+        <w:t xml:space="preserve"> Боже й Отче Господа нашого Ісуса Христа! Ти підніс нас з постелі нашої і зібрав на годину молитви. Дай нам ласку в</w:t>
       </w:r>
       <w:r>
         <w:rPr>
@@ -18118,7 +20478,7 @@
           <w:sz w:val="24"/>
           <w:szCs w:val="24"/>
         </w:rPr>
-        <w:t>8. </w:t>
+        <w:t xml:space="preserve">8. </w:t>
       </w:r>
       <w:r>
         <w:rPr>
@@ -18175,7 +20535,7 @@
           <w:sz w:val="24"/>
           <w:szCs w:val="24"/>
         </w:rPr>
-        <w:t> Господи, Боже наш! Ти за покаянн</w:t>
+        <w:t xml:space="preserve"> Господи, Боже наш! Ти за покаянн</w:t>
       </w:r>
       <w:r>
         <w:rPr>
@@ -18258,7 +20618,7 @@
           <w:sz w:val="24"/>
           <w:szCs w:val="24"/>
         </w:rPr>
-        <w:t> Боже, Боже наш! Ти сотворив розумні й духовні сили своєю волею. Тебе просимо й тобі молимося: Прийми наші посильні величання з усіма твоїми творіннями і збагати щедрими даруваннями твоєї ласки. Бо пере</w:t>
+        <w:t xml:space="preserve"> Боже, Боже наш! Ти сотворив розумні й духовні сили своєю волею. Тебе просимо й тобі молимося: Прийми наші посильні величання з усіма твоїми творіннями і збагати щедрими даруваннями твоєї ласки. Бо пере</w:t>
       </w:r>
       <w:r>
         <w:rPr>
@@ -18297,7 +20657,7 @@
           <w:sz w:val="24"/>
           <w:szCs w:val="24"/>
         </w:rPr>
-        <w:t>11. </w:t>
+        <w:t xml:space="preserve">11. </w:t>
       </w:r>
       <w:r>
         <w:rPr>
@@ -19948,7 +22308,7 @@
           <w:sz w:val="24"/>
           <w:szCs w:val="24"/>
         </w:rPr>
-        <w:t>(г. 4, подібний: Негайно поспіши):</w:t>
+        <w:t>(г. 4, подібний: Негайно поспіши):</w:t>
       </w:r>
       <w:r>
         <w:rPr>
@@ -20334,7 +22694,7 @@
           <w:sz w:val="24"/>
           <w:szCs w:val="24"/>
         </w:rPr>
-        <w:t>(г. 8):</w:t>
+        <w:t>(г. 8):</w:t>
       </w:r>
       <w:r>
         <w:rPr>
@@ -20471,7 +22831,7 @@
           <w:sz w:val="24"/>
           <w:szCs w:val="24"/>
         </w:rPr>
-        <w:t>(3 р.)</w:t>
+        <w:t>(3 р.)</w:t>
       </w:r>
       <w:r>
         <w:rPr>
@@ -20509,7 +22869,7 @@
           <w:sz w:val="24"/>
           <w:szCs w:val="24"/>
         </w:rPr>
-        <w:t>(3 р.)</w:t>
+        <w:t>(3 р.)</w:t>
       </w:r>
       <w:r>
         <w:rPr>
@@ -20555,7 +22915,7 @@
           <w:sz w:val="24"/>
           <w:szCs w:val="24"/>
         </w:rPr>
-        <w:t>(3 р.)</w:t>
+        <w:t>(3 р.)</w:t>
       </w:r>
       <w:r>
         <w:rPr>
@@ -20593,7 +22953,7 @@
           <w:sz w:val="24"/>
           <w:szCs w:val="24"/>
         </w:rPr>
-        <w:t>(3 р.)</w:t>
+        <w:t>(3 р.)</w:t>
       </w:r>
       <w:r>
         <w:rPr>
@@ -20631,7 +22991,7 @@
           <w:sz w:val="24"/>
           <w:szCs w:val="24"/>
         </w:rPr>
-        <w:t>(3 р.)</w:t>
+        <w:t>(3 р.)</w:t>
       </w:r>
       <w:r>
         <w:rPr>
@@ -20669,7 +23029,7 @@
           <w:sz w:val="24"/>
           <w:szCs w:val="24"/>
         </w:rPr>
-        <w:t>(3 р.)</w:t>
+        <w:t>(3 р.)</w:t>
       </w:r>
       <w:r>
         <w:rPr>
@@ -20708,7 +23068,7 @@
           <w:sz w:val="24"/>
           <w:szCs w:val="24"/>
         </w:rPr>
-        <w:t>(3 р.)</w:t>
+        <w:t>(3 р.)</w:t>
       </w:r>
       <w:r>
         <w:rPr>
@@ -20747,7 +23107,7 @@
           <w:sz w:val="24"/>
           <w:szCs w:val="24"/>
         </w:rPr>
-        <w:t>(3 р.)</w:t>
+        <w:t>(3 р.)</w:t>
       </w:r>
       <w:r>
         <w:rPr>
@@ -21022,7 +23382,7 @@
           <w:sz w:val="24"/>
           <w:szCs w:val="24"/>
         </w:rPr>
-        <w:t>(3 р.)</w:t>
+        <w:t>(3 р.)</w:t>
       </w:r>
     </w:p>
     <w:p>
@@ -21242,39 +23602,19 @@
       </w:pPr>
       <w:r>
         <w:rPr>
-          <w:rFonts w:ascii="Times New Roman" w:hAnsi="Times New Roman" w:cs="Times New Roman"/>
-          <w:i/>
-          <w:color w:val="FF0000"/>
-          <w:sz w:val="24"/>
-          <w:szCs w:val="24"/>
-        </w:rPr>
-        <w:t>Священик: </w:t>
-      </w:r>
-      <w:r>
-        <w:rPr>
-          <w:rFonts w:ascii="Times New Roman" w:hAnsi="Times New Roman" w:cs="Times New Roman"/>
-          <w:color w:val="000000"/>
-          <w:sz w:val="24"/>
-          <w:szCs w:val="24"/>
-        </w:rPr>
-        <w:t>Бо благословилося і прославилося і</w:t>
-      </w:r>
-      <w:r>
-        <w:rPr>
-          <w:rFonts w:ascii="Times New Roman" w:hAnsi="Times New Roman" w:cs="Times New Roman"/>
-          <w:color w:val="000000"/>
-          <w:sz w:val="24"/>
-          <w:szCs w:val="24"/>
-        </w:rPr>
-        <w:t>м’я Твоє Отця, і Сина, і Святого Духа</w:t>
-      </w:r>
-      <w:r>
-        <w:rPr>
-          <w:rFonts w:ascii="Times New Roman" w:hAnsi="Times New Roman" w:cs="Times New Roman"/>
-          <w:sz w:val="24"/>
-          <w:szCs w:val="24"/>
-        </w:rPr>
-        <w:t>, нині і повсякчас, і на віки віків.</w:t>
+          <w:rFonts w:ascii="Times New Roman" w:hAnsi="Times New Roman"/>
+          <w:i/>
+          <w:color w:val="FF4400"/>
+          <w:sz w:val="24"/>
+        </w:rPr>
+        <w:t>Священик:</w:t>
+      </w:r>
+      <w:r>
+        <w:rPr>
+          <w:rFonts w:ascii="Times New Roman" w:hAnsi="Times New Roman"/>
+          <w:sz w:val="24"/>
+        </w:rPr>
+        <w:t xml:space="preserve"> Бо благословилося і прославилося ім’я Твоє Отця, і Сина, і Святого Духа, нині і повсякчас, і на віки віків.</w:t>
       </w:r>
     </w:p>
     <w:p>
@@ -21366,7 +23706,7 @@
           <w:sz w:val="24"/>
           <w:szCs w:val="24"/>
         </w:rPr>
-        <w:t>(г. 8):</w:t>
+        <w:t>(г. 8):</w:t>
       </w:r>
       <w:r>
         <w:rPr>
@@ -21627,19 +23967,17 @@
       </w:pPr>
       <w:r>
         <w:rPr>
-          <w:rFonts w:ascii="Times New Roman" w:hAnsi="Times New Roman" w:cs="Times New Roman"/>
-          <w:i/>
-          <w:color w:val="FF0000"/>
-          <w:sz w:val="24"/>
-          <w:szCs w:val="24"/>
+          <w:rFonts w:ascii="Times New Roman" w:hAnsi="Times New Roman"/>
+          <w:i/>
+          <w:color w:val="FF4400"/>
+          <w:sz w:val="24"/>
         </w:rPr>
         <w:t>Священик:</w:t>
       </w:r>
       <w:r>
         <w:rPr>
-          <w:rFonts w:ascii="Times New Roman" w:hAnsi="Times New Roman" w:cs="Times New Roman"/>
-          <w:sz w:val="24"/>
-          <w:szCs w:val="24"/>
+          <w:rFonts w:ascii="Times New Roman" w:hAnsi="Times New Roman"/>
+          <w:sz w:val="24"/>
         </w:rPr>
         <w:t xml:space="preserve"> Мир всім.</w:t>
       </w:r>
@@ -21715,7 +24053,7 @@
           <w:sz w:val="24"/>
           <w:szCs w:val="24"/>
         </w:rPr>
-        <w:t>Псалом 115  (г. 4)</w:t>
+        <w:t>Псалом 115  (г. 4)</w:t>
       </w:r>
     </w:p>
     <w:p>
@@ -22153,7 +24491,7 @@
           <w:sz w:val="24"/>
           <w:szCs w:val="24"/>
         </w:rPr>
-        <w:t>(3 р.)</w:t>
+        <w:t>(3 р.)</w:t>
       </w:r>
       <w:r>
         <w:rPr>
@@ -22196,30 +24534,19 @@
       </w:pPr>
       <w:r>
         <w:rPr>
-          <w:rFonts w:ascii="Times New Roman" w:hAnsi="Times New Roman" w:cs="Times New Roman"/>
-          <w:i/>
-          <w:color w:val="FF0000"/>
-          <w:sz w:val="24"/>
-          <w:szCs w:val="24"/>
+          <w:rFonts w:ascii="Times New Roman" w:hAnsi="Times New Roman"/>
+          <w:i/>
+          <w:color w:val="FF4400"/>
+          <w:sz w:val="24"/>
         </w:rPr>
         <w:t>Священик:</w:t>
       </w:r>
       <w:r>
         <w:rPr>
-          <w:rFonts w:ascii="Times New Roman" w:hAnsi="Times New Roman" w:cs="Times New Roman"/>
-          <w:color w:val="FF0000"/>
-          <w:sz w:val="24"/>
-          <w:szCs w:val="24"/>
-        </w:rPr>
-        <w:t xml:space="preserve"> </w:t>
-      </w:r>
-      <w:r>
-        <w:rPr>
-          <w:rFonts w:ascii="Times New Roman" w:hAnsi="Times New Roman" w:cs="Times New Roman"/>
-          <w:sz w:val="24"/>
-          <w:szCs w:val="24"/>
-        </w:rPr>
-        <w:t>Мир всім!</w:t>
+          <w:rFonts w:ascii="Times New Roman" w:hAnsi="Times New Roman"/>
+          <w:sz w:val="24"/>
+        </w:rPr>
+        <w:t xml:space="preserve"> Мир всім!</w:t>
       </w:r>
     </w:p>
     <w:p>
@@ -22263,30 +24590,19 @@
       </w:pPr>
       <w:r>
         <w:rPr>
-          <w:rFonts w:ascii="Times New Roman" w:hAnsi="Times New Roman" w:cs="Times New Roman"/>
-          <w:i/>
-          <w:color w:val="FF0000"/>
-          <w:sz w:val="24"/>
-          <w:szCs w:val="24"/>
+          <w:rFonts w:ascii="Times New Roman" w:hAnsi="Times New Roman"/>
+          <w:i/>
+          <w:color w:val="FF4400"/>
+          <w:sz w:val="24"/>
         </w:rPr>
         <w:t>Священик:</w:t>
       </w:r>
       <w:r>
         <w:rPr>
-          <w:rFonts w:ascii="Times New Roman" w:hAnsi="Times New Roman" w:cs="Times New Roman"/>
-          <w:color w:val="FF0000"/>
-          <w:sz w:val="24"/>
-          <w:szCs w:val="24"/>
-        </w:rPr>
-        <w:t xml:space="preserve"> </w:t>
-      </w:r>
-      <w:r>
-        <w:rPr>
-          <w:rFonts w:ascii="Times New Roman" w:hAnsi="Times New Roman" w:cs="Times New Roman"/>
-          <w:sz w:val="24"/>
-          <w:szCs w:val="24"/>
-        </w:rPr>
-        <w:t>Від Луки святого Євангелія читання.</w:t>
+          <w:rFonts w:ascii="Times New Roman" w:hAnsi="Times New Roman"/>
+          <w:sz w:val="24"/>
+        </w:rPr>
+        <w:t xml:space="preserve"> Від Луки святого Євангелія читання.</w:t>
       </w:r>
     </w:p>
     <w:p>
@@ -22984,7 +25300,7 @@
           <w:sz w:val="24"/>
           <w:szCs w:val="24"/>
         </w:rPr>
-        <w:t>(г. 6):</w:t>
+        <w:t>(г. 6):</w:t>
       </w:r>
       <w:r>
         <w:rPr>
@@ -23099,7 +25415,7 @@
           <w:sz w:val="24"/>
           <w:szCs w:val="24"/>
         </w:rPr>
-        <w:t>(г. 6):</w:t>
+        <w:t>(г. 6):</w:t>
       </w:r>
       <w:r>
         <w:rPr>
@@ -23277,7 +25593,7 @@
           <w:sz w:val="24"/>
           <w:szCs w:val="24"/>
         </w:rPr>
-        <w:t>(12 р.)</w:t>
+        <w:t>(12 р.)</w:t>
       </w:r>
       <w:r>
         <w:rPr>
@@ -23494,7 +25810,7 @@
           <w:sz w:val="24"/>
           <w:szCs w:val="24"/>
         </w:rPr>
-        <w:t> </w:t>
+        <w:t xml:space="preserve"> </w:t>
       </w:r>
       <w:r>
         <w:rPr>
@@ -23692,7 +26008,7 @@
           <w:sz w:val="24"/>
           <w:szCs w:val="24"/>
         </w:rPr>
-        <w:t> </w:t>
+        <w:t xml:space="preserve"> </w:t>
       </w:r>
       <w:r>
         <w:rPr>
@@ -23754,7 +26070,7 @@
           <w:sz w:val="24"/>
           <w:szCs w:val="24"/>
         </w:rPr>
-        <w:t> </w:t>
+        <w:t xml:space="preserve"> </w:t>
       </w:r>
       <w:r>
         <w:rPr>
@@ -23934,7 +26250,7 @@
           <w:sz w:val="24"/>
           <w:szCs w:val="24"/>
         </w:rPr>
-        <w:t> В утробу Твою, Всенепорочна, вселився Господь заради спасіння тих, що з вірою прославляють Тебе.</w:t>
+        <w:t xml:space="preserve"> В утробу Твою, Всенепорочна, вселився Господь заради спасіння тих, що з вірою прославляють Тебе.</w:t>
       </w:r>
     </w:p>
     <w:p>
@@ -24167,7 +26483,7 @@
           <w:sz w:val="24"/>
           <w:szCs w:val="24"/>
         </w:rPr>
-        <w:t>нник: </w:t>
+        <w:t xml:space="preserve">нник: </w:t>
       </w:r>
       <w:r>
         <w:rPr>
@@ -24289,7 +26605,7 @@
           <w:sz w:val="24"/>
           <w:szCs w:val="24"/>
         </w:rPr>
-        <w:t> </w:t>
+        <w:t xml:space="preserve"> </w:t>
       </w:r>
       <w:r>
         <w:rPr>
@@ -24469,7 +26785,7 @@
           <w:sz w:val="24"/>
           <w:szCs w:val="24"/>
         </w:rPr>
-        <w:t> Ниво духовна, Приснодіво, Ти, як із борозни колос, виростила Бога всіх, що все створіння годує.</w:t>
+        <w:t xml:space="preserve"> Ниво духовна, Приснодіво, Ти, як із борозни колос, виростила Бога всіх, що все створіння годує.</w:t>
       </w:r>
     </w:p>
     <w:p>
@@ -24522,7 +26838,7 @@
           <w:sz w:val="24"/>
           <w:szCs w:val="24"/>
         </w:rPr>
-        <w:t> </w:t>
+        <w:t xml:space="preserve"> </w:t>
       </w:r>
       <w:r>
         <w:rPr>
@@ -24703,7 +27019,7 @@
           <w:sz w:val="24"/>
           <w:szCs w:val="24"/>
         </w:rPr>
-        <w:t> </w:t>
+        <w:t xml:space="preserve"> </w:t>
       </w:r>
       <w:r>
         <w:rPr>
@@ -24765,7 +27081,7 @@
           <w:sz w:val="24"/>
           <w:szCs w:val="24"/>
         </w:rPr>
-        <w:t> </w:t>
+        <w:t xml:space="preserve"> </w:t>
       </w:r>
       <w:r>
         <w:rPr>
@@ -24947,7 +27263,7 @@
           <w:sz w:val="24"/>
           <w:szCs w:val="24"/>
         </w:rPr>
-        <w:t> </w:t>
+        <w:t xml:space="preserve"> </w:t>
       </w:r>
       <w:r>
         <w:rPr>
@@ -25196,7 +27512,7 @@
           <w:sz w:val="24"/>
           <w:szCs w:val="24"/>
         </w:rPr>
-        <w:t>Священник: </w:t>
+        <w:t xml:space="preserve">Священник: </w:t>
       </w:r>
       <w:r>
         <w:rPr>
@@ -25286,7 +27602,7 @@
           <w:sz w:val="24"/>
           <w:szCs w:val="24"/>
         </w:rPr>
-        <w:t>Кондак: (г. 3):</w:t>
+        <w:t>Кондак: (г. 3):</w:t>
       </w:r>
       <w:r>
         <w:rPr>
@@ -25360,7 +27676,7 @@
           <w:sz w:val="24"/>
           <w:szCs w:val="24"/>
         </w:rPr>
-        <w:t> </w:t>
+        <w:t xml:space="preserve"> </w:t>
       </w:r>
       <w:r>
         <w:rPr>
@@ -25550,7 +27866,7 @@
           <w:sz w:val="24"/>
           <w:szCs w:val="24"/>
         </w:rPr>
-        <w:t> Породивши превічне Слово, Нове Немовля, Ти, Діво, нас, що застарілись у гріхах, оновила і навчила співати: отців наших Боже, благословен єси.</w:t>
+        <w:t xml:space="preserve"> Породивши превічне Слово, Нове Немовля, Ти, Діво, нас, що застарілись у гріхах, оновила і навчила співати: отців наших Боже, благословен єси.</w:t>
       </w:r>
     </w:p>
     <w:p>
@@ -25603,7 +27919,7 @@
           <w:sz w:val="24"/>
           <w:szCs w:val="24"/>
         </w:rPr>
-        <w:t xml:space="preserve">  </w:t>
+        <w:t xml:space="preserve">  </w:t>
       </w:r>
       <w:r>
         <w:rPr>
@@ -25800,7 +28116,7 @@
           <w:sz w:val="24"/>
           <w:szCs w:val="24"/>
         </w:rPr>
-        <w:t> </w:t>
+        <w:t xml:space="preserve"> </w:t>
       </w:r>
       <w:r>
         <w:rPr>
@@ -26138,7 +28454,7 @@
           <w:sz w:val="24"/>
           <w:szCs w:val="24"/>
         </w:rPr>
-        <w:t>Ірмос (г. 8):</w:t>
+        <w:t>Ірмос (г. 8):</w:t>
       </w:r>
       <w:r>
         <w:rPr>
@@ -26537,39 +28853,19 @@
       </w:pPr>
       <w:r>
         <w:rPr>
-          <w:rFonts w:ascii="Times New Roman" w:hAnsi="Times New Roman" w:cs="Times New Roman"/>
-          <w:i/>
-          <w:color w:val="FF0000"/>
-          <w:sz w:val="24"/>
-          <w:szCs w:val="24"/>
-        </w:rPr>
-        <w:t>Священик: </w:t>
-      </w:r>
-      <w:r>
-        <w:rPr>
-          <w:rFonts w:ascii="Times New Roman" w:hAnsi="Times New Roman" w:cs="Times New Roman"/>
-          <w:color w:val="000000"/>
-          <w:sz w:val="24"/>
-          <w:szCs w:val="24"/>
-        </w:rPr>
-        <w:t>Бо Тебе хв</w:t>
-      </w:r>
-      <w:r>
-        <w:rPr>
-          <w:rFonts w:ascii="Times New Roman" w:hAnsi="Times New Roman" w:cs="Times New Roman"/>
-          <w:color w:val="000000"/>
-          <w:sz w:val="24"/>
-          <w:szCs w:val="24"/>
-        </w:rPr>
-        <w:t>алять усі сили небесні і Тобі славу возсилаємо: Отцю, і Сину, і Святому Духові</w:t>
-      </w:r>
-      <w:r>
-        <w:rPr>
-          <w:rFonts w:ascii="Times New Roman" w:hAnsi="Times New Roman" w:cs="Times New Roman"/>
-          <w:sz w:val="24"/>
-          <w:szCs w:val="24"/>
-        </w:rPr>
-        <w:t>, нині і повсякчас, і на віки віків.</w:t>
+          <w:rFonts w:ascii="Times New Roman" w:hAnsi="Times New Roman"/>
+          <w:i/>
+          <w:color w:val="FF4400"/>
+          <w:sz w:val="24"/>
+        </w:rPr>
+        <w:t>Священик:</w:t>
+      </w:r>
+      <w:r>
+        <w:rPr>
+          <w:rFonts w:ascii="Times New Roman" w:hAnsi="Times New Roman"/>
+          <w:sz w:val="24"/>
+        </w:rPr>
+        <w:t xml:space="preserve"> Бо Тебе хвалять усі сили небесні і Тобі славу возсилаємо: Отцю, і Сину, і Святому Духові, нині і повсякчас, і на віки віків.</w:t>
       </w:r>
     </w:p>
     <w:p>
@@ -27343,7 +29639,7 @@
           <w:sz w:val="24"/>
           <w:szCs w:val="24"/>
         </w:rPr>
-        <w:t>(г. 6, подібний: На третій день):</w:t>
+        <w:t>(г. 6, подібний: На третій день):</w:t>
       </w:r>
       <w:r>
         <w:rPr>
@@ -27545,7 +29841,7 @@
           <w:sz w:val="24"/>
           <w:szCs w:val="24"/>
         </w:rPr>
-        <w:t>(г. 8, подібний: О, преславне чудо):</w:t>
+        <w:t>(г. 8, подібний: О, преславне чудо):</w:t>
       </w:r>
       <w:r>
         <w:rPr>
@@ -27707,7 +30003,7 @@
           <w:sz w:val="24"/>
           <w:szCs w:val="24"/>
         </w:rPr>
-        <w:t xml:space="preserve">(г. 6): </w:t>
+        <w:t xml:space="preserve">(г. 6): </w:t>
       </w:r>
       <w:r>
         <w:rPr>
@@ -27761,7 +30057,7 @@
           <w:sz w:val="24"/>
           <w:szCs w:val="24"/>
         </w:rPr>
-        <w:t>(г. 3):</w:t>
+        <w:t>(г. 3):</w:t>
       </w:r>
       <w:r>
         <w:rPr>
@@ -27978,20 +30274,17 @@
       </w:pPr>
       <w:r>
         <w:rPr>
-          <w:rFonts w:ascii="Times New Roman" w:hAnsi="Times New Roman" w:cs="Times New Roman"/>
-          <w:i/>
-          <w:color w:val="FF0000"/>
-          <w:sz w:val="24"/>
-          <w:szCs w:val="24"/>
+          <w:rFonts w:ascii="Times New Roman" w:hAnsi="Times New Roman"/>
+          <w:i/>
+          <w:color w:val="FF4400"/>
+          <w:sz w:val="24"/>
         </w:rPr>
         <w:t>Священик:</w:t>
       </w:r>
       <w:r>
         <w:rPr>
-          <w:rFonts w:ascii="Times New Roman" w:hAnsi="Times New Roman" w:cs="Times New Roman"/>
-          <w:color w:val="000000"/>
-          <w:sz w:val="24"/>
-          <w:szCs w:val="24"/>
+          <w:rFonts w:ascii="Times New Roman" w:hAnsi="Times New Roman"/>
+          <w:sz w:val="24"/>
         </w:rPr>
         <w:t xml:space="preserve"> Слава Тобі, що Світло нам показав! </w:t>
       </w:r>
@@ -28438,7 +30731,7 @@
           <w:sz w:val="24"/>
           <w:szCs w:val="24"/>
         </w:rPr>
-        <w:t>(3 р.).</w:t>
+        <w:t>(3 р.).</w:t>
       </w:r>
     </w:p>
     <w:p>
@@ -29017,198 +31310,251 @@
     </w:p>
     <w:p>
       <w:pPr>
-        <w:spacing w:after="120"/>
-        <w:jc w:val="both"/>
-        <w:rPr>
-          <w:rFonts w:ascii="Times New Roman" w:hAnsi="Times New Roman" w:cs="Times New Roman"/>
-          <w:sz w:val="24"/>
-          <w:szCs w:val="24"/>
-        </w:rPr>
-      </w:pPr>
-      <w:r>
-        <w:rPr>
-          <w:rFonts w:ascii="Times New Roman" w:hAnsi="Times New Roman" w:cs="Times New Roman"/>
-          <w:i/>
-          <w:color w:val="FF0000"/>
-          <w:sz w:val="24"/>
-          <w:szCs w:val="24"/>
+        <w:pStyle w:val="a"/>
+        <w:spacing w:after="120"/>
+      </w:pPr>
+      <w:r>
+        <w:rPr>
+          <w:rFonts w:ascii="Times New Roman" w:hAnsi="Times New Roman"/>
+          <w:i/>
+          <w:color w:val="FF0000"/>
+          <w:sz w:val="24"/>
         </w:rPr>
         <w:t>Вірні:</w:t>
       </w:r>
       <w:r>
         <w:rPr>
-          <w:rFonts w:ascii="Times New Roman" w:hAnsi="Times New Roman" w:cs="Times New Roman"/>
-          <w:sz w:val="24"/>
-          <w:szCs w:val="24"/>
-        </w:rPr>
-        <w:t xml:space="preserve"> Амінь.</w:t>
-      </w:r>
-    </w:p>
-    <w:p>
-      <w:pPr>
-        <w:spacing w:after="120"/>
-        <w:jc w:val="both"/>
-        <w:rPr>
-          <w:rFonts w:ascii="Times New Roman" w:hAnsi="Times New Roman" w:cs="Times New Roman"/>
-          <w:sz w:val="24"/>
-          <w:szCs w:val="24"/>
-        </w:rPr>
+          <w:rFonts w:ascii="Times New Roman" w:hAnsi="Times New Roman"/>
+          <w:color w:val="000000"/>
+          <w:sz w:val="24"/>
+        </w:rPr>
+        <w:t xml:space="preserve"> </w:t>
+      </w:r>
+      <w:r>
+        <w:rPr>
+          <w:rFonts w:ascii="Times New Roman" w:hAnsi="Times New Roman"/>
+          <w:color w:val="000000"/>
+          <w:sz w:val="24"/>
+        </w:rPr>
+        <w:t>Амі</w:t>
+      </w:r>
+      <w:r>
+        <w:rPr>
+          <w:rFonts w:ascii="Times New Roman" w:hAnsi="Times New Roman"/>
+          <w:sz w:val="24"/>
+        </w:rPr>
+        <w:t>́</w:t>
+      </w:r>
+      <w:r>
+        <w:rPr>
+          <w:rFonts w:ascii="Times New Roman" w:hAnsi="Times New Roman"/>
+          <w:color w:val="000000"/>
+          <w:sz w:val="24"/>
+        </w:rPr>
+        <w:t>нь</w:t>
+      </w:r>
+      <w:r>
+        <w:rPr>
+          <w:rFonts w:ascii="Times New Roman" w:hAnsi="Times New Roman"/>
+          <w:color w:val="000000"/>
+          <w:sz w:val="24"/>
+        </w:rPr>
+        <w:t>.</w:t>
+      </w:r>
+    </w:p>
+    <w:p>
+      <w:pPr>
+        <w:pStyle w:val="a"/>
+        <w:spacing w:after="120"/>
       </w:pPr>
     </w:p>
     <w:p>
       <w:pPr>
         <w:pStyle w:val="3"/>
-        <w:spacing w:before="0" w:after="120"/>
-        <w:jc w:val="center"/>
-        <w:rPr>
-          <w:rFonts w:ascii="Times New Roman" w:eastAsia="Times New Roman" w:hAnsi="Times New Roman" w:cs="Times New Roman"/>
-          <w:b/>
-          <w:i/>
-          <w:color w:val="FF0000"/>
-        </w:rPr>
-      </w:pPr>
-      <w:r>
-        <w:rPr>
-          <w:rFonts w:ascii="Times New Roman" w:eastAsia="Times New Roman" w:hAnsi="Times New Roman" w:cs="Times New Roman"/>
-          <w:b/>
-          <w:i/>
-          <w:color w:val="FF0000"/>
+        <w:spacing w:after="120"/>
+      </w:pPr>
+      <w:r>
+        <w:rPr>
+          <w:rFonts w:ascii="Times New Roman" w:hAnsi="Times New Roman"/>
+          <w:i/>
+          <w:color w:val="FF0000"/>
+          <w:sz w:val="24"/>
         </w:rPr>
         <w:t>Прохальна єктенія</w:t>
       </w:r>
     </w:p>
     <w:p>
       <w:pPr>
-        <w:spacing w:after="120"/>
-        <w:jc w:val="both"/>
-        <w:rPr>
-          <w:rFonts w:ascii="Times New Roman" w:hAnsi="Times New Roman" w:cs="Times New Roman"/>
-          <w:sz w:val="24"/>
-          <w:szCs w:val="24"/>
-        </w:rPr>
-      </w:pPr>
-      <w:bookmarkStart w:id="5" w:name="_heading=h.3znysh7" w:colFirst="0" w:colLast="0"/>
-      <w:bookmarkEnd w:id="5"/>
-      <w:r>
-        <w:rPr>
-          <w:rFonts w:ascii="Times New Roman" w:hAnsi="Times New Roman" w:cs="Times New Roman"/>
-          <w:sz w:val="24"/>
-          <w:szCs w:val="24"/>
-        </w:rPr>
-        <w:t>Сповнім вечірню молитву нашу Господеві.</w:t>
-      </w:r>
-    </w:p>
-    <w:p>
-      <w:pPr>
-        <w:spacing w:after="120"/>
-        <w:jc w:val="both"/>
-        <w:rPr>
-          <w:rFonts w:ascii="Times New Roman" w:hAnsi="Times New Roman" w:cs="Times New Roman"/>
-          <w:sz w:val="24"/>
-          <w:szCs w:val="24"/>
-        </w:rPr>
-      </w:pPr>
-      <w:r>
-        <w:rPr>
-          <w:rFonts w:ascii="Times New Roman" w:hAnsi="Times New Roman" w:cs="Times New Roman"/>
-          <w:i/>
-          <w:color w:val="FF0000"/>
-          <w:sz w:val="24"/>
-          <w:szCs w:val="24"/>
+        <w:pStyle w:val="a4"/>
+        <w:spacing w:after="120"/>
+      </w:pPr>
+      <w:r>
+        <w:rPr>
+          <w:rFonts w:ascii="Times New Roman" w:hAnsi="Times New Roman"/>
+          <w:color w:val="000000"/>
+          <w:sz w:val="24"/>
+        </w:rPr>
+        <w:t xml:space="preserve">Сповнім </w:t>
+      </w:r>
+      <w:r>
+        <w:rPr>
+          <w:rFonts w:ascii="Times New Roman" w:hAnsi="Times New Roman"/>
+          <w:color w:val="000000"/>
+          <w:sz w:val="24"/>
+        </w:rPr>
+        <w:t>ранішню</w:t>
+      </w:r>
+      <w:r>
+        <w:rPr>
+          <w:rFonts w:ascii="Times New Roman" w:hAnsi="Times New Roman"/>
+          <w:color w:val="000000"/>
+          <w:sz w:val="24"/>
+        </w:rPr>
+        <w:t xml:space="preserve"> </w:t>
+      </w:r>
+      <w:r>
+        <w:rPr>
+          <w:rFonts w:ascii="Times New Roman" w:hAnsi="Times New Roman"/>
+          <w:color w:val="000000"/>
+          <w:sz w:val="24"/>
+        </w:rPr>
+        <w:t>молитву нашу Господеві.</w:t>
+      </w:r>
+    </w:p>
+    <w:p>
+      <w:pPr>
+        <w:pStyle w:val="a"/>
+        <w:spacing w:after="120"/>
+      </w:pPr>
+      <w:r>
+        <w:rPr>
+          <w:rFonts w:ascii="Times New Roman" w:hAnsi="Times New Roman"/>
+          <w:i/>
+          <w:color w:val="FF0000"/>
+          <w:sz w:val="24"/>
         </w:rPr>
         <w:t>Вірні:</w:t>
       </w:r>
       <w:r>
         <w:rPr>
-          <w:rFonts w:ascii="Times New Roman" w:hAnsi="Times New Roman" w:cs="Times New Roman"/>
-          <w:color w:val="FF0000"/>
-          <w:sz w:val="24"/>
-          <w:szCs w:val="24"/>
+          <w:rFonts w:ascii="Times New Roman" w:hAnsi="Times New Roman"/>
+          <w:color w:val="FF0000"/>
+          <w:sz w:val="24"/>
         </w:rPr>
         <w:t xml:space="preserve"> </w:t>
       </w:r>
       <w:r>
         <w:rPr>
-          <w:rFonts w:ascii="Times New Roman" w:hAnsi="Times New Roman" w:cs="Times New Roman"/>
-          <w:sz w:val="24"/>
-          <w:szCs w:val="24"/>
-        </w:rPr>
-        <w:t>Господи, помилуй.</w:t>
-      </w:r>
-    </w:p>
-    <w:p>
-      <w:pPr>
-        <w:spacing w:after="120"/>
-        <w:rPr>
-          <w:rFonts w:ascii="Times New Roman" w:hAnsi="Times New Roman" w:cs="Times New Roman"/>
-          <w:sz w:val="24"/>
-          <w:szCs w:val="24"/>
-        </w:rPr>
-      </w:pPr>
-      <w:r>
-        <w:rPr>
-          <w:rFonts w:ascii="Times New Roman" w:hAnsi="Times New Roman" w:cs="Times New Roman"/>
-          <w:sz w:val="24"/>
-          <w:szCs w:val="24"/>
+          <w:rFonts w:ascii="Times New Roman" w:hAnsi="Times New Roman"/>
+          <w:color w:val="000000"/>
+          <w:sz w:val="24"/>
+        </w:rPr>
+        <w:t>Го</w:t>
+      </w:r>
+      <w:r>
+        <w:rPr>
+          <w:rFonts w:ascii="Times New Roman" w:hAnsi="Times New Roman"/>
+          <w:color w:val="000000"/>
+          <w:sz w:val="24"/>
+        </w:rPr>
+        <w:t>́</w:t>
+      </w:r>
+      <w:r>
+        <w:rPr>
+          <w:rFonts w:ascii="Times New Roman" w:hAnsi="Times New Roman"/>
+          <w:color w:val="000000"/>
+          <w:sz w:val="24"/>
+        </w:rPr>
+        <w:t>споди, помилуй.</w:t>
+      </w:r>
+    </w:p>
+    <w:p>
+      <w:pPr>
+        <w:pStyle w:val="a"/>
+        <w:spacing w:after="120"/>
+      </w:pPr>
+      <w:r>
+        <w:rPr>
+          <w:rFonts w:ascii="Times New Roman" w:hAnsi="Times New Roman"/>
+          <w:sz w:val="24"/>
         </w:rPr>
         <w:t>Заступи, спаси, помилуй і охорони нас, Боже, Твоєю благодаттю</w:t>
       </w:r>
     </w:p>
     <w:p>
       <w:pPr>
-        <w:spacing w:after="120"/>
-        <w:jc w:val="both"/>
-        <w:rPr>
-          <w:rFonts w:ascii="Times New Roman" w:hAnsi="Times New Roman" w:cs="Times New Roman"/>
-          <w:sz w:val="24"/>
-          <w:szCs w:val="24"/>
-        </w:rPr>
-      </w:pPr>
-      <w:r>
-        <w:rPr>
-          <w:rFonts w:ascii="Times New Roman" w:hAnsi="Times New Roman" w:cs="Times New Roman"/>
-          <w:i/>
-          <w:color w:val="FF0000"/>
-          <w:sz w:val="24"/>
-          <w:szCs w:val="24"/>
+        <w:pStyle w:val="a"/>
+        <w:spacing w:after="120"/>
+      </w:pPr>
+      <w:r>
+        <w:rPr>
+          <w:rFonts w:ascii="Times New Roman" w:hAnsi="Times New Roman"/>
+          <w:i/>
+          <w:color w:val="FF0000"/>
+          <w:sz w:val="24"/>
         </w:rPr>
         <w:t>Вірні:</w:t>
       </w:r>
       <w:r>
         <w:rPr>
-          <w:rFonts w:ascii="Times New Roman" w:hAnsi="Times New Roman" w:cs="Times New Roman"/>
-          <w:color w:val="FF0000"/>
-          <w:sz w:val="24"/>
-          <w:szCs w:val="24"/>
+          <w:rFonts w:ascii="Times New Roman" w:hAnsi="Times New Roman"/>
+          <w:color w:val="FF0000"/>
+          <w:sz w:val="24"/>
         </w:rPr>
         <w:t xml:space="preserve"> </w:t>
       </w:r>
       <w:r>
         <w:rPr>
-          <w:rFonts w:ascii="Times New Roman" w:hAnsi="Times New Roman" w:cs="Times New Roman"/>
-          <w:sz w:val="24"/>
-          <w:szCs w:val="24"/>
-        </w:rPr>
-        <w:t>Господи, помилуй.</w:t>
-      </w:r>
-    </w:p>
-    <w:p>
-      <w:pPr>
-        <w:spacing w:after="120"/>
-        <w:jc w:val="both"/>
-        <w:rPr>
-          <w:rFonts w:ascii="Times New Roman" w:hAnsi="Times New Roman" w:cs="Times New Roman"/>
-          <w:sz w:val="24"/>
-          <w:szCs w:val="24"/>
-        </w:rPr>
-      </w:pPr>
-      <w:r>
-        <w:rPr>
-          <w:rFonts w:ascii="Times New Roman" w:hAnsi="Times New Roman" w:cs="Times New Roman"/>
-          <w:sz w:val="24"/>
-          <w:szCs w:val="24"/>
-        </w:rPr>
-        <w:t>Вечора всього досконалого, святого, мирного і безгрішного у Господа просім.</w:t>
+          <w:rFonts w:ascii="Times New Roman" w:hAnsi="Times New Roman"/>
+          <w:color w:val="000000"/>
+          <w:sz w:val="24"/>
+        </w:rPr>
+        <w:t>Го</w:t>
+      </w:r>
+      <w:r>
+        <w:rPr>
+          <w:rFonts w:ascii="Times New Roman" w:hAnsi="Times New Roman"/>
+          <w:sz w:val="24"/>
+        </w:rPr>
+        <w:t>́</w:t>
+      </w:r>
+      <w:r>
+        <w:rPr>
+          <w:rFonts w:ascii="Times New Roman" w:hAnsi="Times New Roman"/>
+          <w:color w:val="000000"/>
+          <w:sz w:val="24"/>
+        </w:rPr>
+        <w:t>споди, помилуй.</w:t>
+      </w:r>
+    </w:p>
+    <w:p>
+      <w:pPr>
+        <w:pStyle w:val="a4"/>
+        <w:spacing w:after="120"/>
+      </w:pPr>
+      <w:r>
+        <w:rPr>
+          <w:rFonts w:ascii="Times New Roman" w:hAnsi="Times New Roman"/>
+          <w:color w:val="000000"/>
+          <w:sz w:val="24"/>
+        </w:rPr>
+        <w:t>Дня</w:t>
+      </w:r>
+      <w:r>
+        <w:rPr>
+          <w:rFonts w:ascii="Times New Roman" w:hAnsi="Times New Roman"/>
+          <w:color w:val="000000"/>
+          <w:sz w:val="24"/>
+        </w:rPr>
+        <w:t xml:space="preserve"> </w:t>
+      </w:r>
+      <w:r>
+        <w:rPr>
+          <w:rFonts w:ascii="Times New Roman" w:hAnsi="Times New Roman"/>
+          <w:color w:val="000000"/>
+          <w:sz w:val="24"/>
+        </w:rPr>
+        <w:t>всього досконалого, святого, мирного і безгрішного у Господа просім.</w:t>
       </w:r>
     </w:p>
     <w:p>
@@ -29590,16 +31936,43 @@
       </w:pPr>
       <w:r>
         <w:rPr>
-          <w:rFonts w:ascii="Times New Roman" w:hAnsi="Times New Roman" w:cs="Times New Roman"/>
-          <w:i/>
-          <w:color w:val="FF0000"/>
-          <w:sz w:val="24"/>
-          <w:szCs w:val="24"/>
+          <w:rFonts w:ascii="Times New Roman" w:hAnsi="Times New Roman"/>
+          <w:i/>
+          <w:color w:val="FF4400"/>
+          <w:sz w:val="24"/>
         </w:rPr>
         <w:t>Священик:</w:t>
       </w:r>
       <w:r>
         <w:rPr>
+          <w:rFonts w:ascii="Times New Roman" w:hAnsi="Times New Roman"/>
+          <w:sz w:val="24"/>
+        </w:rPr>
+        <w:t xml:space="preserve"> Бо Ти – Бог милости, ласк і людинолюбности, і Тобі славу віддаємо, Отцю, і Сину, і Святому Духові, нині, і повсякчас, і на віки віків.</w:t>
+      </w:r>
+    </w:p>
+    <w:p>
+      <w:pPr>
+        <w:spacing w:after="120"/>
+        <w:jc w:val="both"/>
+        <w:rPr>
+          <w:rFonts w:ascii="Times New Roman" w:hAnsi="Times New Roman" w:cs="Times New Roman"/>
+          <w:sz w:val="24"/>
+          <w:szCs w:val="24"/>
+        </w:rPr>
+      </w:pPr>
+      <w:r>
+        <w:rPr>
+          <w:rFonts w:ascii="Times New Roman" w:hAnsi="Times New Roman" w:cs="Times New Roman"/>
+          <w:i/>
+          <w:color w:val="FF0000"/>
+          <w:sz w:val="24"/>
+          <w:szCs w:val="24"/>
+        </w:rPr>
+        <w:t>Вірні:</w:t>
+      </w:r>
+      <w:r>
+        <w:rPr>
           <w:rFonts w:ascii="Times New Roman" w:hAnsi="Times New Roman" w:cs="Times New Roman"/>
           <w:color w:val="FF0000"/>
           <w:sz w:val="24"/>
@@ -29610,54 +31983,6 @@
       <w:r>
         <w:rPr>
           <w:rFonts w:ascii="Times New Roman" w:hAnsi="Times New Roman" w:cs="Times New Roman"/>
-          <w:color w:val="000000"/>
-          <w:sz w:val="24"/>
-          <w:szCs w:val="24"/>
-        </w:rPr>
-        <w:t>Бо Ти – Бог милости, ласк і людинолюбности, і Тобі славу</w:t>
-      </w:r>
-      <w:r>
-        <w:rPr>
-          <w:rFonts w:ascii="Times New Roman" w:hAnsi="Times New Roman" w:cs="Times New Roman"/>
-          <w:color w:val="000000"/>
-          <w:sz w:val="24"/>
-          <w:szCs w:val="24"/>
-        </w:rPr>
-        <w:t xml:space="preserve"> віддаємо, Отцю, і Сину, і Святому Духові, нині, і повсякчас, і на віки віків.</w:t>
-      </w:r>
-    </w:p>
-    <w:p>
-      <w:pPr>
-        <w:spacing w:after="120"/>
-        <w:jc w:val="both"/>
-        <w:rPr>
-          <w:rFonts w:ascii="Times New Roman" w:hAnsi="Times New Roman" w:cs="Times New Roman"/>
-          <w:sz w:val="24"/>
-          <w:szCs w:val="24"/>
-        </w:rPr>
-      </w:pPr>
-      <w:r>
-        <w:rPr>
-          <w:rFonts w:ascii="Times New Roman" w:hAnsi="Times New Roman" w:cs="Times New Roman"/>
-          <w:i/>
-          <w:color w:val="FF0000"/>
-          <w:sz w:val="24"/>
-          <w:szCs w:val="24"/>
-        </w:rPr>
-        <w:t>Вірні:</w:t>
-      </w:r>
-      <w:r>
-        <w:rPr>
-          <w:rFonts w:ascii="Times New Roman" w:hAnsi="Times New Roman" w:cs="Times New Roman"/>
-          <w:color w:val="FF0000"/>
-          <w:sz w:val="24"/>
-          <w:szCs w:val="24"/>
-        </w:rPr>
-        <w:t xml:space="preserve"> </w:t>
-      </w:r>
-      <w:r>
-        <w:rPr>
-          <w:rFonts w:ascii="Times New Roman" w:hAnsi="Times New Roman" w:cs="Times New Roman"/>
           <w:sz w:val="24"/>
           <w:szCs w:val="24"/>
         </w:rPr>
@@ -29676,19 +32001,17 @@
       </w:pPr>
       <w:r>
         <w:rPr>
-          <w:rFonts w:ascii="Times New Roman" w:hAnsi="Times New Roman" w:cs="Times New Roman"/>
-          <w:i/>
-          <w:color w:val="FF0000"/>
-          <w:sz w:val="24"/>
-          <w:szCs w:val="24"/>
+          <w:rFonts w:ascii="Times New Roman" w:hAnsi="Times New Roman"/>
+          <w:i/>
+          <w:color w:val="FF4400"/>
+          <w:sz w:val="24"/>
         </w:rPr>
         <w:t>Священик:</w:t>
       </w:r>
       <w:r>
         <w:rPr>
-          <w:rFonts w:ascii="Times New Roman" w:hAnsi="Times New Roman" w:cs="Times New Roman"/>
-          <w:sz w:val="24"/>
-          <w:szCs w:val="24"/>
+          <w:rFonts w:ascii="Times New Roman" w:hAnsi="Times New Roman"/>
+          <w:sz w:val="24"/>
         </w:rPr>
         <w:t xml:space="preserve"> Мир всім.</w:t>
       </w:r>
@@ -30005,16 +32328,43 @@
       </w:pPr>
       <w:r>
         <w:rPr>
-          <w:rFonts w:ascii="Times New Roman" w:hAnsi="Times New Roman" w:cs="Times New Roman"/>
-          <w:i/>
-          <w:color w:val="FF0000"/>
-          <w:sz w:val="24"/>
-          <w:szCs w:val="24"/>
+          <w:rFonts w:ascii="Times New Roman" w:hAnsi="Times New Roman"/>
+          <w:i/>
+          <w:color w:val="FF4400"/>
+          <w:sz w:val="24"/>
         </w:rPr>
         <w:t>Священик:</w:t>
       </w:r>
       <w:r>
         <w:rPr>
+          <w:rFonts w:ascii="Times New Roman" w:hAnsi="Times New Roman"/>
+          <w:sz w:val="24"/>
+        </w:rPr>
+        <w:t xml:space="preserve"> Благословенний Христос, Бог наш, завжди, нині і повсякчас, і на віки віків.</w:t>
+      </w:r>
+    </w:p>
+    <w:p>
+      <w:pPr>
+        <w:spacing w:after="120"/>
+        <w:jc w:val="both"/>
+        <w:rPr>
+          <w:rFonts w:ascii="Times New Roman" w:hAnsi="Times New Roman" w:cs="Times New Roman"/>
+          <w:sz w:val="24"/>
+          <w:szCs w:val="24"/>
+        </w:rPr>
+      </w:pPr>
+      <w:r>
+        <w:rPr>
+          <w:rFonts w:ascii="Times New Roman" w:hAnsi="Times New Roman" w:cs="Times New Roman"/>
+          <w:i/>
+          <w:color w:val="FF0000"/>
+          <w:sz w:val="24"/>
+          <w:szCs w:val="24"/>
+        </w:rPr>
+        <w:t>Вірні:</w:t>
+      </w:r>
+      <w:r>
+        <w:rPr>
           <w:rFonts w:ascii="Times New Roman" w:hAnsi="Times New Roman" w:cs="Times New Roman"/>
           <w:color w:val="FF0000"/>
           <w:sz w:val="24"/>
@@ -30028,7 +32378,34 @@
           <w:sz w:val="24"/>
           <w:szCs w:val="24"/>
         </w:rPr>
-        <w:t>Благословенний Христос, Бог наш, завжди, нині і повсякчас, і на віки віків.</w:t>
+        <w:t>Амінь. Утверди, Боже, святу православну віру на віки віків.</w:t>
+      </w:r>
+    </w:p>
+    <w:p>
+      <w:pPr>
+        <w:spacing w:after="120"/>
+        <w:jc w:val="both"/>
+        <w:rPr>
+          <w:rFonts w:ascii="Times New Roman" w:hAnsi="Times New Roman" w:cs="Times New Roman"/>
+          <w:sz w:val="24"/>
+          <w:szCs w:val="24"/>
+        </w:rPr>
+      </w:pPr>
+      <w:r>
+        <w:rPr>
+          <w:rFonts w:ascii="Times New Roman" w:hAnsi="Times New Roman"/>
+          <w:i/>
+          <w:color w:val="FF4400"/>
+          <w:sz w:val="24"/>
+        </w:rPr>
+        <w:t>Священик:</w:t>
+      </w:r>
+      <w:r>
+        <w:rPr>
+          <w:rFonts w:ascii="Times New Roman" w:hAnsi="Times New Roman"/>
+          <w:sz w:val="24"/>
+        </w:rPr>
+        <w:t xml:space="preserve"> Пресвята Богородице, спаси нас.</w:t>
       </w:r>
     </w:p>
     <w:p>
@@ -30054,6 +32431,62 @@
       <w:r>
         <w:rPr>
           <w:rFonts w:ascii="Times New Roman" w:hAnsi="Times New Roman" w:cs="Times New Roman"/>
+          <w:sz w:val="24"/>
+          <w:szCs w:val="24"/>
+        </w:rPr>
+        <w:t xml:space="preserve"> Чеснішу від херувимів* і незрівнянно славнішу від серафимів,* що без зотління Бога Слово породила,* сущу Богородицю, тебе величаємо.</w:t>
+      </w:r>
+    </w:p>
+    <w:p>
+      <w:pPr>
+        <w:spacing w:after="120"/>
+        <w:jc w:val="both"/>
+        <w:rPr>
+          <w:rFonts w:ascii="Times New Roman" w:hAnsi="Times New Roman" w:cs="Times New Roman"/>
+          <w:sz w:val="24"/>
+          <w:szCs w:val="24"/>
+        </w:rPr>
+      </w:pPr>
+      <w:r>
+        <w:rPr>
+          <w:rFonts w:ascii="Times New Roman" w:hAnsi="Times New Roman"/>
+          <w:i/>
+          <w:color w:val="FF4400"/>
+          <w:sz w:val="24"/>
+        </w:rPr>
+        <w:t>Священик:</w:t>
+      </w:r>
+      <w:r>
+        <w:rPr>
+          <w:rFonts w:ascii="Times New Roman" w:hAnsi="Times New Roman"/>
+          <w:sz w:val="24"/>
+        </w:rPr>
+        <w:t xml:space="preserve"> Слава тобі, Христе Боже, надіє наша, слава тобі!</w:t>
+      </w:r>
+    </w:p>
+    <w:p>
+      <w:pPr>
+        <w:spacing w:after="120"/>
+        <w:jc w:val="both"/>
+        <w:rPr>
+          <w:rFonts w:ascii="Times New Roman" w:hAnsi="Times New Roman" w:cs="Times New Roman"/>
+          <w:sz w:val="24"/>
+          <w:szCs w:val="24"/>
+        </w:rPr>
+      </w:pPr>
+      <w:r>
+        <w:rPr>
+          <w:rFonts w:ascii="Times New Roman" w:hAnsi="Times New Roman" w:cs="Times New Roman"/>
+          <w:i/>
+          <w:color w:val="FF0000"/>
+          <w:sz w:val="24"/>
+          <w:szCs w:val="24"/>
+        </w:rPr>
+        <w:t>Вірні:</w:t>
+      </w:r>
+      <w:r>
+        <w:rPr>
+          <w:rFonts w:ascii="Times New Roman" w:hAnsi="Times New Roman" w:cs="Times New Roman"/>
           <w:color w:val="FF0000"/>
           <w:sz w:val="24"/>
           <w:szCs w:val="24"/>
@@ -30066,222 +32499,68 @@
           <w:sz w:val="24"/>
           <w:szCs w:val="24"/>
         </w:rPr>
-        <w:t>Амінь. Утверди, Боже, святу православну віру на віки віків.</w:t>
-      </w:r>
-    </w:p>
-    <w:p>
-      <w:pPr>
-        <w:spacing w:after="120"/>
-        <w:jc w:val="both"/>
-        <w:rPr>
-          <w:rFonts w:ascii="Times New Roman" w:hAnsi="Times New Roman" w:cs="Times New Roman"/>
-          <w:sz w:val="24"/>
-          <w:szCs w:val="24"/>
-        </w:rPr>
-      </w:pPr>
-      <w:r>
-        <w:rPr>
-          <w:rFonts w:ascii="Times New Roman" w:hAnsi="Times New Roman" w:cs="Times New Roman"/>
-          <w:i/>
-          <w:color w:val="FF0000"/>
-          <w:sz w:val="24"/>
-          <w:szCs w:val="24"/>
+        <w:t xml:space="preserve">Слава Отцю і Сину, і Святому Духові, і нині і повсякчас, і на віки віків. Амінь. Господи, помилуй </w:t>
+      </w:r>
+      <w:r>
+        <w:rPr>
+          <w:rFonts w:ascii="Times New Roman" w:hAnsi="Times New Roman" w:cs="Times New Roman"/>
+          <w:i/>
+          <w:color w:val="FF0000"/>
+          <w:sz w:val="24"/>
+          <w:szCs w:val="24"/>
+        </w:rPr>
+        <w:t>(3 р.)</w:t>
+      </w:r>
+      <w:r>
+        <w:rPr>
+          <w:rFonts w:ascii="Times New Roman" w:hAnsi="Times New Roman" w:cs="Times New Roman"/>
+          <w:i/>
+          <w:sz w:val="24"/>
+          <w:szCs w:val="24"/>
+        </w:rPr>
+        <w:t>.</w:t>
+      </w:r>
+      <w:r>
+        <w:rPr>
+          <w:rFonts w:ascii="Times New Roman" w:hAnsi="Times New Roman" w:cs="Times New Roman"/>
+          <w:sz w:val="24"/>
+          <w:szCs w:val="24"/>
+        </w:rPr>
+        <w:t xml:space="preserve"> Благослови.</w:t>
+      </w:r>
+    </w:p>
+    <w:p>
+      <w:r>
+        <w:rPr>
+          <w:rFonts w:ascii="Times New Roman" w:hAnsi="Times New Roman"/>
+          <w:i/>
+          <w:color w:val="FF4400"/>
+          <w:sz w:val="24"/>
         </w:rPr>
         <w:t>Священик:</w:t>
       </w:r>
       <w:r>
         <w:rPr>
-          <w:rFonts w:ascii="Times New Roman" w:hAnsi="Times New Roman" w:cs="Times New Roman"/>
-          <w:sz w:val="24"/>
-          <w:szCs w:val="24"/>
-        </w:rPr>
-        <w:t xml:space="preserve"> Пресвята Богородице, спаси нас.</w:t>
-      </w:r>
-    </w:p>
-    <w:p>
-      <w:pPr>
-        <w:spacing w:after="120"/>
-        <w:jc w:val="both"/>
-        <w:rPr>
-          <w:rFonts w:ascii="Times New Roman" w:hAnsi="Times New Roman" w:cs="Times New Roman"/>
-          <w:sz w:val="24"/>
-          <w:szCs w:val="24"/>
-        </w:rPr>
-      </w:pPr>
-      <w:r>
-        <w:rPr>
-          <w:rFonts w:ascii="Times New Roman" w:hAnsi="Times New Roman" w:cs="Times New Roman"/>
-          <w:i/>
-          <w:color w:val="FF0000"/>
-          <w:sz w:val="24"/>
-          <w:szCs w:val="24"/>
-        </w:rPr>
-        <w:t>Вірні:</w:t>
-      </w:r>
-      <w:r>
-        <w:rPr>
-          <w:rFonts w:ascii="Times New Roman" w:hAnsi="Times New Roman" w:cs="Times New Roman"/>
-          <w:sz w:val="24"/>
-          <w:szCs w:val="24"/>
-        </w:rPr>
-        <w:t xml:space="preserve"> Чеснішу від херувимів* і незрівнянно славнішу від серафимів,* що без зотління Бога Слово породила,* сущу Богородицю, тебе величаємо.</w:t>
-      </w:r>
-    </w:p>
-    <w:p>
-      <w:pPr>
-        <w:spacing w:after="120"/>
-        <w:jc w:val="both"/>
-        <w:rPr>
-          <w:rFonts w:ascii="Times New Roman" w:hAnsi="Times New Roman" w:cs="Times New Roman"/>
-          <w:sz w:val="24"/>
-          <w:szCs w:val="24"/>
-        </w:rPr>
-      </w:pPr>
-      <w:r>
-        <w:rPr>
-          <w:rFonts w:ascii="Times New Roman" w:hAnsi="Times New Roman" w:cs="Times New Roman"/>
-          <w:i/>
-          <w:color w:val="FF0000"/>
-          <w:sz w:val="24"/>
-          <w:szCs w:val="24"/>
-        </w:rPr>
-        <w:t>Священик:</w:t>
-      </w:r>
-      <w:r>
-        <w:rPr>
-          <w:rFonts w:ascii="Times New Roman" w:hAnsi="Times New Roman" w:cs="Times New Roman"/>
-          <w:color w:val="FF0000"/>
-          <w:sz w:val="24"/>
-          <w:szCs w:val="24"/>
-        </w:rPr>
-        <w:t xml:space="preserve"> </w:t>
-      </w:r>
-      <w:r>
-        <w:rPr>
-          <w:rFonts w:ascii="Times New Roman" w:hAnsi="Times New Roman" w:cs="Times New Roman"/>
-          <w:sz w:val="24"/>
-          <w:szCs w:val="24"/>
-        </w:rPr>
-        <w:t>Слав</w:t>
-      </w:r>
-      <w:r>
-        <w:rPr>
-          <w:rFonts w:ascii="Times New Roman" w:hAnsi="Times New Roman" w:cs="Times New Roman"/>
-          <w:sz w:val="24"/>
-          <w:szCs w:val="24"/>
-        </w:rPr>
-        <w:t>а тобі, Христе Боже, надіє наша, слава тобі!</w:t>
-      </w:r>
-    </w:p>
-    <w:p>
-      <w:pPr>
-        <w:spacing w:after="120"/>
-        <w:jc w:val="both"/>
-        <w:rPr>
-          <w:rFonts w:ascii="Times New Roman" w:hAnsi="Times New Roman" w:cs="Times New Roman"/>
-          <w:sz w:val="24"/>
-          <w:szCs w:val="24"/>
-        </w:rPr>
-      </w:pPr>
-      <w:r>
-        <w:rPr>
-          <w:rFonts w:ascii="Times New Roman" w:hAnsi="Times New Roman" w:cs="Times New Roman"/>
-          <w:i/>
-          <w:color w:val="FF0000"/>
-          <w:sz w:val="24"/>
-          <w:szCs w:val="24"/>
-        </w:rPr>
-        <w:t>Вірні:</w:t>
-      </w:r>
-      <w:r>
-        <w:rPr>
-          <w:rFonts w:ascii="Times New Roman" w:hAnsi="Times New Roman" w:cs="Times New Roman"/>
-          <w:color w:val="FF0000"/>
-          <w:sz w:val="24"/>
-          <w:szCs w:val="24"/>
-        </w:rPr>
-        <w:t xml:space="preserve"> </w:t>
-      </w:r>
-      <w:r>
-        <w:rPr>
-          <w:rFonts w:ascii="Times New Roman" w:hAnsi="Times New Roman" w:cs="Times New Roman"/>
-          <w:sz w:val="24"/>
-          <w:szCs w:val="24"/>
-        </w:rPr>
-        <w:t xml:space="preserve">Слава Отцю і Сину, і Святому Духові, і нині і повсякчас, і на віки віків. Амінь. Господи, помилуй </w:t>
-      </w:r>
-      <w:r>
-        <w:rPr>
-          <w:rFonts w:ascii="Times New Roman" w:hAnsi="Times New Roman" w:cs="Times New Roman"/>
-          <w:i/>
-          <w:color w:val="FF0000"/>
-          <w:sz w:val="24"/>
-          <w:szCs w:val="24"/>
-        </w:rPr>
-        <w:t>(3 р.)</w:t>
-      </w:r>
-      <w:r>
-        <w:rPr>
-          <w:rFonts w:ascii="Times New Roman" w:hAnsi="Times New Roman" w:cs="Times New Roman"/>
-          <w:i/>
-          <w:sz w:val="24"/>
-          <w:szCs w:val="24"/>
-        </w:rPr>
-        <w:t>.</w:t>
-      </w:r>
-      <w:r>
-        <w:rPr>
-          <w:rFonts w:ascii="Times New Roman" w:hAnsi="Times New Roman" w:cs="Times New Roman"/>
-          <w:sz w:val="24"/>
-          <w:szCs w:val="24"/>
-        </w:rPr>
-        <w:t xml:space="preserve"> Благослови.</w:t>
-      </w:r>
-    </w:p>
-    <w:p>
-      <w:pPr>
-        <w:spacing w:after="120"/>
-        <w:jc w:val="both"/>
-        <w:rPr>
-          <w:rFonts w:ascii="Times New Roman" w:hAnsi="Times New Roman" w:cs="Times New Roman"/>
-          <w:sz w:val="24"/>
-          <w:szCs w:val="24"/>
-        </w:rPr>
-      </w:pPr>
-      <w:r>
-        <w:rPr>
-          <w:rFonts w:ascii="Times New Roman" w:hAnsi="Times New Roman" w:cs="Times New Roman"/>
-          <w:i/>
-          <w:color w:val="FF0000"/>
-          <w:sz w:val="24"/>
-          <w:szCs w:val="24"/>
-        </w:rPr>
-        <w:t>Священик:</w:t>
-      </w:r>
-      <w:r>
-        <w:rPr>
-          <w:rFonts w:ascii="Times New Roman" w:hAnsi="Times New Roman" w:cs="Times New Roman"/>
-          <w:color w:val="FF0000"/>
-          <w:sz w:val="24"/>
-          <w:szCs w:val="24"/>
-        </w:rPr>
-        <w:t> </w:t>
-      </w:r>
-      <w:r>
-        <w:rPr>
-          <w:rFonts w:ascii="Times New Roman" w:hAnsi="Times New Roman" w:cs="Times New Roman"/>
-          <w:sz w:val="24"/>
-          <w:szCs w:val="24"/>
-        </w:rPr>
-        <w:t xml:space="preserve">Христос, істинний Бог наш, молитвами пречистої своєї Матері, святих славних </w:t>
-      </w:r>
-      <w:r>
-        <w:rPr>
-          <w:rFonts w:ascii="Times New Roman" w:hAnsi="Times New Roman" w:cs="Times New Roman"/>
-          <w:sz w:val="24"/>
-          <w:szCs w:val="24"/>
-        </w:rPr>
-        <w:t>і всехвальних апостолів, і преподобного отця нашого Теодосія, ігумена Печерського, перенесення мощей якого днесь пам'ять творимо, і всіх святих, помилує і спасе нас, як благий і людинолюбний.</w:t>
+          <w:rFonts w:ascii="Times New Roman" w:hAnsi="Times New Roman"/>
+          <w:sz w:val="24"/>
+        </w:rPr>
+        <w:t xml:space="preserve"> Христос, істинний Бог наш - молитвами пречистої Своєї Матері, заступництвом святих славних і всехвальних апостолів, святого, </w:t>
+      </w:r>
+      <w:r>
+        <w:rPr>
+          <w:rFonts w:ascii="Times New Roman" w:hAnsi="Times New Roman"/>
+          <w:i/>
+          <w:color w:val="FF4400"/>
+          <w:sz w:val="24"/>
+        </w:rPr>
+        <w:t>якого є храм</w:t>
+      </w:r>
+      <w:r>
+        <w:rPr>
+          <w:rFonts w:ascii="Times New Roman" w:hAnsi="Times New Roman"/>
+          <w:sz w:val="24"/>
+        </w:rPr>
+        <w:t>, преподобного Теодосія, ігумена Печерського, що його чесних мощів перенесення сьогодні пам'ять світло звершуємо, святого пророка Міхея і всіх святих - помилує і спасе нас як благий і людинолюбний.</w:t>
       </w:r>
     </w:p>
     <w:p>
